--- a/zsDAW_dua_LMSXI_2025_2026_bitacora_VA.docx
+++ b/zsDAW_dua_LMSXI_2025_2026_bitacora_VA.docx
@@ -4602,16 +4602,61 @@
           <w:szCs w:val="20"/>
           <w:lang w:val="es-ES"/>
         </w:rPr>
-        <w:t xml:space="preserve"> (conceptos, relaciones y asociaciones): </w:t>
-      </w:r>
-      <w:r>
-        <w:rPr>
-          <w:rFonts w:ascii="Arial" w:hAnsi="Arial" w:cs="Arial"/>
-          <w:sz w:val="20"/>
-          <w:szCs w:val="20"/>
-          <w:lang w:val="es-ES"/>
-        </w:rPr>
-        <w:t xml:space="preserve">XML. </w:t>
+        <w:t xml:space="preserve"> (conceptos, relaciones y asociaciones):</w:t>
+      </w:r>
+      <w:r>
+        <w:rPr>
+          <w:rFonts w:ascii="Arial" w:hAnsi="Arial" w:cs="Arial"/>
+          <w:sz w:val="20"/>
+          <w:szCs w:val="20"/>
+          <w:lang w:val="es-ES"/>
+        </w:rPr>
+        <w:t xml:space="preserve"> </w:t>
+      </w:r>
+      <w:r>
+        <w:rPr>
+          <w:rFonts w:ascii="Arial" w:hAnsi="Arial" w:cs="Arial"/>
+          <w:sz w:val="20"/>
+          <w:szCs w:val="20"/>
+          <w:lang w:val="es-ES"/>
+        </w:rPr>
+        <w:t>Representación jerárquica de un documento XML como grafo de nodo</w:t>
+      </w:r>
+      <w:r>
+        <w:rPr>
+          <w:rFonts w:ascii="Arial" w:hAnsi="Arial" w:cs="Arial"/>
+          <w:sz w:val="20"/>
+          <w:szCs w:val="20"/>
+          <w:lang w:val="es-ES"/>
+        </w:rPr>
+        <w:t xml:space="preserve">s. Nodos y atributos. Tipos de nodos. </w:t>
+      </w:r>
+      <w:r>
+        <w:rPr>
+          <w:rFonts w:ascii="Arial" w:hAnsi="Arial" w:cs="Arial"/>
+          <w:sz w:val="20"/>
+          <w:szCs w:val="20"/>
+          <w:lang w:val="es-ES"/>
+        </w:rPr>
+        <w:t>Contexto de evaluación</w:t>
+      </w:r>
+      <w:r>
+        <w:rPr>
+          <w:rFonts w:ascii="Arial" w:hAnsi="Arial" w:cs="Arial"/>
+          <w:sz w:val="20"/>
+          <w:szCs w:val="20"/>
+          <w:lang w:val="es-ES"/>
+        </w:rPr>
+        <w:t xml:space="preserve">. </w:t>
+      </w:r>
+      <w:r>
+        <w:rPr>
+          <w:rFonts w:ascii="Arial" w:hAnsi="Arial" w:cs="Arial"/>
+          <w:sz w:val="20"/>
+          <w:szCs w:val="20"/>
+          <w:lang w:val="es-ES"/>
+        </w:rPr>
+        <w:t xml:space="preserve">Expresión </w:t>
       </w:r>
       <w:proofErr w:type="spellStart"/>
       <w:r>
@@ -4621,7 +4666,7 @@
           <w:szCs w:val="20"/>
           <w:lang w:val="es-ES"/>
         </w:rPr>
-        <w:t>Parser</w:t>
+        <w:t>XPath</w:t>
       </w:r>
       <w:proofErr w:type="spellEnd"/>
       <w:r>
@@ -4631,7 +4676,7 @@
           <w:szCs w:val="20"/>
           <w:lang w:val="es-ES"/>
         </w:rPr>
-        <w:t xml:space="preserve"> </w:t>
+        <w:t xml:space="preserve">. Funciones </w:t>
       </w:r>
       <w:proofErr w:type="spellStart"/>
       <w:r>
@@ -4641,7 +4686,7 @@
           <w:szCs w:val="20"/>
           <w:lang w:val="es-ES"/>
         </w:rPr>
-        <w:t>xml</w:t>
+        <w:t>XPath</w:t>
       </w:r>
       <w:proofErr w:type="spellEnd"/>
       <w:r>
@@ -4651,61 +4696,27 @@
           <w:szCs w:val="20"/>
           <w:lang w:val="es-ES"/>
         </w:rPr>
-        <w:t xml:space="preserve">. </w:t>
-      </w:r>
-      <w:r>
-        <w:rPr>
-          <w:rFonts w:ascii="Arial" w:hAnsi="Arial" w:cs="Arial"/>
-          <w:sz w:val="20"/>
-          <w:szCs w:val="20"/>
-          <w:lang w:val="es-ES"/>
-        </w:rPr>
-        <w:t xml:space="preserve">Documentos bien formados. Documentos válidos. Definición de documentos. </w:t>
-      </w:r>
-      <w:r>
-        <w:rPr>
-          <w:rFonts w:ascii="Arial" w:hAnsi="Arial" w:cs="Arial"/>
-          <w:sz w:val="20"/>
-          <w:szCs w:val="20"/>
-          <w:lang w:val="es-ES"/>
-        </w:rPr>
-        <w:t>C</w:t>
-      </w:r>
-      <w:r>
-        <w:rPr>
-          <w:rFonts w:ascii="Arial" w:hAnsi="Arial" w:cs="Arial"/>
-          <w:sz w:val="20"/>
-          <w:szCs w:val="20"/>
-          <w:lang w:val="es-ES"/>
-        </w:rPr>
-        <w:t>onstructores</w:t>
-      </w:r>
-      <w:r>
-        <w:rPr>
-          <w:rFonts w:ascii="Arial" w:hAnsi="Arial" w:cs="Arial"/>
-          <w:sz w:val="20"/>
-          <w:szCs w:val="20"/>
-          <w:lang w:val="es-ES"/>
-        </w:rPr>
-        <w:t xml:space="preserve"> (elementos, atributos)</w:t>
-      </w:r>
-      <w:r>
-        <w:rPr>
-          <w:rFonts w:ascii="Arial" w:hAnsi="Arial" w:cs="Arial"/>
-          <w:sz w:val="20"/>
-          <w:szCs w:val="20"/>
-          <w:lang w:val="es-ES"/>
-        </w:rPr>
-        <w:t xml:space="preserve">. Tecnología </w:t>
-      </w:r>
-      <w:r>
-        <w:rPr>
-          <w:rFonts w:ascii="Arial" w:hAnsi="Arial" w:cs="Arial"/>
-          <w:sz w:val="20"/>
-          <w:szCs w:val="20"/>
-          <w:lang w:val="es-ES"/>
-        </w:rPr>
-        <w:t>XML Schema</w:t>
+        <w:t xml:space="preserve">. Relación de </w:t>
+      </w:r>
+      <w:proofErr w:type="spellStart"/>
+      <w:r>
+        <w:rPr>
+          <w:rFonts w:ascii="Arial" w:hAnsi="Arial" w:cs="Arial"/>
+          <w:sz w:val="20"/>
+          <w:szCs w:val="20"/>
+          <w:lang w:val="es-ES"/>
+        </w:rPr>
+        <w:t>XPath</w:t>
+      </w:r>
+      <w:proofErr w:type="spellEnd"/>
+      <w:r>
+        <w:rPr>
+          <w:rFonts w:ascii="Arial" w:hAnsi="Arial" w:cs="Arial"/>
+          <w:sz w:val="20"/>
+          <w:szCs w:val="20"/>
+          <w:lang w:val="es-ES"/>
+        </w:rPr>
+        <w:t xml:space="preserve"> con otras tecnologías. </w:t>
       </w:r>
     </w:p>
     <w:p>
@@ -4749,17 +4760,57 @@
           <w:szCs w:val="20"/>
           <w:lang w:val="es-ES"/>
         </w:rPr>
-        <w:t xml:space="preserve">Verificación “Bien formado”. </w:t>
-      </w:r>
-      <w:r>
-        <w:rPr>
-          <w:rFonts w:ascii="Arial" w:hAnsi="Arial" w:cs="Arial"/>
-          <w:sz w:val="20"/>
-          <w:szCs w:val="20"/>
-          <w:lang w:val="es-ES"/>
-        </w:rPr>
-        <w:t>Validación</w:t>
-      </w:r>
+        <w:t>C</w:t>
+      </w:r>
+      <w:r>
+        <w:rPr>
+          <w:rFonts w:ascii="Arial" w:hAnsi="Arial" w:cs="Arial"/>
+          <w:sz w:val="20"/>
+          <w:szCs w:val="20"/>
+          <w:lang w:val="es-ES"/>
+        </w:rPr>
+        <w:t xml:space="preserve">onstrucción de una expresión </w:t>
+      </w:r>
+      <w:proofErr w:type="spellStart"/>
+      <w:r>
+        <w:rPr>
+          <w:rFonts w:ascii="Arial" w:hAnsi="Arial" w:cs="Arial"/>
+          <w:sz w:val="20"/>
+          <w:szCs w:val="20"/>
+          <w:lang w:val="es-ES"/>
+        </w:rPr>
+        <w:t>XPath</w:t>
+      </w:r>
+      <w:proofErr w:type="spellEnd"/>
+      <w:r>
+        <w:rPr>
+          <w:rFonts w:ascii="Arial" w:hAnsi="Arial" w:cs="Arial"/>
+          <w:sz w:val="20"/>
+          <w:szCs w:val="20"/>
+          <w:lang w:val="es-ES"/>
+        </w:rPr>
+        <w:t>.</w:t>
+      </w:r>
+      <w:r>
+        <w:rPr>
+          <w:rFonts w:ascii="Arial" w:hAnsi="Arial" w:cs="Arial"/>
+          <w:sz w:val="20"/>
+          <w:szCs w:val="20"/>
+          <w:lang w:val="es-ES"/>
+        </w:rPr>
+        <w:t xml:space="preserve"> Rutas, ejes y predicados. Ejecución de una expresión </w:t>
+      </w:r>
+      <w:proofErr w:type="spellStart"/>
+      <w:r>
+        <w:rPr>
+          <w:rFonts w:ascii="Arial" w:hAnsi="Arial" w:cs="Arial"/>
+          <w:sz w:val="20"/>
+          <w:szCs w:val="20"/>
+          <w:lang w:val="es-ES"/>
+        </w:rPr>
+        <w:t>XPath</w:t>
+      </w:r>
+      <w:proofErr w:type="spellEnd"/>
       <w:r>
         <w:rPr>
           <w:rFonts w:ascii="Arial" w:hAnsi="Arial" w:cs="Arial"/>
@@ -4768,24 +4819,6 @@
           <w:lang w:val="es-ES"/>
         </w:rPr>
         <w:t xml:space="preserve">. </w:t>
-      </w:r>
-      <w:r>
-        <w:rPr>
-          <w:rFonts w:ascii="Arial" w:hAnsi="Arial" w:cs="Arial"/>
-          <w:sz w:val="20"/>
-          <w:szCs w:val="20"/>
-          <w:lang w:val="es-ES"/>
-        </w:rPr>
-        <w:t xml:space="preserve">Definición de documentos XML (constructores). Validación por medio de </w:t>
-      </w:r>
-      <w:r>
-        <w:rPr>
-          <w:rFonts w:ascii="Arial" w:hAnsi="Arial" w:cs="Arial"/>
-          <w:sz w:val="20"/>
-          <w:szCs w:val="20"/>
-          <w:lang w:val="es-ES"/>
-        </w:rPr>
-        <w:t>XML Schema</w:t>
       </w:r>
     </w:p>
     <w:p>
@@ -4820,7 +4853,36 @@
           <w:szCs w:val="20"/>
           <w:lang w:val="es-ES"/>
         </w:rPr>
-        <w:t xml:space="preserve">: Editores de texto para XML. Notepad++. XML </w:t>
+        <w:t>: Editores XML</w:t>
+      </w:r>
+      <w:r>
+        <w:rPr>
+          <w:rFonts w:ascii="Arial" w:hAnsi="Arial" w:cs="Arial"/>
+          <w:sz w:val="20"/>
+          <w:szCs w:val="20"/>
+          <w:lang w:val="es-ES"/>
+        </w:rPr>
+        <w:t xml:space="preserve"> con soporte </w:t>
+      </w:r>
+      <w:proofErr w:type="spellStart"/>
+      <w:r>
+        <w:rPr>
+          <w:rFonts w:ascii="Arial" w:hAnsi="Arial" w:cs="Arial"/>
+          <w:sz w:val="20"/>
+          <w:szCs w:val="20"/>
+          <w:lang w:val="es-ES"/>
+        </w:rPr>
+        <w:t>XPath</w:t>
+      </w:r>
+      <w:proofErr w:type="spellEnd"/>
+      <w:r>
+        <w:rPr>
+          <w:rFonts w:ascii="Arial" w:hAnsi="Arial" w:cs="Arial"/>
+          <w:sz w:val="20"/>
+          <w:szCs w:val="20"/>
+          <w:lang w:val="es-ES"/>
+        </w:rPr>
+        <w:t xml:space="preserve">. Notepad++. XML </w:t>
       </w:r>
       <w:proofErr w:type="spellStart"/>
       <w:r>
@@ -5296,28 +5358,101 @@
     </w:p>
     <w:p>
       <w:pPr>
-        <w:spacing w:after="0"/>
-        <w:rPr>
-          <w:rFonts w:ascii="Arial" w:hAnsi="Arial" w:cs="Arial"/>
-          <w:b/>
-          <w:sz w:val="20"/>
-          <w:szCs w:val="20"/>
-          <w:lang w:val="es-ES"/>
-        </w:rPr>
-      </w:pPr>
-      <w:r>
-        <w:rPr>
-          <w:rFonts w:ascii="Arial" w:hAnsi="Arial" w:cs="Arial"/>
-          <w:b/>
-          <w:sz w:val="20"/>
-          <w:szCs w:val="20"/>
-          <w:lang w:val="es-ES"/>
-        </w:rPr>
-        <w:t>Recursos:</w:t>
+        <w:pStyle w:val="Prrafodelista"/>
+        <w:numPr>
+          <w:ilvl w:val="0"/>
+          <w:numId w:val="25"/>
+        </w:numPr>
+        <w:spacing w:after="120"/>
+        <w:rPr>
+          <w:sz w:val="20"/>
+          <w:szCs w:val="20"/>
+          <w:lang w:val="es-ES"/>
+        </w:rPr>
+      </w:pPr>
+      <w:r>
+        <w:rPr>
+          <w:rFonts w:ascii="Arial" w:hAnsi="Arial" w:cs="Arial"/>
+          <w:sz w:val="20"/>
+          <w:szCs w:val="20"/>
+        </w:rPr>
+        <w:t xml:space="preserve">Alternativas </w:t>
+      </w:r>
+      <w:r>
+        <w:rPr>
+          <w:rFonts w:ascii="Arial" w:hAnsi="Arial" w:cs="Arial"/>
+          <w:sz w:val="20"/>
+          <w:szCs w:val="20"/>
+        </w:rPr>
+        <w:t>en la definición de los elementos</w:t>
+      </w:r>
+      <w:r>
+        <w:rPr>
+          <w:rFonts w:ascii="Arial" w:hAnsi="Arial" w:cs="Arial"/>
+          <w:sz w:val="20"/>
+          <w:szCs w:val="20"/>
+        </w:rPr>
+        <w:t>. Experimentación con el ejercicio “</w:t>
+      </w:r>
+      <w:proofErr w:type="spellStart"/>
+      <w:r>
+        <w:rPr>
+          <w:rFonts w:ascii="Arial" w:hAnsi="Arial" w:cs="Arial"/>
+          <w:sz w:val="20"/>
+          <w:szCs w:val="20"/>
+        </w:rPr>
+        <w:t>Fichas_dePersonas</w:t>
+      </w:r>
+      <w:proofErr w:type="spellEnd"/>
+      <w:r>
+        <w:rPr>
+          <w:rFonts w:ascii="Arial" w:hAnsi="Arial" w:cs="Arial"/>
+          <w:sz w:val="20"/>
+          <w:szCs w:val="20"/>
+        </w:rPr>
+        <w:t>”. Documento “</w:t>
+      </w:r>
+      <w:r>
+        <w:rPr>
+          <w:rFonts w:ascii="Arial" w:hAnsi="Arial" w:cs="Arial"/>
+          <w:sz w:val="20"/>
+          <w:szCs w:val="20"/>
+        </w:rPr>
+        <w:t>Ejercicio_Fichas_dePersonas_discusion.pdf</w:t>
+      </w:r>
+      <w:r>
+        <w:rPr>
+          <w:rFonts w:ascii="Arial" w:hAnsi="Arial" w:cs="Arial"/>
+          <w:sz w:val="20"/>
+          <w:szCs w:val="20"/>
+        </w:rPr>
+        <w:t xml:space="preserve">” </w:t>
       </w:r>
     </w:p>
     <w:p>
       <w:pPr>
+        <w:spacing w:after="0"/>
+        <w:rPr>
+          <w:rFonts w:ascii="Arial" w:hAnsi="Arial" w:cs="Arial"/>
+          <w:b/>
+          <w:sz w:val="20"/>
+          <w:szCs w:val="20"/>
+          <w:lang w:val="es-ES"/>
+        </w:rPr>
+      </w:pPr>
+      <w:r>
+        <w:rPr>
+          <w:rFonts w:ascii="Arial" w:hAnsi="Arial" w:cs="Arial"/>
+          <w:b/>
+          <w:sz w:val="20"/>
+          <w:szCs w:val="20"/>
+          <w:lang w:val="es-ES"/>
+        </w:rPr>
+        <w:t>Recursos:</w:t>
+      </w:r>
+    </w:p>
+    <w:p>
+      <w:pPr>
         <w:spacing w:after="120"/>
         <w:ind w:left="360"/>
         <w:rPr>
@@ -5353,6 +5488,287 @@
           <w:szCs w:val="20"/>
         </w:rPr>
         <w:t>”&gt;</w:t>
+      </w:r>
+      <w:r>
+        <w:rPr>
+          <w:rFonts w:ascii="Arial" w:hAnsi="Arial" w:cs="Arial"/>
+          <w:sz w:val="20"/>
+          <w:szCs w:val="20"/>
+          <w:lang w:val="es-ES"/>
+        </w:rPr>
+        <w:t xml:space="preserve">  </w:t>
+      </w:r>
+    </w:p>
+    <w:p>
+      <w:pPr>
+        <w:spacing w:after="120"/>
+        <w:rPr>
+          <w:rFonts w:ascii="Arial" w:hAnsi="Arial" w:cs="Arial"/>
+          <w:b/>
+          <w:i/>
+          <w:sz w:val="20"/>
+          <w:szCs w:val="20"/>
+          <w:lang w:val="es-ES"/>
+        </w:rPr>
+      </w:pPr>
+      <w:r>
+        <w:rPr>
+          <w:rFonts w:ascii="Arial" w:hAnsi="Arial" w:cs="Arial"/>
+          <w:b/>
+          <w:i/>
+          <w:sz w:val="20"/>
+          <w:szCs w:val="20"/>
+          <w:lang w:val="es-ES"/>
+        </w:rPr>
+        <w:t>Martes</w:t>
+      </w:r>
+      <w:r>
+        <w:rPr>
+          <w:rFonts w:ascii="Arial" w:hAnsi="Arial" w:cs="Arial"/>
+          <w:b/>
+          <w:i/>
+          <w:sz w:val="20"/>
+          <w:szCs w:val="20"/>
+          <w:lang w:val="es-ES"/>
+        </w:rPr>
+        <w:t xml:space="preserve">, </w:t>
+      </w:r>
+      <w:r>
+        <w:rPr>
+          <w:rFonts w:ascii="Arial" w:hAnsi="Arial" w:cs="Arial"/>
+          <w:b/>
+          <w:i/>
+          <w:sz w:val="20"/>
+          <w:szCs w:val="20"/>
+          <w:lang w:val="es-ES"/>
+        </w:rPr>
+        <w:t>14</w:t>
+      </w:r>
+      <w:r>
+        <w:rPr>
+          <w:rFonts w:ascii="Arial" w:hAnsi="Arial" w:cs="Arial"/>
+          <w:b/>
+          <w:i/>
+          <w:sz w:val="20"/>
+          <w:szCs w:val="20"/>
+          <w:lang w:val="es-ES"/>
+        </w:rPr>
+        <w:t>.0</w:t>
+      </w:r>
+      <w:r>
+        <w:rPr>
+          <w:rFonts w:ascii="Arial" w:hAnsi="Arial" w:cs="Arial"/>
+          <w:b/>
+          <w:i/>
+          <w:sz w:val="20"/>
+          <w:szCs w:val="20"/>
+          <w:lang w:val="es-ES"/>
+        </w:rPr>
+        <w:t>4</w:t>
+      </w:r>
+      <w:r>
+        <w:rPr>
+          <w:rFonts w:ascii="Arial" w:hAnsi="Arial" w:cs="Arial"/>
+          <w:b/>
+          <w:i/>
+          <w:sz w:val="20"/>
+          <w:szCs w:val="20"/>
+          <w:lang w:val="es-ES"/>
+        </w:rPr>
+        <w:t xml:space="preserve">.2026 (2pl) </w:t>
+      </w:r>
+    </w:p>
+    <w:p>
+      <w:pPr>
+        <w:rPr>
+          <w:rFonts w:ascii="Arial" w:hAnsi="Arial" w:cs="Arial"/>
+          <w:sz w:val="20"/>
+          <w:szCs w:val="20"/>
+          <w:lang w:val="es-ES"/>
+        </w:rPr>
+      </w:pPr>
+      <w:r>
+        <w:rPr>
+          <w:rFonts w:ascii="Arial" w:hAnsi="Arial" w:cs="Arial"/>
+          <w:b/>
+          <w:sz w:val="20"/>
+          <w:szCs w:val="20"/>
+          <w:lang w:val="es-ES"/>
+        </w:rPr>
+        <w:t>Contenidos</w:t>
+      </w:r>
+      <w:r>
+        <w:rPr>
+          <w:rFonts w:ascii="Arial" w:hAnsi="Arial" w:cs="Arial"/>
+          <w:sz w:val="20"/>
+          <w:szCs w:val="20"/>
+          <w:lang w:val="es-ES"/>
+        </w:rPr>
+        <w:t>: XML</w:t>
+      </w:r>
+      <w:r>
+        <w:rPr>
+          <w:rFonts w:ascii="Arial" w:hAnsi="Arial" w:cs="Arial"/>
+          <w:sz w:val="20"/>
+          <w:szCs w:val="20"/>
+          <w:lang w:val="es-ES"/>
+        </w:rPr>
+        <w:t>:</w:t>
+      </w:r>
+      <w:r>
+        <w:rPr>
+          <w:rFonts w:ascii="Arial" w:hAnsi="Arial" w:cs="Arial"/>
+          <w:sz w:val="20"/>
+          <w:szCs w:val="20"/>
+          <w:lang w:val="es-ES"/>
+        </w:rPr>
+        <w:t xml:space="preserve"> Definición de documentos y validación. </w:t>
+      </w:r>
+      <w:r>
+        <w:rPr>
+          <w:rFonts w:ascii="Arial" w:hAnsi="Arial" w:cs="Arial"/>
+          <w:sz w:val="20"/>
+          <w:szCs w:val="20"/>
+          <w:lang w:val="es-ES"/>
+        </w:rPr>
+        <w:t xml:space="preserve">Tecnología </w:t>
+      </w:r>
+      <w:r>
+        <w:rPr>
+          <w:rFonts w:ascii="Arial" w:hAnsi="Arial" w:cs="Arial"/>
+          <w:sz w:val="20"/>
+          <w:szCs w:val="20"/>
+          <w:lang w:val="es-ES"/>
+        </w:rPr>
+        <w:t>XML Schema (XSD)</w:t>
+      </w:r>
+    </w:p>
+    <w:p>
+      <w:pPr>
+        <w:spacing w:after="120"/>
+        <w:rPr>
+          <w:sz w:val="20"/>
+          <w:szCs w:val="20"/>
+          <w:lang w:val="es-ES"/>
+        </w:rPr>
+      </w:pPr>
+      <w:r>
+        <w:rPr>
+          <w:sz w:val="20"/>
+          <w:szCs w:val="20"/>
+          <w:lang w:val="es-ES"/>
+        </w:rPr>
+        <w:t>Mismos ejes (Marco – Procesos/Procedimientos – Herramientas) que en la sesión anterior</w:t>
+      </w:r>
+    </w:p>
+    <w:p>
+      <w:pPr>
+        <w:spacing w:after="120"/>
+        <w:rPr>
+          <w:rFonts w:ascii="Arial" w:hAnsi="Arial" w:cs="Arial"/>
+          <w:sz w:val="20"/>
+          <w:szCs w:val="20"/>
+          <w:lang w:val="es-ES"/>
+        </w:rPr>
+      </w:pPr>
+      <w:r>
+        <w:rPr>
+          <w:rFonts w:ascii="Arial" w:hAnsi="Arial" w:cs="Arial"/>
+          <w:b/>
+          <w:sz w:val="20"/>
+          <w:szCs w:val="20"/>
+          <w:lang w:val="es-ES"/>
+        </w:rPr>
+        <w:t>Actividades didácticas</w:t>
+      </w:r>
+      <w:r>
+        <w:rPr>
+          <w:rFonts w:ascii="Arial" w:hAnsi="Arial" w:cs="Arial"/>
+          <w:sz w:val="20"/>
+          <w:szCs w:val="20"/>
+          <w:lang w:val="es-ES"/>
+        </w:rPr>
+        <w:t>:</w:t>
+      </w:r>
+    </w:p>
+    <w:p>
+      <w:pPr>
+        <w:pStyle w:val="Prrafodelista"/>
+        <w:numPr>
+          <w:ilvl w:val="0"/>
+          <w:numId w:val="25"/>
+        </w:numPr>
+        <w:rPr>
+          <w:rFonts w:ascii="Arial" w:hAnsi="Arial" w:cs="Arial"/>
+          <w:sz w:val="20"/>
+          <w:szCs w:val="20"/>
+          <w:lang w:val="es-ES"/>
+        </w:rPr>
+      </w:pPr>
+      <w:r>
+        <w:rPr>
+          <w:rFonts w:ascii="Arial" w:hAnsi="Arial" w:cs="Arial"/>
+          <w:sz w:val="20"/>
+          <w:szCs w:val="20"/>
+        </w:rPr>
+        <w:t>Lectura y experimentación de documento “Platega_XML_XSD_actividades_verAlumno.pdf”.</w:t>
+      </w:r>
+    </w:p>
+    <w:p>
+      <w:pPr>
+        <w:spacing w:after="0"/>
+        <w:rPr>
+          <w:rFonts w:ascii="Arial" w:hAnsi="Arial" w:cs="Arial"/>
+          <w:b/>
+          <w:sz w:val="20"/>
+          <w:szCs w:val="20"/>
+          <w:lang w:val="es-ES"/>
+        </w:rPr>
+      </w:pPr>
+      <w:r>
+        <w:rPr>
+          <w:rFonts w:ascii="Arial" w:hAnsi="Arial" w:cs="Arial"/>
+          <w:b/>
+          <w:sz w:val="20"/>
+          <w:szCs w:val="20"/>
+          <w:lang w:val="es-ES"/>
+        </w:rPr>
+        <w:t>Recursos:</w:t>
+      </w:r>
+    </w:p>
+    <w:p>
+      <w:pPr>
+        <w:pStyle w:val="Prrafodelista"/>
+        <w:numPr>
+          <w:ilvl w:val="0"/>
+          <w:numId w:val="25"/>
+        </w:numPr>
+        <w:spacing w:after="120"/>
+        <w:rPr>
+          <w:rFonts w:ascii="Arial" w:hAnsi="Arial" w:cs="Arial"/>
+          <w:b/>
+          <w:bCs/>
+          <w:sz w:val="20"/>
+          <w:szCs w:val="20"/>
+          <w:lang w:val="es-ES"/>
+        </w:rPr>
+      </w:pPr>
+      <w:r>
+        <w:rPr>
+          <w:rFonts w:ascii="Arial" w:hAnsi="Arial" w:cs="Arial"/>
+          <w:sz w:val="20"/>
+          <w:szCs w:val="20"/>
+          <w:lang w:val="es-ES"/>
+        </w:rPr>
+        <w:t>&lt;ver los recursos indicados en documento “</w:t>
+      </w:r>
+      <w:r>
+        <w:rPr>
+          <w:rFonts w:ascii="Arial" w:hAnsi="Arial" w:cs="Arial"/>
+          <w:sz w:val="20"/>
+          <w:szCs w:val="20"/>
+        </w:rPr>
+        <w:t>UD4_AportacionesAdicionales_1.pdf”&gt;</w:t>
       </w:r>
       <w:r>
         <w:rPr>

--- a/zsDAW_dua_LMSXI_2025_2026_bitacora_VA.docx
+++ b/zsDAW_dua_LMSXI_2025_2026_bitacora_VA.docx
@@ -22,9 +22,8 @@
           <w:sz w:val="20"/>
           <w:szCs w:val="20"/>
         </w:rPr>
-        <w:t>Bitácora del módulo LMSXI (</w:t>
-      </w:r>
-      <w:proofErr w:type="spellStart"/>
+        <w:t>Bitácora del módulo LMSXI (zsDA</w:t>
+      </w:r>
       <w:r>
         <w:rPr>
           <w:rFonts w:ascii="Arial" w:hAnsi="Arial" w:cs="Arial"/>
@@ -34,20 +33,8 @@
           <w:sz w:val="20"/>
           <w:szCs w:val="20"/>
         </w:rPr>
-        <w:t>zsDA</w:t>
-      </w:r>
-      <w:r>
-        <w:rPr>
-          <w:rFonts w:ascii="Arial" w:hAnsi="Arial" w:cs="Arial"/>
-          <w:b/>
-          <w:bCs/>
-          <w:color w:val="000000"/>
-          <w:sz w:val="20"/>
-          <w:szCs w:val="20"/>
-        </w:rPr>
         <w:t>W</w:t>
       </w:r>
-      <w:proofErr w:type="spellEnd"/>
       <w:r>
         <w:rPr>
           <w:rFonts w:ascii="Arial" w:hAnsi="Arial" w:cs="Arial"/>
@@ -670,27 +657,7 @@
           <w:szCs w:val="20"/>
           <w:lang w:val="es-ES"/>
         </w:rPr>
-        <w:t xml:space="preserve">: Editores de texto para XML. Bloc de notas (MS-Windows). Notepad++. XML </w:t>
-      </w:r>
-      <w:proofErr w:type="spellStart"/>
-      <w:r>
-        <w:rPr>
-          <w:rFonts w:ascii="Arial" w:hAnsi="Arial" w:cs="Arial"/>
-          <w:sz w:val="20"/>
-          <w:szCs w:val="20"/>
-          <w:lang w:val="es-ES"/>
-        </w:rPr>
-        <w:t>Copy</w:t>
-      </w:r>
-      <w:proofErr w:type="spellEnd"/>
-      <w:r>
-        <w:rPr>
-          <w:rFonts w:ascii="Arial" w:hAnsi="Arial" w:cs="Arial"/>
-          <w:sz w:val="20"/>
-          <w:szCs w:val="20"/>
-          <w:lang w:val="es-ES"/>
-        </w:rPr>
-        <w:t xml:space="preserve"> Editor. </w:t>
+        <w:t xml:space="preserve">: Editores de texto para XML. Bloc de notas (MS-Windows). Notepad++. XML Copy Editor. </w:t>
       </w:r>
       <w:r>
         <w:rPr>
@@ -795,27 +762,7 @@
           <w:szCs w:val="20"/>
           <w:lang w:val="es-ES"/>
         </w:rPr>
-        <w:t xml:space="preserve">Consultamos “WHATWG </w:t>
-      </w:r>
-      <w:proofErr w:type="spellStart"/>
-      <w:r>
-        <w:rPr>
-          <w:rFonts w:ascii="Arial" w:hAnsi="Arial" w:cs="Arial"/>
-          <w:sz w:val="20"/>
-          <w:szCs w:val="20"/>
-          <w:lang w:val="es-ES"/>
-        </w:rPr>
-        <w:t>community</w:t>
-      </w:r>
-      <w:proofErr w:type="spellEnd"/>
-      <w:r>
-        <w:rPr>
-          <w:rFonts w:ascii="Arial" w:hAnsi="Arial" w:cs="Arial"/>
-          <w:sz w:val="20"/>
-          <w:szCs w:val="20"/>
-          <w:lang w:val="es-ES"/>
-        </w:rPr>
-        <w:t xml:space="preserve">”, </w:t>
+        <w:t xml:space="preserve">Consultamos “WHATWG community”, </w:t>
       </w:r>
       <w:hyperlink r:id="rId7" w:history="1">
         <w:r>
@@ -835,43 +782,7 @@
           <w:sz w:val="20"/>
           <w:szCs w:val="20"/>
         </w:rPr>
-        <w:t xml:space="preserve"> . Observamos “Read HTML </w:t>
-      </w:r>
-      <w:proofErr w:type="gramStart"/>
-      <w:r>
-        <w:rPr>
-          <w:rFonts w:ascii="Arial" w:hAnsi="Arial" w:cs="Arial"/>
-          <w:sz w:val="20"/>
-          <w:szCs w:val="20"/>
-        </w:rPr>
-        <w:t>Living</w:t>
-      </w:r>
-      <w:proofErr w:type="gramEnd"/>
-      <w:r>
-        <w:rPr>
-          <w:rFonts w:ascii="Arial" w:hAnsi="Arial" w:cs="Arial"/>
-          <w:sz w:val="20"/>
-          <w:szCs w:val="20"/>
-        </w:rPr>
-        <w:t xml:space="preserve"> </w:t>
-      </w:r>
-      <w:proofErr w:type="spellStart"/>
-      <w:r>
-        <w:rPr>
-          <w:rFonts w:ascii="Arial" w:hAnsi="Arial" w:cs="Arial"/>
-          <w:sz w:val="20"/>
-          <w:szCs w:val="20"/>
-        </w:rPr>
-        <w:t>Standar</w:t>
-      </w:r>
-      <w:proofErr w:type="spellEnd"/>
-      <w:r>
-        <w:rPr>
-          <w:rFonts w:ascii="Arial" w:hAnsi="Arial" w:cs="Arial"/>
-          <w:sz w:val="20"/>
-          <w:szCs w:val="20"/>
-        </w:rPr>
-        <w:t>”.</w:t>
+        <w:t xml:space="preserve"> . Observamos “Read HTML Living Standar”.</w:t>
       </w:r>
       <w:r>
         <w:rPr>
@@ -887,18 +798,8 @@
           <w:sz w:val="20"/>
           <w:szCs w:val="20"/>
         </w:rPr>
-        <w:t xml:space="preserve">The XML </w:t>
-      </w:r>
-      <w:proofErr w:type="spellStart"/>
-      <w:r>
-        <w:rPr>
-          <w:rFonts w:ascii="Arial" w:hAnsi="Arial" w:cs="Arial"/>
-          <w:sz w:val="20"/>
-          <w:szCs w:val="20"/>
-        </w:rPr>
-        <w:t>syntax</w:t>
-      </w:r>
-      <w:proofErr w:type="spellEnd"/>
+        <w:t>The XML syntax</w:t>
+      </w:r>
       <w:r>
         <w:rPr>
           <w:rFonts w:ascii="Arial" w:hAnsi="Arial" w:cs="Arial"/>
@@ -949,36 +850,16 @@
           <w:szCs w:val="20"/>
           <w:lang w:val="es-ES"/>
         </w:rPr>
-        <w:t xml:space="preserve"> W3</w:t>
-      </w:r>
-      <w:proofErr w:type="gramStart"/>
-      <w:r>
-        <w:rPr>
-          <w:rFonts w:ascii="Arial" w:hAnsi="Arial" w:cs="Arial"/>
-          <w:sz w:val="20"/>
-          <w:szCs w:val="20"/>
-          <w:lang w:val="es-ES"/>
-        </w:rPr>
-        <w:t xml:space="preserve">C </w:t>
-      </w:r>
-      <w:r>
-        <w:rPr>
-          <w:rFonts w:ascii="Arial" w:hAnsi="Arial" w:cs="Arial"/>
-          <w:sz w:val="20"/>
-          <w:szCs w:val="20"/>
-          <w:lang w:val="es-ES"/>
-        </w:rPr>
-        <w:t>,</w:t>
-      </w:r>
-      <w:proofErr w:type="gramEnd"/>
-      <w:r>
-        <w:rPr>
-          <w:rFonts w:ascii="Arial" w:hAnsi="Arial" w:cs="Arial"/>
-          <w:sz w:val="20"/>
-          <w:szCs w:val="20"/>
-          <w:lang w:val="es-ES"/>
-        </w:rPr>
-        <w:t xml:space="preserve"> en </w:t>
+        <w:t xml:space="preserve"> W3C </w:t>
+      </w:r>
+      <w:r>
+        <w:rPr>
+          <w:rFonts w:ascii="Arial" w:hAnsi="Arial" w:cs="Arial"/>
+          <w:sz w:val="20"/>
+          <w:szCs w:val="20"/>
+          <w:lang w:val="es-ES"/>
+        </w:rPr>
+        <w:t xml:space="preserve">, en </w:t>
       </w:r>
       <w:hyperlink r:id="rId8" w:history="1">
         <w:r>
@@ -999,118 +880,56 @@
           <w:szCs w:val="20"/>
           <w:lang w:val="es-ES"/>
         </w:rPr>
-        <w:t xml:space="preserve"> &gt; “</w:t>
-      </w:r>
-      <w:proofErr w:type="spellStart"/>
-      <w:r>
-        <w:rPr>
-          <w:rFonts w:ascii="Arial" w:hAnsi="Arial" w:cs="Arial"/>
-          <w:sz w:val="20"/>
-          <w:szCs w:val="20"/>
-          <w:lang w:val="es-ES"/>
+        <w:t xml:space="preserve"> &gt; “Standards &amp; Groups” &gt; “W3C standards and drafts” &gt;</w:t>
+      </w:r>
+      <w:r>
+        <w:rPr>
+          <w:rFonts w:ascii="Arial" w:hAnsi="Arial" w:cs="Arial"/>
+          <w:b/>
+          <w:bCs/>
+          <w:sz w:val="20"/>
+          <w:szCs w:val="20"/>
+          <w:lang w:val="es-ES"/>
+        </w:rPr>
+        <w:t xml:space="preserve">, </w:t>
+      </w:r>
+      <w:r>
+        <w:rPr>
+          <w:rFonts w:ascii="Arial" w:hAnsi="Arial" w:cs="Arial"/>
+          <w:sz w:val="20"/>
+          <w:szCs w:val="20"/>
+          <w:lang w:val="es-ES"/>
+        </w:rPr>
+        <w:t>con</w:t>
+      </w:r>
+      <w:r>
+        <w:rPr>
+          <w:rFonts w:ascii="Arial" w:hAnsi="Arial" w:cs="Arial"/>
+          <w:b/>
+          <w:bCs/>
+          <w:sz w:val="20"/>
+          <w:szCs w:val="20"/>
+          <w:lang w:val="es-ES"/>
+        </w:rPr>
+        <w:t xml:space="preserve"> </w:t>
+      </w:r>
+      <w:r>
+        <w:rPr>
+          <w:rFonts w:ascii="Arial" w:hAnsi="Arial" w:cs="Arial"/>
+          <w:sz w:val="20"/>
+          <w:szCs w:val="20"/>
+          <w:lang w:val="es-ES"/>
+        </w:rPr>
+        <w:t>filtros “</w:t>
+      </w:r>
+      <w:r>
+        <w:rPr>
+          <w:rFonts w:ascii="Arial" w:hAnsi="Arial" w:cs="Arial"/>
+          <w:sz w:val="20"/>
+          <w:szCs w:val="20"/>
         </w:rPr>
         <w:t>Standards</w:t>
       </w:r>
-      <w:proofErr w:type="spellEnd"/>
-      <w:r>
-        <w:rPr>
-          <w:rFonts w:ascii="Arial" w:hAnsi="Arial" w:cs="Arial"/>
-          <w:sz w:val="20"/>
-          <w:szCs w:val="20"/>
-          <w:lang w:val="es-ES"/>
-        </w:rPr>
-        <w:t xml:space="preserve"> &amp; </w:t>
-      </w:r>
-      <w:proofErr w:type="spellStart"/>
-      <w:r>
-        <w:rPr>
-          <w:rFonts w:ascii="Arial" w:hAnsi="Arial" w:cs="Arial"/>
-          <w:sz w:val="20"/>
-          <w:szCs w:val="20"/>
-          <w:lang w:val="es-ES"/>
-        </w:rPr>
-        <w:t>Groups</w:t>
-      </w:r>
-      <w:proofErr w:type="spellEnd"/>
-      <w:r>
-        <w:rPr>
-          <w:rFonts w:ascii="Arial" w:hAnsi="Arial" w:cs="Arial"/>
-          <w:sz w:val="20"/>
-          <w:szCs w:val="20"/>
-          <w:lang w:val="es-ES"/>
-        </w:rPr>
-        <w:t xml:space="preserve">” &gt; “W3C </w:t>
-      </w:r>
-      <w:proofErr w:type="spellStart"/>
-      <w:r>
-        <w:rPr>
-          <w:rFonts w:ascii="Arial" w:hAnsi="Arial" w:cs="Arial"/>
-          <w:sz w:val="20"/>
-          <w:szCs w:val="20"/>
-          <w:lang w:val="es-ES"/>
-        </w:rPr>
-        <w:t>standards</w:t>
-      </w:r>
-      <w:proofErr w:type="spellEnd"/>
-      <w:r>
-        <w:rPr>
-          <w:rFonts w:ascii="Arial" w:hAnsi="Arial" w:cs="Arial"/>
-          <w:sz w:val="20"/>
-          <w:szCs w:val="20"/>
-          <w:lang w:val="es-ES"/>
-        </w:rPr>
-        <w:t xml:space="preserve"> and drafts” &gt;</w:t>
-      </w:r>
-      <w:r>
-        <w:rPr>
-          <w:rFonts w:ascii="Arial" w:hAnsi="Arial" w:cs="Arial"/>
-          <w:b/>
-          <w:bCs/>
-          <w:sz w:val="20"/>
-          <w:szCs w:val="20"/>
-          <w:lang w:val="es-ES"/>
-        </w:rPr>
-        <w:t xml:space="preserve">, </w:t>
-      </w:r>
-      <w:r>
-        <w:rPr>
-          <w:rFonts w:ascii="Arial" w:hAnsi="Arial" w:cs="Arial"/>
-          <w:sz w:val="20"/>
-          <w:szCs w:val="20"/>
-          <w:lang w:val="es-ES"/>
-        </w:rPr>
-        <w:t>con</w:t>
-      </w:r>
-      <w:r>
-        <w:rPr>
-          <w:rFonts w:ascii="Arial" w:hAnsi="Arial" w:cs="Arial"/>
-          <w:b/>
-          <w:bCs/>
-          <w:sz w:val="20"/>
-          <w:szCs w:val="20"/>
-          <w:lang w:val="es-ES"/>
-        </w:rPr>
-        <w:t xml:space="preserve"> </w:t>
-      </w:r>
-      <w:r>
-        <w:rPr>
-          <w:rFonts w:ascii="Arial" w:hAnsi="Arial" w:cs="Arial"/>
-          <w:sz w:val="20"/>
-          <w:szCs w:val="20"/>
-          <w:lang w:val="es-ES"/>
-        </w:rPr>
-        <w:t>filtros “</w:t>
-      </w:r>
-      <w:proofErr w:type="spellStart"/>
-      <w:r>
-        <w:rPr>
-          <w:rFonts w:ascii="Arial" w:hAnsi="Arial" w:cs="Arial"/>
-          <w:sz w:val="20"/>
-          <w:szCs w:val="20"/>
-        </w:rPr>
-        <w:t>Standards</w:t>
-      </w:r>
-      <w:proofErr w:type="spellEnd"/>
       <w:r>
         <w:rPr>
           <w:rFonts w:ascii="Arial" w:hAnsi="Arial" w:cs="Arial"/>
@@ -1164,79 +983,7 @@
           <w:szCs w:val="20"/>
           <w:lang w:val="es-ES"/>
         </w:rPr>
-        <w:t xml:space="preserve">Extensible </w:t>
-      </w:r>
-      <w:proofErr w:type="spellStart"/>
-      <w:r>
-        <w:rPr>
-          <w:rFonts w:ascii="Arial" w:hAnsi="Arial" w:cs="Arial"/>
-          <w:b/>
-          <w:bCs/>
-          <w:sz w:val="20"/>
-          <w:szCs w:val="20"/>
-          <w:lang w:val="es-ES"/>
-        </w:rPr>
-        <w:t>Markup</w:t>
-      </w:r>
-      <w:proofErr w:type="spellEnd"/>
-      <w:r>
-        <w:rPr>
-          <w:rFonts w:ascii="Arial" w:hAnsi="Arial" w:cs="Arial"/>
-          <w:b/>
-          <w:bCs/>
-          <w:sz w:val="20"/>
-          <w:szCs w:val="20"/>
-          <w:lang w:val="es-ES"/>
-        </w:rPr>
-        <w:t xml:space="preserve"> </w:t>
-      </w:r>
-      <w:proofErr w:type="spellStart"/>
-      <w:r>
-        <w:rPr>
-          <w:rFonts w:ascii="Arial" w:hAnsi="Arial" w:cs="Arial"/>
-          <w:b/>
-          <w:bCs/>
-          <w:sz w:val="20"/>
-          <w:szCs w:val="20"/>
-          <w:lang w:val="es-ES"/>
-        </w:rPr>
-        <w:t>Language</w:t>
-      </w:r>
-      <w:proofErr w:type="spellEnd"/>
-      <w:r>
-        <w:rPr>
-          <w:rFonts w:ascii="Arial" w:hAnsi="Arial" w:cs="Arial"/>
-          <w:b/>
-          <w:bCs/>
-          <w:sz w:val="20"/>
-          <w:szCs w:val="20"/>
-          <w:lang w:val="es-ES"/>
-        </w:rPr>
-        <w:t xml:space="preserve"> (XML) 1.1 (Second </w:t>
-      </w:r>
-      <w:proofErr w:type="spellStart"/>
-      <w:r>
-        <w:rPr>
-          <w:rFonts w:ascii="Arial" w:hAnsi="Arial" w:cs="Arial"/>
-          <w:b/>
-          <w:bCs/>
-          <w:sz w:val="20"/>
-          <w:szCs w:val="20"/>
-          <w:lang w:val="es-ES"/>
-        </w:rPr>
-        <w:t>Edition</w:t>
-      </w:r>
-      <w:proofErr w:type="spellEnd"/>
-      <w:r>
-        <w:rPr>
-          <w:rFonts w:ascii="Arial" w:hAnsi="Arial" w:cs="Arial"/>
-          <w:b/>
-          <w:bCs/>
-          <w:sz w:val="20"/>
-          <w:szCs w:val="20"/>
-          <w:lang w:val="es-ES"/>
-        </w:rPr>
-        <w:t>)</w:t>
+        <w:t>Extensible Markup Language (XML) 1.1 (Second Edition)</w:t>
       </w:r>
       <w:r>
         <w:rPr>
@@ -1256,31 +1003,7 @@
           <w:szCs w:val="20"/>
           <w:lang w:val="es-ES"/>
         </w:rPr>
-        <w:t xml:space="preserve">1.1 </w:t>
-      </w:r>
-      <w:proofErr w:type="spellStart"/>
-      <w:r>
-        <w:rPr>
-          <w:rFonts w:ascii="Arial" w:hAnsi="Arial" w:cs="Arial"/>
-          <w:b/>
-          <w:bCs/>
-          <w:sz w:val="20"/>
-          <w:szCs w:val="20"/>
-          <w:lang w:val="es-ES"/>
-        </w:rPr>
-        <w:t>Origin</w:t>
-      </w:r>
-      <w:proofErr w:type="spellEnd"/>
-      <w:r>
-        <w:rPr>
-          <w:rFonts w:ascii="Arial" w:hAnsi="Arial" w:cs="Arial"/>
-          <w:b/>
-          <w:bCs/>
-          <w:sz w:val="20"/>
-          <w:szCs w:val="20"/>
-          <w:lang w:val="es-ES"/>
-        </w:rPr>
-        <w:t xml:space="preserve"> and Goals</w:t>
+        <w:t>1.1 Origin and Goals</w:t>
       </w:r>
       <w:r>
         <w:rPr>
@@ -1405,27 +1128,7 @@
           <w:szCs w:val="20"/>
           <w:lang w:val="es-ES"/>
         </w:rPr>
-        <w:t xml:space="preserve">&gt; y realizamos una práctica con XML </w:t>
-      </w:r>
-      <w:proofErr w:type="spellStart"/>
-      <w:r>
-        <w:rPr>
-          <w:rFonts w:ascii="Arial" w:hAnsi="Arial" w:cs="Arial"/>
-          <w:sz w:val="20"/>
-          <w:szCs w:val="20"/>
-          <w:lang w:val="es-ES"/>
-        </w:rPr>
-        <w:t>Validator</w:t>
-      </w:r>
-      <w:proofErr w:type="spellEnd"/>
-      <w:r>
-        <w:rPr>
-          <w:rFonts w:ascii="Arial" w:hAnsi="Arial" w:cs="Arial"/>
-          <w:sz w:val="20"/>
-          <w:szCs w:val="20"/>
-          <w:lang w:val="es-ES"/>
-        </w:rPr>
-        <w:t xml:space="preserve"> &lt; </w:t>
+        <w:t xml:space="preserve">&gt; y realizamos una práctica con XML Validator &lt; </w:t>
       </w:r>
       <w:hyperlink r:id="rId11">
         <w:r>
@@ -1509,79 +1212,7 @@
           <w:sz w:val="20"/>
           <w:szCs w:val="20"/>
         </w:rPr>
-        <w:t xml:space="preserve"> y complementos (</w:t>
-      </w:r>
-      <w:proofErr w:type="spellStart"/>
-      <w:r>
-        <w:rPr>
-          <w:rFonts w:ascii="Arial" w:hAnsi="Arial" w:cs="Arial"/>
-          <w:sz w:val="20"/>
-          <w:szCs w:val="20"/>
-        </w:rPr>
-        <w:t>plugins</w:t>
-      </w:r>
-      <w:proofErr w:type="spellEnd"/>
-      <w:r>
-        <w:rPr>
-          <w:rFonts w:ascii="Arial" w:hAnsi="Arial" w:cs="Arial"/>
-          <w:sz w:val="20"/>
-          <w:szCs w:val="20"/>
-        </w:rPr>
-        <w:t>) básicos para trabajar con XML (“XML Tools” y “</w:t>
-      </w:r>
-      <w:proofErr w:type="spellStart"/>
-      <w:r>
-        <w:rPr>
-          <w:rFonts w:ascii="Arial" w:hAnsi="Arial" w:cs="Arial"/>
-          <w:sz w:val="20"/>
-          <w:szCs w:val="20"/>
-        </w:rPr>
-        <w:t>Npp</w:t>
-      </w:r>
-      <w:proofErr w:type="spellEnd"/>
-      <w:r>
-        <w:rPr>
-          <w:rFonts w:ascii="Arial" w:hAnsi="Arial" w:cs="Arial"/>
-          <w:sz w:val="20"/>
-          <w:szCs w:val="20"/>
-        </w:rPr>
-        <w:t xml:space="preserve"> </w:t>
-      </w:r>
-      <w:proofErr w:type="spellStart"/>
-      <w:r>
-        <w:rPr>
-          <w:rFonts w:ascii="Arial" w:hAnsi="Arial" w:cs="Arial"/>
-          <w:sz w:val="20"/>
-          <w:szCs w:val="20"/>
-        </w:rPr>
-        <w:t>Xml</w:t>
-      </w:r>
-      <w:proofErr w:type="spellEnd"/>
-      <w:r>
-        <w:rPr>
-          <w:rFonts w:ascii="Arial" w:hAnsi="Arial" w:cs="Arial"/>
-          <w:sz w:val="20"/>
-          <w:szCs w:val="20"/>
-        </w:rPr>
-        <w:t xml:space="preserve"> </w:t>
-      </w:r>
-      <w:proofErr w:type="spellStart"/>
-      <w:r>
-        <w:rPr>
-          <w:rFonts w:ascii="Arial" w:hAnsi="Arial" w:cs="Arial"/>
-          <w:sz w:val="20"/>
-          <w:szCs w:val="20"/>
-        </w:rPr>
-        <w:t>Treeview</w:t>
-      </w:r>
-      <w:proofErr w:type="spellEnd"/>
-      <w:r>
-        <w:rPr>
-          <w:rFonts w:ascii="Arial" w:hAnsi="Arial" w:cs="Arial"/>
-          <w:sz w:val="20"/>
-          <w:szCs w:val="20"/>
-        </w:rPr>
-        <w:t>”)</w:t>
+        <w:t xml:space="preserve"> y complementos (plugins) básicos para trabajar con XML (“XML Tools” y “Npp Xml Treeview”)</w:t>
       </w:r>
     </w:p>
     <w:p>
@@ -1695,25 +1326,7 @@
           <w:sz w:val="20"/>
           <w:szCs w:val="20"/>
         </w:rPr>
-        <w:t xml:space="preserve">WHATWG </w:t>
-      </w:r>
-      <w:proofErr w:type="spellStart"/>
-      <w:r>
-        <w:rPr>
-          <w:rFonts w:ascii="Arial" w:hAnsi="Arial" w:cs="Arial"/>
-          <w:sz w:val="20"/>
-          <w:szCs w:val="20"/>
-        </w:rPr>
-        <w:t>community</w:t>
-      </w:r>
-      <w:proofErr w:type="spellEnd"/>
-      <w:r>
-        <w:rPr>
-          <w:rFonts w:ascii="Arial" w:hAnsi="Arial" w:cs="Arial"/>
-          <w:sz w:val="20"/>
-          <w:szCs w:val="20"/>
-        </w:rPr>
-        <w:t xml:space="preserve">”, </w:t>
+        <w:t xml:space="preserve">WHATWG community”, </w:t>
       </w:r>
       <w:hyperlink r:id="rId12" w:history="1">
         <w:r>
@@ -1737,27 +1350,7 @@
           <w:sz w:val="20"/>
           <w:szCs w:val="20"/>
         </w:rPr>
-        <w:t xml:space="preserve">HTML </w:t>
-      </w:r>
-      <w:proofErr w:type="gramStart"/>
-      <w:r>
-        <w:rPr>
-          <w:rFonts w:ascii="Arial" w:hAnsi="Arial" w:cs="Arial"/>
-          <w:bCs/>
-          <w:sz w:val="20"/>
-          <w:szCs w:val="20"/>
-        </w:rPr>
-        <w:t>Living</w:t>
-      </w:r>
-      <w:proofErr w:type="gramEnd"/>
-      <w:r>
-        <w:rPr>
-          <w:rFonts w:ascii="Arial" w:hAnsi="Arial" w:cs="Arial"/>
-          <w:bCs/>
-          <w:sz w:val="20"/>
-          <w:szCs w:val="20"/>
-        </w:rPr>
-        <w:t xml:space="preserve"> Standard</w:t>
+        <w:t>HTML Living Standard</w:t>
       </w:r>
       <w:r>
         <w:rPr>
@@ -1811,27 +1404,7 @@
           <w:szCs w:val="20"/>
           <w:lang w:val="es-ES"/>
         </w:rPr>
-        <w:t xml:space="preserve">World Wide Web </w:t>
-      </w:r>
-      <w:proofErr w:type="spellStart"/>
-      <w:r>
-        <w:rPr>
-          <w:rFonts w:ascii="Arial" w:hAnsi="Arial" w:cs="Arial"/>
-          <w:sz w:val="20"/>
-          <w:szCs w:val="20"/>
-          <w:lang w:val="es-ES"/>
-        </w:rPr>
-        <w:t>Consortium</w:t>
-      </w:r>
-      <w:proofErr w:type="spellEnd"/>
-      <w:r>
-        <w:rPr>
-          <w:rFonts w:ascii="Arial" w:hAnsi="Arial" w:cs="Arial"/>
-          <w:sz w:val="20"/>
-          <w:szCs w:val="20"/>
-          <w:lang w:val="es-ES"/>
-        </w:rPr>
-        <w:t xml:space="preserve"> (W3C)</w:t>
+        <w:t>World Wide Web Consortium (W3C)</w:t>
       </w:r>
       <w:r>
         <w:rPr>
@@ -1975,19 +1548,8 @@
           <w:szCs w:val="20"/>
           <w:lang w:val="es-ES"/>
         </w:rPr>
-        <w:t xml:space="preserve">XML </w:t>
-      </w:r>
-      <w:proofErr w:type="spellStart"/>
-      <w:r>
-        <w:rPr>
-          <w:rFonts w:ascii="Arial" w:hAnsi="Arial" w:cs="Arial"/>
-          <w:sz w:val="20"/>
-          <w:szCs w:val="20"/>
-          <w:lang w:val="es-ES"/>
-        </w:rPr>
-        <w:t>Validator</w:t>
-      </w:r>
-      <w:proofErr w:type="spellEnd"/>
+        <w:t>XML Validator</w:t>
+      </w:r>
       <w:r>
         <w:rPr>
           <w:rFonts w:ascii="Arial" w:hAnsi="Arial" w:cs="Arial"/>
@@ -2102,27 +1664,7 @@
           <w:sz w:val="20"/>
           <w:szCs w:val="20"/>
         </w:rPr>
-        <w:t xml:space="preserve">MDN (anteriormente Mozilla </w:t>
-      </w:r>
-      <w:proofErr w:type="spellStart"/>
-      <w:r>
-        <w:rPr>
-          <w:rFonts w:ascii="Arial" w:hAnsi="Arial" w:cs="Arial"/>
-          <w:bCs/>
-          <w:sz w:val="20"/>
-          <w:szCs w:val="20"/>
-        </w:rPr>
-        <w:t>Developer</w:t>
-      </w:r>
-      <w:proofErr w:type="spellEnd"/>
-      <w:r>
-        <w:rPr>
-          <w:rFonts w:ascii="Arial" w:hAnsi="Arial" w:cs="Arial"/>
-          <w:bCs/>
-          <w:sz w:val="20"/>
-          <w:szCs w:val="20"/>
-        </w:rPr>
-        <w:t xml:space="preserve"> Network)</w:t>
+        <w:t>MDN (anteriormente Mozilla Developer Network)</w:t>
       </w:r>
       <w:r>
         <w:rPr>
@@ -2198,27 +1740,7 @@
           <w:sz w:val="20"/>
           <w:szCs w:val="20"/>
         </w:rPr>
-        <w:t xml:space="preserve"> (nótese que está activado “</w:t>
-      </w:r>
-      <w:proofErr w:type="gramStart"/>
-      <w:r>
-        <w:rPr>
-          <w:rFonts w:ascii="Arial" w:hAnsi="Arial" w:cs="Arial"/>
-          <w:bCs/>
-          <w:sz w:val="20"/>
-          <w:szCs w:val="20"/>
-        </w:rPr>
-        <w:t>Español</w:t>
-      </w:r>
-      <w:proofErr w:type="gramEnd"/>
-      <w:r>
-        <w:rPr>
-          <w:rFonts w:ascii="Arial" w:hAnsi="Arial" w:cs="Arial"/>
-          <w:bCs/>
-          <w:sz w:val="20"/>
-          <w:szCs w:val="20"/>
-        </w:rPr>
-        <w:t>”)</w:t>
+        <w:t xml:space="preserve"> (nótese que está activado “Español”)</w:t>
       </w:r>
     </w:p>
     <w:p>
@@ -2401,25 +1923,7 @@
           <w:szCs w:val="20"/>
         </w:rPr>
         <w:lastRenderedPageBreak/>
-        <w:t xml:space="preserve">“XML </w:t>
-      </w:r>
-      <w:proofErr w:type="spellStart"/>
-      <w:r>
-        <w:rPr>
-          <w:rFonts w:ascii="Arial" w:hAnsi="Arial" w:cs="Arial"/>
-          <w:sz w:val="20"/>
-          <w:szCs w:val="20"/>
-        </w:rPr>
-        <w:t>Copy</w:t>
-      </w:r>
-      <w:proofErr w:type="spellEnd"/>
-      <w:r>
-        <w:rPr>
-          <w:rFonts w:ascii="Arial" w:hAnsi="Arial" w:cs="Arial"/>
-          <w:sz w:val="20"/>
-          <w:szCs w:val="20"/>
-        </w:rPr>
-        <w:t xml:space="preserve"> Editor”, página oficial</w:t>
+        <w:t>“XML Copy Editor”, página oficial</w:t>
       </w:r>
       <w:r>
         <w:rPr>
@@ -2610,47 +2114,7 @@
           <w:szCs w:val="20"/>
           <w:lang w:val="es-ES"/>
         </w:rPr>
-        <w:t xml:space="preserve">. </w:t>
-      </w:r>
-      <w:proofErr w:type="spellStart"/>
-      <w:r>
-        <w:rPr>
-          <w:rFonts w:ascii="Arial" w:hAnsi="Arial" w:cs="Arial"/>
-          <w:sz w:val="20"/>
-          <w:szCs w:val="20"/>
-          <w:lang w:val="es-ES"/>
-        </w:rPr>
-        <w:t>Parser</w:t>
-      </w:r>
-      <w:proofErr w:type="spellEnd"/>
-      <w:r>
-        <w:rPr>
-          <w:rFonts w:ascii="Arial" w:hAnsi="Arial" w:cs="Arial"/>
-          <w:sz w:val="20"/>
-          <w:szCs w:val="20"/>
-          <w:lang w:val="es-ES"/>
-        </w:rPr>
-        <w:t xml:space="preserve"> </w:t>
-      </w:r>
-      <w:proofErr w:type="spellStart"/>
-      <w:r>
-        <w:rPr>
-          <w:rFonts w:ascii="Arial" w:hAnsi="Arial" w:cs="Arial"/>
-          <w:sz w:val="20"/>
-          <w:szCs w:val="20"/>
-          <w:lang w:val="es-ES"/>
-        </w:rPr>
-        <w:t>xml</w:t>
-      </w:r>
-      <w:proofErr w:type="spellEnd"/>
-      <w:r>
-        <w:rPr>
-          <w:rFonts w:ascii="Arial" w:hAnsi="Arial" w:cs="Arial"/>
-          <w:sz w:val="20"/>
-          <w:szCs w:val="20"/>
-          <w:lang w:val="es-ES"/>
-        </w:rPr>
-        <w:t xml:space="preserve">. </w:t>
+        <w:t xml:space="preserve">. Parser xml. </w:t>
       </w:r>
       <w:r>
         <w:rPr>
@@ -2801,27 +2265,7 @@
           <w:szCs w:val="20"/>
           <w:lang w:val="es-ES"/>
         </w:rPr>
-        <w:t xml:space="preserve">: Editores de texto para XML. Bloc de notas (MS-Windows). Notepad++. XML </w:t>
-      </w:r>
-      <w:proofErr w:type="spellStart"/>
-      <w:r>
-        <w:rPr>
-          <w:rFonts w:ascii="Arial" w:hAnsi="Arial" w:cs="Arial"/>
-          <w:sz w:val="20"/>
-          <w:szCs w:val="20"/>
-          <w:lang w:val="es-ES"/>
-        </w:rPr>
-        <w:t>Copy</w:t>
-      </w:r>
-      <w:proofErr w:type="spellEnd"/>
-      <w:r>
-        <w:rPr>
-          <w:rFonts w:ascii="Arial" w:hAnsi="Arial" w:cs="Arial"/>
-          <w:sz w:val="20"/>
-          <w:szCs w:val="20"/>
-          <w:lang w:val="es-ES"/>
-        </w:rPr>
-        <w:t xml:space="preserve"> Editor. </w:t>
+        <w:t xml:space="preserve">: Editores de texto para XML. Bloc de notas (MS-Windows). Notepad++. XML Copy Editor. </w:t>
       </w:r>
       <w:r>
         <w:rPr>
@@ -2938,61 +2382,7 @@
           <w:sz w:val="20"/>
           <w:szCs w:val="20"/>
         </w:rPr>
-        <w:t xml:space="preserve">Ejemplificamos el uso de Notepad++. Copiamos el ejercicio (fuente: </w:t>
-      </w:r>
-      <w:proofErr w:type="spellStart"/>
-      <w:r>
-        <w:rPr>
-          <w:rFonts w:ascii="Arial" w:hAnsi="Arial" w:cs="Arial"/>
-          <w:sz w:val="20"/>
-          <w:szCs w:val="20"/>
-        </w:rPr>
-        <w:t>SintesMarco</w:t>
-      </w:r>
-      <w:proofErr w:type="spellEnd"/>
-      <w:r>
-        <w:rPr>
-          <w:rFonts w:ascii="Arial" w:hAnsi="Arial" w:cs="Arial"/>
-          <w:sz w:val="20"/>
-          <w:szCs w:val="20"/>
-        </w:rPr>
-        <w:t xml:space="preserve">-ejercicios DTD) “SintesMarco_DTD_ejer__6_3.xml”. Realizamos </w:t>
-      </w:r>
-      <w:proofErr w:type="spellStart"/>
-      <w:r>
-        <w:rPr>
-          <w:rFonts w:ascii="Arial" w:hAnsi="Arial" w:cs="Arial"/>
-          <w:sz w:val="20"/>
-          <w:szCs w:val="20"/>
-        </w:rPr>
-        <w:t>check-xml</w:t>
-      </w:r>
-      <w:proofErr w:type="spellEnd"/>
-      <w:r>
-        <w:rPr>
-          <w:rFonts w:ascii="Arial" w:hAnsi="Arial" w:cs="Arial"/>
-          <w:sz w:val="20"/>
-          <w:szCs w:val="20"/>
-        </w:rPr>
-        <w:t xml:space="preserve"> y validación DTD (*). Experimentamos con DTD </w:t>
-      </w:r>
-      <w:proofErr w:type="gramStart"/>
-      <w:r>
-        <w:rPr>
-          <w:rFonts w:ascii="Arial" w:hAnsi="Arial" w:cs="Arial"/>
-          <w:sz w:val="20"/>
-          <w:szCs w:val="20"/>
-        </w:rPr>
-        <w:t>externa(</w:t>
-      </w:r>
-      <w:proofErr w:type="gramEnd"/>
-      <w:r>
-        <w:rPr>
-          <w:rFonts w:ascii="Arial" w:hAnsi="Arial" w:cs="Arial"/>
-          <w:sz w:val="20"/>
-          <w:szCs w:val="20"/>
-        </w:rPr>
-        <w:t xml:space="preserve">**). Observamos el funcionamiento de atributos ID e IDREF.  </w:t>
+        <w:t xml:space="preserve">Ejemplificamos el uso de Notepad++. Copiamos el ejercicio (fuente: SintesMarco-ejercicios DTD) “SintesMarco_DTD_ejer__6_3.xml”. Realizamos check-xml y validación DTD (*). Experimentamos con DTD externa(**). Observamos el funcionamiento de atributos ID e IDREF.  </w:t>
       </w:r>
     </w:p>
     <w:p>
@@ -3019,61 +2409,7 @@
           <w:sz w:val="20"/>
           <w:szCs w:val="20"/>
         </w:rPr>
-        <w:t xml:space="preserve">Caso Notepad++ (Plugin: XML Tools) opción: “Check </w:t>
-      </w:r>
-      <w:proofErr w:type="spellStart"/>
-      <w:r>
-        <w:rPr>
-          <w:rFonts w:ascii="Arial" w:hAnsi="Arial" w:cs="Arial"/>
-          <w:sz w:val="20"/>
-          <w:szCs w:val="20"/>
-        </w:rPr>
-        <w:t>sintax</w:t>
-      </w:r>
-      <w:proofErr w:type="spellEnd"/>
-      <w:r>
-        <w:rPr>
-          <w:rFonts w:ascii="Arial" w:hAnsi="Arial" w:cs="Arial"/>
-          <w:sz w:val="20"/>
-          <w:szCs w:val="20"/>
-        </w:rPr>
-        <w:t xml:space="preserve">” observamos “DTD está prohibido”. Resolvemos: XML Tools &gt; </w:t>
-      </w:r>
-      <w:proofErr w:type="spellStart"/>
-      <w:r>
-        <w:rPr>
-          <w:rFonts w:ascii="Arial" w:hAnsi="Arial" w:cs="Arial"/>
-          <w:sz w:val="20"/>
-          <w:szCs w:val="20"/>
-        </w:rPr>
-        <w:t>Options</w:t>
-      </w:r>
-      <w:proofErr w:type="spellEnd"/>
-      <w:r>
-        <w:rPr>
-          <w:rFonts w:ascii="Arial" w:hAnsi="Arial" w:cs="Arial"/>
-          <w:sz w:val="20"/>
-          <w:szCs w:val="20"/>
-        </w:rPr>
-        <w:t xml:space="preserve"> … </w:t>
-      </w:r>
-      <w:proofErr w:type="spellStart"/>
-      <w:r>
-        <w:rPr>
-          <w:rFonts w:ascii="Arial" w:hAnsi="Arial" w:cs="Arial"/>
-          <w:sz w:val="20"/>
-          <w:szCs w:val="20"/>
-        </w:rPr>
-        <w:t>Prohibit</w:t>
-      </w:r>
-      <w:proofErr w:type="spellEnd"/>
-      <w:r>
-        <w:rPr>
-          <w:rFonts w:ascii="Arial" w:hAnsi="Arial" w:cs="Arial"/>
-          <w:sz w:val="20"/>
-          <w:szCs w:val="20"/>
-        </w:rPr>
-        <w:t xml:space="preserve"> DTD cambiamos a “False”</w:t>
+        <w:t>Caso Notepad++ (Plugin: XML Tools) opción: “Check sintax” observamos “DTD está prohibido”. Resolvemos: XML Tools &gt; Options … Prohibit DTD cambiamos a “False”</w:t>
       </w:r>
     </w:p>
     <w:p>
@@ -3093,61 +2429,7 @@
           <w:sz w:val="20"/>
           <w:szCs w:val="20"/>
         </w:rPr>
-        <w:t>(**) Caso validar con DTD externa/Notepad++ (Plugin: XML Tools) opción: “</w:t>
-      </w:r>
-      <w:proofErr w:type="spellStart"/>
-      <w:r>
-        <w:rPr>
-          <w:rFonts w:ascii="Arial" w:hAnsi="Arial" w:cs="Arial"/>
-          <w:sz w:val="20"/>
-          <w:szCs w:val="20"/>
-        </w:rPr>
-        <w:t>Validate</w:t>
-      </w:r>
-      <w:proofErr w:type="spellEnd"/>
-      <w:r>
-        <w:rPr>
-          <w:rFonts w:ascii="Arial" w:hAnsi="Arial" w:cs="Arial"/>
-          <w:sz w:val="20"/>
-          <w:szCs w:val="20"/>
-        </w:rPr>
-        <w:t xml:space="preserve"> </w:t>
-      </w:r>
-      <w:proofErr w:type="spellStart"/>
-      <w:r>
-        <w:rPr>
-          <w:rFonts w:ascii="Arial" w:hAnsi="Arial" w:cs="Arial"/>
-          <w:sz w:val="20"/>
-          <w:szCs w:val="20"/>
-        </w:rPr>
-        <w:t>now</w:t>
-      </w:r>
-      <w:proofErr w:type="spellEnd"/>
-      <w:r>
-        <w:rPr>
-          <w:rFonts w:ascii="Arial" w:hAnsi="Arial" w:cs="Arial"/>
-          <w:sz w:val="20"/>
-          <w:szCs w:val="20"/>
-        </w:rPr>
-        <w:t>” observamos cuadro de diálogo emergente “</w:t>
-      </w:r>
-      <w:proofErr w:type="spellStart"/>
-      <w:r>
-        <w:rPr>
-          <w:rFonts w:ascii="Arial" w:hAnsi="Arial" w:cs="Arial"/>
-          <w:sz w:val="20"/>
-          <w:szCs w:val="20"/>
-        </w:rPr>
-        <w:t>Select</w:t>
-      </w:r>
-      <w:proofErr w:type="spellEnd"/>
-      <w:r>
-        <w:rPr>
-          <w:rFonts w:ascii="Arial" w:hAnsi="Arial" w:cs="Arial"/>
-          <w:sz w:val="20"/>
-          <w:szCs w:val="20"/>
-        </w:rPr>
-        <w:t xml:space="preserve"> file …” y pulsamos “Ok” para validar contra el archivo (.DTD) indicado en el prólogo del documento</w:t>
+        <w:t>(**) Caso validar con DTD externa/Notepad++ (Plugin: XML Tools) opción: “Validate now” observamos cuadro de diálogo emergente “Select file …” y pulsamos “Ok” para validar contra el archivo (.DTD) indicado en el prólogo del documento</w:t>
       </w:r>
     </w:p>
     <w:p>
@@ -3193,19 +2475,8 @@
           <w:szCs w:val="20"/>
           <w:lang w:val="es-ES"/>
         </w:rPr>
-        <w:t xml:space="preserve">XML </w:t>
-      </w:r>
-      <w:proofErr w:type="spellStart"/>
-      <w:r>
-        <w:rPr>
-          <w:rFonts w:ascii="Arial" w:hAnsi="Arial" w:cs="Arial"/>
-          <w:sz w:val="20"/>
-          <w:szCs w:val="20"/>
-          <w:lang w:val="es-ES"/>
-        </w:rPr>
-        <w:t>Validator</w:t>
-      </w:r>
-      <w:proofErr w:type="spellEnd"/>
+        <w:t>XML Validator</w:t>
+      </w:r>
       <w:r>
         <w:rPr>
           <w:rFonts w:ascii="Arial" w:hAnsi="Arial" w:cs="Arial"/>
@@ -3386,7 +2657,6 @@
         </w:rPr>
         <w:t>“</w:t>
       </w:r>
-      <w:proofErr w:type="spellStart"/>
       <w:r>
         <w:rPr>
           <w:b/>
@@ -3395,9 +2665,8 @@
           <w:szCs w:val="20"/>
           <w:lang w:val="gl-ES"/>
         </w:rPr>
-        <w:t>Tutorial</w:t>
-      </w:r>
-      <w:proofErr w:type="spellEnd"/>
+        <w:t>Tutorial de DTD”</w:t>
+      </w:r>
       <w:r>
         <w:rPr>
           <w:b/>
@@ -3406,43 +2675,15 @@
           <w:szCs w:val="20"/>
           <w:lang w:val="gl-ES"/>
         </w:rPr>
-        <w:t xml:space="preserve"> de DTD”</w:t>
-      </w:r>
-      <w:r>
-        <w:rPr>
-          <w:b/>
-          <w:bCs/>
+        <w:t xml:space="preserve"> </w:t>
+      </w:r>
+      <w:r>
+        <w:rPr>
           <w:sz w:val="20"/>
           <w:szCs w:val="20"/>
           <w:lang w:val="gl-ES"/>
         </w:rPr>
-        <w:t xml:space="preserve"> </w:t>
-      </w:r>
-      <w:r>
-        <w:rPr>
-          <w:sz w:val="20"/>
-          <w:szCs w:val="20"/>
-          <w:lang w:val="gl-ES"/>
-        </w:rPr>
-        <w:t>(</w:t>
-      </w:r>
-      <w:proofErr w:type="spellStart"/>
-      <w:r>
-        <w:rPr>
-          <w:sz w:val="20"/>
-          <w:szCs w:val="20"/>
-          <w:lang w:val="gl-ES"/>
-        </w:rPr>
-        <w:t>Abrirllave</w:t>
-      </w:r>
-      <w:proofErr w:type="spellEnd"/>
-      <w:r>
-        <w:rPr>
-          <w:sz w:val="20"/>
-          <w:szCs w:val="20"/>
-          <w:lang w:val="gl-ES"/>
-        </w:rPr>
-        <w:t xml:space="preserve">), en </w:t>
+        <w:t xml:space="preserve">(Abrirllave), en </w:t>
       </w:r>
       <w:hyperlink r:id="rId25" w:history="1">
         <w:r>
@@ -3540,77 +2781,15 @@
           <w:szCs w:val="20"/>
           <w:lang w:val="gl-ES"/>
         </w:rPr>
-        <w:t xml:space="preserve">“XML: Validar con XML </w:t>
-      </w:r>
-      <w:proofErr w:type="spellStart"/>
-      <w:r>
-        <w:rPr>
-          <w:b/>
-          <w:bCs/>
+        <w:t xml:space="preserve">“XML: Validar con XML Schema en Notepad++” </w:t>
+      </w:r>
+      <w:r>
+        <w:rPr>
           <w:sz w:val="20"/>
           <w:szCs w:val="20"/>
           <w:lang w:val="gl-ES"/>
         </w:rPr>
-        <w:t>Schema</w:t>
-      </w:r>
-      <w:proofErr w:type="spellEnd"/>
-      <w:r>
-        <w:rPr>
-          <w:b/>
-          <w:bCs/>
-          <w:sz w:val="20"/>
-          <w:szCs w:val="20"/>
-          <w:lang w:val="gl-ES"/>
-        </w:rPr>
-        <w:t xml:space="preserve"> en </w:t>
-      </w:r>
-      <w:proofErr w:type="spellStart"/>
-      <w:r>
-        <w:rPr>
-          <w:b/>
-          <w:bCs/>
-          <w:sz w:val="20"/>
-          <w:szCs w:val="20"/>
-          <w:lang w:val="gl-ES"/>
-        </w:rPr>
-        <w:t>Notepad</w:t>
-      </w:r>
-      <w:proofErr w:type="spellEnd"/>
-      <w:r>
-        <w:rPr>
-          <w:b/>
-          <w:bCs/>
-          <w:sz w:val="20"/>
-          <w:szCs w:val="20"/>
-          <w:lang w:val="gl-ES"/>
-        </w:rPr>
-        <w:t xml:space="preserve">++” </w:t>
-      </w:r>
-      <w:r>
-        <w:rPr>
-          <w:sz w:val="20"/>
-          <w:szCs w:val="20"/>
-          <w:lang w:val="gl-ES"/>
-        </w:rPr>
-        <w:t xml:space="preserve">(profesor </w:t>
-      </w:r>
-      <w:proofErr w:type="spellStart"/>
-      <w:r>
-        <w:rPr>
-          <w:sz w:val="20"/>
-          <w:szCs w:val="20"/>
-          <w:lang w:val="gl-ES"/>
-        </w:rPr>
-        <w:t>Luján</w:t>
-      </w:r>
-      <w:proofErr w:type="spellEnd"/>
-      <w:r>
-        <w:rPr>
-          <w:sz w:val="20"/>
-          <w:szCs w:val="20"/>
-          <w:lang w:val="gl-ES"/>
-        </w:rPr>
-        <w:t xml:space="preserve"> Mora), en </w:t>
+        <w:t xml:space="preserve">(profesor Luján Mora), en </w:t>
       </w:r>
       <w:hyperlink r:id="rId27" w:history="1">
         <w:r>
@@ -3629,25 +2808,25 @@
           <w:szCs w:val="20"/>
           <w:lang w:val="gl-ES"/>
         </w:rPr>
-        <w:t xml:space="preserve"> . </w:t>
-      </w:r>
-      <w:proofErr w:type="spellStart"/>
-      <w:r>
-        <w:rPr>
+        <w:t xml:space="preserve"> . Otros: “</w:t>
+      </w:r>
+      <w:r>
+        <w:rPr>
+          <w:b/>
+          <w:bCs/>
           <w:sz w:val="20"/>
           <w:szCs w:val="20"/>
           <w:lang w:val="gl-ES"/>
         </w:rPr>
-        <w:t>Otros</w:t>
-      </w:r>
-      <w:proofErr w:type="spellEnd"/>
+        <w:t>XML: Validar con DTD interno en Notepad++ (1)</w:t>
+      </w:r>
       <w:r>
         <w:rPr>
           <w:sz w:val="20"/>
           <w:szCs w:val="20"/>
           <w:lang w:val="gl-ES"/>
         </w:rPr>
-        <w:t>: “</w:t>
+        <w:t>”, “</w:t>
       </w:r>
       <w:r>
         <w:rPr>
@@ -3657,20 +2836,16 @@
           <w:szCs w:val="20"/>
           <w:lang w:val="gl-ES"/>
         </w:rPr>
-        <w:t xml:space="preserve">XML: Validar con DTD interno en </w:t>
-      </w:r>
-      <w:proofErr w:type="spellStart"/>
-      <w:r>
-        <w:rPr>
-          <w:b/>
-          <w:bCs/>
+        <w:t>XML: Validar con DTD interno en Notepad++ (2)</w:t>
+      </w:r>
+      <w:r>
+        <w:rPr>
           <w:sz w:val="20"/>
           <w:szCs w:val="20"/>
           <w:lang w:val="gl-ES"/>
         </w:rPr>
-        <w:t>Notepad</w:t>
-      </w:r>
-      <w:proofErr w:type="spellEnd"/>
+        <w:t>” y “</w:t>
+      </w:r>
       <w:r>
         <w:rPr>
           <w:b/>
@@ -3679,7 +2854,7 @@
           <w:szCs w:val="20"/>
           <w:lang w:val="gl-ES"/>
         </w:rPr>
-        <w:t>++ (1)</w:t>
+        <w:t>XML: Validar con DTD externo en Notepad++</w:t>
       </w:r>
       <w:r>
         <w:rPr>
@@ -3687,125 +2862,33 @@
           <w:szCs w:val="20"/>
           <w:lang w:val="gl-ES"/>
         </w:rPr>
-        <w:t>”, “</w:t>
-      </w:r>
-      <w:r>
-        <w:rPr>
-          <w:b/>
-          <w:bCs/>
+        <w:t>”</w:t>
+      </w:r>
+      <w:r>
+        <w:rPr>
           <w:sz w:val="20"/>
           <w:szCs w:val="20"/>
           <w:lang w:val="gl-ES"/>
         </w:rPr>
-        <w:t xml:space="preserve">XML: Validar con DTD interno en </w:t>
-      </w:r>
-      <w:proofErr w:type="spellStart"/>
-      <w:r>
-        <w:rPr>
-          <w:b/>
-          <w:bCs/>
+        <w:t>.</w:t>
+      </w:r>
+      <w:r>
+        <w:rPr>
           <w:sz w:val="20"/>
           <w:szCs w:val="20"/>
           <w:lang w:val="gl-ES"/>
         </w:rPr>
-        <w:t>Notepad</w:t>
-      </w:r>
-      <w:proofErr w:type="spellEnd"/>
-      <w:r>
-        <w:rPr>
-          <w:b/>
-          <w:bCs/>
-          <w:sz w:val="20"/>
-          <w:szCs w:val="20"/>
-          <w:lang w:val="gl-ES"/>
-        </w:rPr>
-        <w:t>++ (2)</w:t>
-      </w:r>
-      <w:r>
-        <w:rPr>
-          <w:sz w:val="20"/>
-          <w:szCs w:val="20"/>
-          <w:lang w:val="gl-ES"/>
-        </w:rPr>
-        <w:t>” y “</w:t>
-      </w:r>
-      <w:r>
-        <w:rPr>
-          <w:b/>
-          <w:bCs/>
-          <w:sz w:val="20"/>
-          <w:szCs w:val="20"/>
-          <w:lang w:val="gl-ES"/>
-        </w:rPr>
-        <w:t xml:space="preserve">XML: Validar con DTD externo en </w:t>
-      </w:r>
-      <w:proofErr w:type="spellStart"/>
-      <w:r>
-        <w:rPr>
-          <w:b/>
-          <w:bCs/>
-          <w:sz w:val="20"/>
-          <w:szCs w:val="20"/>
-          <w:lang w:val="gl-ES"/>
-        </w:rPr>
-        <w:t>Notepad</w:t>
-      </w:r>
-      <w:proofErr w:type="spellEnd"/>
-      <w:r>
-        <w:rPr>
-          <w:b/>
-          <w:bCs/>
-          <w:sz w:val="20"/>
-          <w:szCs w:val="20"/>
-          <w:lang w:val="gl-ES"/>
-        </w:rPr>
-        <w:t>++</w:t>
-      </w:r>
-      <w:r>
-        <w:rPr>
-          <w:sz w:val="20"/>
-          <w:szCs w:val="20"/>
-          <w:lang w:val="gl-ES"/>
-        </w:rPr>
-        <w:t>”</w:t>
-      </w:r>
-      <w:r>
-        <w:rPr>
-          <w:sz w:val="20"/>
-          <w:szCs w:val="20"/>
-          <w:lang w:val="gl-ES"/>
-        </w:rPr>
-        <w:t>.</w:t>
-      </w:r>
-      <w:r>
-        <w:rPr>
-          <w:sz w:val="20"/>
-          <w:szCs w:val="20"/>
-          <w:lang w:val="gl-ES"/>
-        </w:rPr>
         <w:t xml:space="preserve"> Toda la colección “</w:t>
       </w:r>
-      <w:proofErr w:type="spellStart"/>
-      <w:r>
-        <w:rPr>
-          <w:b/>
-          <w:bCs/>
-          <w:sz w:val="20"/>
-          <w:szCs w:val="20"/>
-          <w:lang w:val="es-ES"/>
-        </w:rPr>
-        <w:t>iXML</w:t>
-      </w:r>
-      <w:proofErr w:type="spellEnd"/>
-      <w:r>
-        <w:rPr>
-          <w:b/>
-          <w:bCs/>
-          <w:sz w:val="20"/>
-          <w:szCs w:val="20"/>
-          <w:lang w:val="es-ES"/>
-        </w:rPr>
-        <w:t xml:space="preserve"> / Introducción a XML</w:t>
+      <w:r>
+        <w:rPr>
+          <w:b/>
+          <w:bCs/>
+          <w:sz w:val="20"/>
+          <w:szCs w:val="20"/>
+          <w:lang w:val="es-ES"/>
+        </w:rPr>
+        <w:t>iXML / Introducción a XML</w:t>
       </w:r>
       <w:r>
         <w:rPr>
@@ -4204,7 +3287,6 @@
         </w:rPr>
         <w:t>“</w:t>
       </w:r>
-      <w:proofErr w:type="spellStart"/>
       <w:r>
         <w:rPr>
           <w:b/>
@@ -4213,9 +3295,8 @@
           <w:szCs w:val="20"/>
           <w:lang w:val="gl-ES"/>
         </w:rPr>
-        <w:t>Tutorial</w:t>
-      </w:r>
-      <w:proofErr w:type="spellEnd"/>
+        <w:t>Tutorial de DTD”</w:t>
+      </w:r>
       <w:r>
         <w:rPr>
           <w:b/>
@@ -4224,43 +3305,15 @@
           <w:szCs w:val="20"/>
           <w:lang w:val="gl-ES"/>
         </w:rPr>
-        <w:t xml:space="preserve"> de DTD”</w:t>
-      </w:r>
-      <w:r>
-        <w:rPr>
-          <w:b/>
-          <w:bCs/>
+        <w:t xml:space="preserve"> </w:t>
+      </w:r>
+      <w:r>
+        <w:rPr>
           <w:sz w:val="20"/>
           <w:szCs w:val="20"/>
           <w:lang w:val="gl-ES"/>
         </w:rPr>
-        <w:t xml:space="preserve"> </w:t>
-      </w:r>
-      <w:r>
-        <w:rPr>
-          <w:sz w:val="20"/>
-          <w:szCs w:val="20"/>
-          <w:lang w:val="gl-ES"/>
-        </w:rPr>
-        <w:t>(</w:t>
-      </w:r>
-      <w:proofErr w:type="spellStart"/>
-      <w:r>
-        <w:rPr>
-          <w:sz w:val="20"/>
-          <w:szCs w:val="20"/>
-          <w:lang w:val="gl-ES"/>
-        </w:rPr>
-        <w:t>Abrirllave</w:t>
-      </w:r>
-      <w:proofErr w:type="spellEnd"/>
-      <w:r>
-        <w:rPr>
-          <w:sz w:val="20"/>
-          <w:szCs w:val="20"/>
-          <w:lang w:val="gl-ES"/>
-        </w:rPr>
-        <w:t xml:space="preserve">), en </w:t>
+        <w:t xml:space="preserve">(Abrirllave), en </w:t>
       </w:r>
       <w:hyperlink r:id="rId31" w:history="1">
         <w:r>
@@ -4360,21 +3413,8 @@
           <w:szCs w:val="20"/>
           <w:lang w:val="gl-ES"/>
         </w:rPr>
-        <w:t>DTD </w:t>
-      </w:r>
-      <w:proofErr w:type="spellStart"/>
-      <w:r>
-        <w:rPr>
-          <w:rFonts w:ascii="Arial" w:hAnsi="Arial" w:cs="Arial"/>
-          <w:b/>
-          <w:bCs/>
-          <w:sz w:val="20"/>
-          <w:szCs w:val="20"/>
-          <w:lang w:val="gl-ES"/>
-        </w:rPr>
-        <w:t>Tutorial</w:t>
-      </w:r>
-      <w:proofErr w:type="spellEnd"/>
+        <w:t>DTD Tutorial</w:t>
+      </w:r>
       <w:r>
         <w:rPr>
           <w:rFonts w:ascii="Arial" w:hAnsi="Arial" w:cs="Arial"/>
@@ -4656,67 +3696,16 @@
           <w:szCs w:val="20"/>
           <w:lang w:val="es-ES"/>
         </w:rPr>
-        <w:t xml:space="preserve">Expresión </w:t>
-      </w:r>
-      <w:proofErr w:type="spellStart"/>
-      <w:r>
-        <w:rPr>
-          <w:rFonts w:ascii="Arial" w:hAnsi="Arial" w:cs="Arial"/>
-          <w:sz w:val="20"/>
-          <w:szCs w:val="20"/>
-          <w:lang w:val="es-ES"/>
-        </w:rPr>
-        <w:t>XPath</w:t>
-      </w:r>
-      <w:proofErr w:type="spellEnd"/>
-      <w:r>
-        <w:rPr>
-          <w:rFonts w:ascii="Arial" w:hAnsi="Arial" w:cs="Arial"/>
-          <w:sz w:val="20"/>
-          <w:szCs w:val="20"/>
-          <w:lang w:val="es-ES"/>
-        </w:rPr>
-        <w:t xml:space="preserve">. Funciones </w:t>
-      </w:r>
-      <w:proofErr w:type="spellStart"/>
-      <w:r>
-        <w:rPr>
-          <w:rFonts w:ascii="Arial" w:hAnsi="Arial" w:cs="Arial"/>
-          <w:sz w:val="20"/>
-          <w:szCs w:val="20"/>
-          <w:lang w:val="es-ES"/>
-        </w:rPr>
-        <w:t>XPath</w:t>
-      </w:r>
-      <w:proofErr w:type="spellEnd"/>
-      <w:r>
-        <w:rPr>
-          <w:rFonts w:ascii="Arial" w:hAnsi="Arial" w:cs="Arial"/>
-          <w:sz w:val="20"/>
-          <w:szCs w:val="20"/>
-          <w:lang w:val="es-ES"/>
-        </w:rPr>
-        <w:t xml:space="preserve">. Relación de </w:t>
-      </w:r>
-      <w:proofErr w:type="spellStart"/>
-      <w:r>
-        <w:rPr>
-          <w:rFonts w:ascii="Arial" w:hAnsi="Arial" w:cs="Arial"/>
-          <w:sz w:val="20"/>
-          <w:szCs w:val="20"/>
-          <w:lang w:val="es-ES"/>
-        </w:rPr>
-        <w:t>XPath</w:t>
-      </w:r>
-      <w:proofErr w:type="spellEnd"/>
-      <w:r>
-        <w:rPr>
-          <w:rFonts w:ascii="Arial" w:hAnsi="Arial" w:cs="Arial"/>
-          <w:sz w:val="20"/>
-          <w:szCs w:val="20"/>
-          <w:lang w:val="es-ES"/>
-        </w:rPr>
-        <w:t xml:space="preserve"> con otras tecnologías. </w:t>
+        <w:t>Expresión XPath</w:t>
+      </w:r>
+      <w:r>
+        <w:rPr>
+          <w:rFonts w:ascii="Arial" w:hAnsi="Arial" w:cs="Arial"/>
+          <w:sz w:val="20"/>
+          <w:szCs w:val="20"/>
+          <w:lang w:val="es-ES"/>
+        </w:rPr>
+        <w:t xml:space="preserve">. Funciones XPath. Relación de XPath con otras tecnologías. </w:t>
       </w:r>
     </w:p>
     <w:p>
@@ -4769,19 +3758,8 @@
           <w:szCs w:val="20"/>
           <w:lang w:val="es-ES"/>
         </w:rPr>
-        <w:t xml:space="preserve">onstrucción de una expresión </w:t>
-      </w:r>
-      <w:proofErr w:type="spellStart"/>
-      <w:r>
-        <w:rPr>
-          <w:rFonts w:ascii="Arial" w:hAnsi="Arial" w:cs="Arial"/>
-          <w:sz w:val="20"/>
-          <w:szCs w:val="20"/>
-          <w:lang w:val="es-ES"/>
-        </w:rPr>
-        <w:t>XPath</w:t>
-      </w:r>
-      <w:proofErr w:type="spellEnd"/>
+        <w:t>onstrucción de una expresión XPath</w:t>
+      </w:r>
       <w:r>
         <w:rPr>
           <w:rFonts w:ascii="Arial" w:hAnsi="Arial" w:cs="Arial"/>
@@ -4798,27 +3776,7 @@
           <w:szCs w:val="20"/>
           <w:lang w:val="es-ES"/>
         </w:rPr>
-        <w:t xml:space="preserve"> Rutas, ejes y predicados. Ejecución de una expresión </w:t>
-      </w:r>
-      <w:proofErr w:type="spellStart"/>
-      <w:r>
-        <w:rPr>
-          <w:rFonts w:ascii="Arial" w:hAnsi="Arial" w:cs="Arial"/>
-          <w:sz w:val="20"/>
-          <w:szCs w:val="20"/>
-          <w:lang w:val="es-ES"/>
-        </w:rPr>
-        <w:t>XPath</w:t>
-      </w:r>
-      <w:proofErr w:type="spellEnd"/>
-      <w:r>
-        <w:rPr>
-          <w:rFonts w:ascii="Arial" w:hAnsi="Arial" w:cs="Arial"/>
-          <w:sz w:val="20"/>
-          <w:szCs w:val="20"/>
-          <w:lang w:val="es-ES"/>
-        </w:rPr>
-        <w:t xml:space="preserve">. </w:t>
+        <w:t xml:space="preserve"> Rutas, ejes y predicados. Ejecución de una expresión XPath. </w:t>
       </w:r>
     </w:p>
     <w:p>
@@ -4862,47 +3820,16 @@
           <w:szCs w:val="20"/>
           <w:lang w:val="es-ES"/>
         </w:rPr>
-        <w:t xml:space="preserve"> con soporte </w:t>
-      </w:r>
-      <w:proofErr w:type="spellStart"/>
-      <w:r>
-        <w:rPr>
-          <w:rFonts w:ascii="Arial" w:hAnsi="Arial" w:cs="Arial"/>
-          <w:sz w:val="20"/>
-          <w:szCs w:val="20"/>
-          <w:lang w:val="es-ES"/>
-        </w:rPr>
-        <w:t>XPath</w:t>
-      </w:r>
-      <w:proofErr w:type="spellEnd"/>
-      <w:r>
-        <w:rPr>
-          <w:rFonts w:ascii="Arial" w:hAnsi="Arial" w:cs="Arial"/>
-          <w:sz w:val="20"/>
-          <w:szCs w:val="20"/>
-          <w:lang w:val="es-ES"/>
-        </w:rPr>
-        <w:t xml:space="preserve">. Notepad++. XML </w:t>
-      </w:r>
-      <w:proofErr w:type="spellStart"/>
-      <w:r>
-        <w:rPr>
-          <w:rFonts w:ascii="Arial" w:hAnsi="Arial" w:cs="Arial"/>
-          <w:sz w:val="20"/>
-          <w:szCs w:val="20"/>
-          <w:lang w:val="es-ES"/>
-        </w:rPr>
-        <w:t>Copy</w:t>
-      </w:r>
-      <w:proofErr w:type="spellEnd"/>
-      <w:r>
-        <w:rPr>
-          <w:rFonts w:ascii="Arial" w:hAnsi="Arial" w:cs="Arial"/>
-          <w:sz w:val="20"/>
-          <w:szCs w:val="20"/>
-          <w:lang w:val="es-ES"/>
-        </w:rPr>
-        <w:t xml:space="preserve"> Editor. </w:t>
+        <w:t xml:space="preserve"> con soporte XPath</w:t>
+      </w:r>
+      <w:r>
+        <w:rPr>
+          <w:rFonts w:ascii="Arial" w:hAnsi="Arial" w:cs="Arial"/>
+          <w:sz w:val="20"/>
+          <w:szCs w:val="20"/>
+          <w:lang w:val="es-ES"/>
+        </w:rPr>
+        <w:t xml:space="preserve">. Notepad++. XML Copy Editor. </w:t>
       </w:r>
       <w:r>
         <w:rPr>
@@ -5027,25 +3954,7 @@
           <w:sz w:val="20"/>
           <w:szCs w:val="20"/>
         </w:rPr>
-        <w:t>”. Realización del ejercicio “</w:t>
-      </w:r>
-      <w:proofErr w:type="spellStart"/>
-      <w:r>
-        <w:rPr>
-          <w:rFonts w:ascii="Arial" w:hAnsi="Arial" w:cs="Arial"/>
-          <w:sz w:val="20"/>
-          <w:szCs w:val="20"/>
-        </w:rPr>
-        <w:t>Garderia</w:t>
-      </w:r>
-      <w:proofErr w:type="spellEnd"/>
-      <w:r>
-        <w:rPr>
-          <w:rFonts w:ascii="Arial" w:hAnsi="Arial" w:cs="Arial"/>
-          <w:sz w:val="20"/>
-          <w:szCs w:val="20"/>
-        </w:rPr>
-        <w:t xml:space="preserve">”, en pág. 2 y ss. DTD vs XSD. </w:t>
+        <w:t xml:space="preserve">”. Realización del ejercicio “Garderia”, en pág. 2 y ss. DTD vs XSD. </w:t>
       </w:r>
     </w:p>
     <w:p>
@@ -5392,25 +4301,7 @@
           <w:sz w:val="20"/>
           <w:szCs w:val="20"/>
         </w:rPr>
-        <w:t>. Experimentación con el ejercicio “</w:t>
-      </w:r>
-      <w:proofErr w:type="spellStart"/>
-      <w:r>
-        <w:rPr>
-          <w:rFonts w:ascii="Arial" w:hAnsi="Arial" w:cs="Arial"/>
-          <w:sz w:val="20"/>
-          <w:szCs w:val="20"/>
-        </w:rPr>
-        <w:t>Fichas_dePersonas</w:t>
-      </w:r>
-      <w:proofErr w:type="spellEnd"/>
-      <w:r>
-        <w:rPr>
-          <w:rFonts w:ascii="Arial" w:hAnsi="Arial" w:cs="Arial"/>
-          <w:sz w:val="20"/>
-          <w:szCs w:val="20"/>
-        </w:rPr>
-        <w:t>”. Documento “</w:t>
+        <w:t>. Experimentación con el ejercicio “Fichas_dePersonas”. Documento “</w:t>
       </w:r>
       <w:r>
         <w:rPr>
@@ -5784,11 +4675,25 @@
       <w:pPr>
         <w:spacing w:after="120"/>
         <w:rPr>
-          <w:sz w:val="20"/>
-          <w:szCs w:val="20"/>
-          <w:lang w:val="es-ES"/>
-        </w:rPr>
-      </w:pPr>
+          <w:rFonts w:ascii="Arial" w:hAnsi="Arial" w:cs="Arial"/>
+          <w:b/>
+          <w:i/>
+          <w:sz w:val="20"/>
+          <w:szCs w:val="20"/>
+          <w:lang w:val="es-ES"/>
+        </w:rPr>
+      </w:pPr>
+      <w:r>
+        <w:rPr>
+          <w:rFonts w:ascii="Arial" w:hAnsi="Arial" w:cs="Arial"/>
+          <w:b/>
+          <w:i/>
+          <w:sz w:val="20"/>
+          <w:szCs w:val="20"/>
+          <w:lang w:val="es-ES"/>
+        </w:rPr>
+        <w:t xml:space="preserve">Miércoles, 08.04.2026 (2pl) </w:t>
+      </w:r>
     </w:p>
     <w:p>
       <w:pPr>
@@ -5799,37 +4704,214 @@
           <w:lang w:val="es-ES"/>
         </w:rPr>
       </w:pPr>
+      <w:r>
+        <w:rPr>
+          <w:sz w:val="20"/>
+          <w:szCs w:val="20"/>
+          <w:lang w:val="es-ES"/>
+        </w:rPr>
+        <w:t>Ausencia de alumnado</w:t>
+      </w:r>
+      <w:r>
+        <w:rPr>
+          <w:sz w:val="20"/>
+          <w:szCs w:val="20"/>
+          <w:lang w:val="es-ES"/>
+        </w:rPr>
+        <w:t xml:space="preserve"> (n=15)</w:t>
+      </w:r>
+      <w:r>
+        <w:rPr>
+          <w:sz w:val="20"/>
+          <w:szCs w:val="20"/>
+          <w:lang w:val="es-ES"/>
+        </w:rPr>
+        <w:t xml:space="preserve">; </w:t>
+      </w:r>
+      <w:r>
+        <w:rPr>
+          <w:sz w:val="20"/>
+          <w:szCs w:val="20"/>
+          <w:lang w:val="es-ES"/>
+        </w:rPr>
+        <w:t>motivo</w:t>
+      </w:r>
+      <w:r>
+        <w:rPr>
+          <w:sz w:val="20"/>
+          <w:szCs w:val="20"/>
+          <w:lang w:val="es-ES"/>
+        </w:rPr>
+        <w:t xml:space="preserve">: </w:t>
+      </w:r>
+      <w:r>
+        <w:rPr>
+          <w:sz w:val="20"/>
+          <w:szCs w:val="20"/>
+          <w:lang w:val="es-ES"/>
+        </w:rPr>
+        <w:t>derecho de reunión (artículo octavo</w:t>
+      </w:r>
+      <w:r>
+        <w:rPr>
+          <w:sz w:val="20"/>
+          <w:szCs w:val="20"/>
+          <w:lang w:val="es-ES"/>
+        </w:rPr>
+        <w:t xml:space="preserve"> de </w:t>
+      </w:r>
+      <w:r>
+        <w:rPr>
+          <w:sz w:val="20"/>
+          <w:szCs w:val="20"/>
+          <w:lang w:val="es-ES"/>
+        </w:rPr>
+        <w:t>LODE</w:t>
+      </w:r>
+      <w:r>
+        <w:rPr>
+          <w:sz w:val="20"/>
+          <w:szCs w:val="20"/>
+          <w:lang w:val="es-ES"/>
+        </w:rPr>
+        <w:t>, mx DF primera de LO 3/2020)</w:t>
+      </w:r>
     </w:p>
     <w:p>
       <w:pPr>
         <w:spacing w:after="120"/>
         <w:rPr>
-          <w:b/>
-          <w:bCs/>
-          <w:sz w:val="20"/>
-          <w:szCs w:val="20"/>
-          <w:lang w:val="es-ES"/>
-        </w:rPr>
-      </w:pPr>
-      <w:r>
-        <w:rPr>
-          <w:b/>
-          <w:bCs/>
-          <w:sz w:val="20"/>
-          <w:szCs w:val="20"/>
-          <w:lang w:val="es-ES"/>
-        </w:rPr>
-        <w:t xml:space="preserve">*** </w:t>
-      </w:r>
-      <w:r>
-        <w:rPr>
-          <w:b/>
-          <w:bCs/>
-          <w:sz w:val="20"/>
-          <w:szCs w:val="20"/>
-          <w:lang w:val="es-ES"/>
-        </w:rPr>
-        <w:t>Próximos eventos:</w:t>
+          <w:sz w:val="20"/>
+          <w:szCs w:val="20"/>
+          <w:lang w:val="es-ES"/>
+        </w:rPr>
+      </w:pPr>
+      <w:r>
+        <w:rPr>
+          <w:rFonts w:ascii="Arial" w:hAnsi="Arial" w:cs="Arial"/>
+          <w:b/>
+          <w:sz w:val="20"/>
+          <w:szCs w:val="20"/>
+          <w:lang w:val="es-ES"/>
+        </w:rPr>
+        <w:t>Actividades didácticas</w:t>
+      </w:r>
+      <w:r>
+        <w:rPr>
+          <w:rFonts w:ascii="Arial" w:hAnsi="Arial" w:cs="Arial"/>
+          <w:sz w:val="20"/>
+          <w:szCs w:val="20"/>
+          <w:lang w:val="es-ES"/>
+        </w:rPr>
+        <w:t>:</w:t>
+      </w:r>
+      <w:r>
+        <w:rPr>
+          <w:rFonts w:ascii="Arial" w:hAnsi="Arial" w:cs="Arial"/>
+          <w:sz w:val="20"/>
+          <w:szCs w:val="20"/>
+          <w:lang w:val="es-ES"/>
+        </w:rPr>
+        <w:t xml:space="preserve"> </w:t>
+      </w:r>
+      <w:r>
+        <w:rPr>
+          <w:sz w:val="20"/>
+          <w:szCs w:val="20"/>
+          <w:lang w:val="es-ES"/>
+        </w:rPr>
+        <w:t>Realización</w:t>
+      </w:r>
+      <w:r>
+        <w:rPr>
+          <w:sz w:val="20"/>
+          <w:szCs w:val="20"/>
+          <w:lang w:val="es-ES"/>
+        </w:rPr>
+        <w:t xml:space="preserve">, de ser el caso, </w:t>
+      </w:r>
+      <w:r>
+        <w:rPr>
+          <w:sz w:val="20"/>
+          <w:szCs w:val="20"/>
+          <w:lang w:val="es-ES"/>
+        </w:rPr>
+        <w:t>de actividades de refuerzo educativo</w:t>
+      </w:r>
+    </w:p>
+    <w:p>
+      <w:pPr>
+        <w:spacing w:after="120"/>
+        <w:rPr>
+          <w:rFonts w:ascii="Arial" w:hAnsi="Arial" w:cs="Arial"/>
+          <w:b/>
+          <w:i/>
+          <w:lang w:val="es-ES"/>
+        </w:rPr>
+      </w:pPr>
+      <w:r>
+        <w:rPr>
+          <w:rFonts w:ascii="Arial" w:hAnsi="Arial" w:cs="Arial"/>
+          <w:b/>
+          <w:i/>
+          <w:lang w:val="es-ES"/>
+        </w:rPr>
+        <w:t>Martes</w:t>
+      </w:r>
+      <w:r>
+        <w:rPr>
+          <w:rFonts w:ascii="Arial" w:hAnsi="Arial" w:cs="Arial"/>
+          <w:b/>
+          <w:i/>
+          <w:lang w:val="es-ES"/>
+        </w:rPr>
+        <w:t xml:space="preserve">, </w:t>
+      </w:r>
+      <w:r>
+        <w:rPr>
+          <w:rFonts w:ascii="Arial" w:hAnsi="Arial" w:cs="Arial"/>
+          <w:b/>
+          <w:i/>
+          <w:lang w:val="es-ES"/>
+        </w:rPr>
+        <w:t>21</w:t>
+      </w:r>
+      <w:r>
+        <w:rPr>
+          <w:rFonts w:ascii="Arial" w:hAnsi="Arial" w:cs="Arial"/>
+          <w:b/>
+          <w:i/>
+          <w:lang w:val="es-ES"/>
+        </w:rPr>
+        <w:t xml:space="preserve">.04.2026 (2pl) </w:t>
+      </w:r>
+    </w:p>
+    <w:p>
+      <w:pPr>
+        <w:spacing w:after="120"/>
+        <w:rPr>
+          <w:sz w:val="20"/>
+          <w:szCs w:val="20"/>
+          <w:lang w:val="es-ES"/>
+        </w:rPr>
+      </w:pPr>
+      <w:r>
+        <w:rPr>
+          <w:b/>
+          <w:bCs/>
+          <w:sz w:val="20"/>
+          <w:szCs w:val="20"/>
+          <w:lang w:val="es-ES"/>
+        </w:rPr>
+        <w:t>Contenidos</w:t>
+      </w:r>
+      <w:r>
+        <w:rPr>
+          <w:sz w:val="20"/>
+          <w:szCs w:val="20"/>
+          <w:lang w:val="es-ES"/>
+        </w:rPr>
+        <w:t>: XPath – XML Path Language: Lenguaje de consulta / direccionamiento de nodos</w:t>
       </w:r>
     </w:p>
     <w:p>
@@ -5848,67 +4930,21 @@
       </w:pPr>
       <w:r>
         <w:rPr>
-          <w:sz w:val="20"/>
-          <w:szCs w:val="20"/>
-          <w:lang w:val="es-ES"/>
-        </w:rPr>
-        <w:t xml:space="preserve">Prueba de </w:t>
-      </w:r>
-      <w:r>
-        <w:rPr>
-          <w:sz w:val="20"/>
-          <w:szCs w:val="20"/>
-          <w:lang w:val="es-ES"/>
-        </w:rPr>
-        <w:t xml:space="preserve">tercera </w:t>
-      </w:r>
-      <w:r>
-        <w:rPr>
-          <w:sz w:val="20"/>
-          <w:szCs w:val="20"/>
-          <w:lang w:val="es-ES"/>
-        </w:rPr>
-        <w:t xml:space="preserve">evaluación: </w:t>
-      </w:r>
-      <w:r>
-        <w:rPr>
-          <w:sz w:val="20"/>
-          <w:szCs w:val="20"/>
-          <w:lang w:val="es-ES"/>
-        </w:rPr>
-        <w:t xml:space="preserve">jueves </w:t>
-      </w:r>
-      <w:r>
-        <w:rPr>
-          <w:sz w:val="20"/>
-          <w:szCs w:val="20"/>
-          <w:lang w:val="es-ES"/>
-        </w:rPr>
-        <w:t>21.05.2026</w:t>
-      </w:r>
-      <w:r>
-        <w:rPr>
-          <w:sz w:val="20"/>
-          <w:szCs w:val="20"/>
-          <w:lang w:val="es-ES"/>
-        </w:rPr>
-        <w:t xml:space="preserve"> (</w:t>
-      </w:r>
-      <w:r>
-        <w:rPr>
-          <w:sz w:val="20"/>
-          <w:szCs w:val="20"/>
-          <w:lang w:val="es-ES"/>
-        </w:rPr>
-        <w:t>17:00-19:00 horas</w:t>
-      </w:r>
-      <w:r>
-        <w:rPr>
-          <w:sz w:val="20"/>
-          <w:szCs w:val="20"/>
-          <w:lang w:val="es-ES"/>
-        </w:rPr>
-        <w:t>)</w:t>
+          <w:b/>
+          <w:bCs/>
+          <w:sz w:val="20"/>
+          <w:szCs w:val="20"/>
+          <w:lang w:val="es-ES"/>
+        </w:rPr>
+        <w:t>Marco conceptual</w:t>
+      </w:r>
+      <w:r>
+        <w:rPr>
+          <w:sz w:val="20"/>
+          <w:szCs w:val="20"/>
+          <w:lang w:val="es-ES"/>
+        </w:rPr>
+        <w:t xml:space="preserve"> (conceptos, relaciones y asociaciones): Representación de un documento XML como grafo de nodos. Nodos y tipos de nodos. Contexto de evaluación de XPath. Expresión XPath. Funciones XPath. Relación de XPath con otras tecnologías</w:t>
       </w:r>
     </w:p>
     <w:p>
@@ -5927,6 +4963,2709 @@
       </w:pPr>
       <w:r>
         <w:rPr>
+          <w:b/>
+          <w:bCs/>
+          <w:sz w:val="20"/>
+          <w:szCs w:val="20"/>
+          <w:lang w:val="es-ES"/>
+        </w:rPr>
+        <w:t>Procesos/Procedimientos</w:t>
+      </w:r>
+      <w:r>
+        <w:rPr>
+          <w:sz w:val="20"/>
+          <w:szCs w:val="20"/>
+          <w:lang w:val="es-ES"/>
+        </w:rPr>
+        <w:t>: Localización y selección de información en documentos XML. Construcción y ejecución de expresiones XPath. Manejo de ejes, predicados y selección de notos. Manejo de funciones XPath</w:t>
+      </w:r>
+    </w:p>
+    <w:p>
+      <w:pPr>
+        <w:pStyle w:val="Prrafodelista"/>
+        <w:numPr>
+          <w:ilvl w:val="0"/>
+          <w:numId w:val="25"/>
+        </w:numPr>
+        <w:spacing w:after="120"/>
+        <w:rPr>
+          <w:sz w:val="20"/>
+          <w:szCs w:val="20"/>
+          <w:lang w:val="es-ES"/>
+        </w:rPr>
+      </w:pPr>
+      <w:r>
+        <w:rPr>
+          <w:b/>
+          <w:bCs/>
+          <w:sz w:val="20"/>
+          <w:szCs w:val="20"/>
+          <w:lang w:val="es-ES"/>
+        </w:rPr>
+        <w:t>Herramientas</w:t>
+      </w:r>
+      <w:r>
+        <w:rPr>
+          <w:sz w:val="20"/>
+          <w:szCs w:val="20"/>
+          <w:lang w:val="es-ES"/>
+        </w:rPr>
+        <w:t>: Editores XML con soporte XPath. Notepad++. XML Copy Editor. Editores y validadores on-line</w:t>
+      </w:r>
+    </w:p>
+    <w:p>
+      <w:pPr>
+        <w:spacing w:after="120"/>
+        <w:rPr>
+          <w:rFonts w:ascii="Arial" w:hAnsi="Arial" w:cs="Arial"/>
+          <w:sz w:val="20"/>
+          <w:szCs w:val="20"/>
+          <w:lang w:val="es-ES"/>
+        </w:rPr>
+      </w:pPr>
+      <w:r>
+        <w:rPr>
+          <w:rFonts w:ascii="Arial" w:hAnsi="Arial" w:cs="Arial"/>
+          <w:b/>
+          <w:sz w:val="20"/>
+          <w:szCs w:val="20"/>
+          <w:lang w:val="es-ES"/>
+        </w:rPr>
+        <w:t>Actividades didácticas</w:t>
+      </w:r>
+      <w:r>
+        <w:rPr>
+          <w:rFonts w:ascii="Arial" w:hAnsi="Arial" w:cs="Arial"/>
+          <w:sz w:val="20"/>
+          <w:szCs w:val="20"/>
+          <w:lang w:val="es-ES"/>
+        </w:rPr>
+        <w:t>:</w:t>
+      </w:r>
+    </w:p>
+    <w:p>
+      <w:pPr>
+        <w:pStyle w:val="Prrafodelista"/>
+        <w:numPr>
+          <w:ilvl w:val="0"/>
+          <w:numId w:val="25"/>
+        </w:numPr>
+        <w:spacing w:after="120"/>
+        <w:rPr>
+          <w:sz w:val="20"/>
+          <w:szCs w:val="20"/>
+          <w:lang w:val="es-ES"/>
+        </w:rPr>
+      </w:pPr>
+      <w:r>
+        <w:rPr>
+          <w:rFonts w:ascii="Arial" w:hAnsi="Arial" w:cs="Arial"/>
+          <w:b/>
+          <w:bCs/>
+          <w:sz w:val="20"/>
+          <w:szCs w:val="20"/>
+          <w:lang w:val="es-ES"/>
+        </w:rPr>
+        <w:t>Previo a los contenidos anteriores</w:t>
+      </w:r>
+      <w:r>
+        <w:rPr>
+          <w:rFonts w:ascii="Arial" w:hAnsi="Arial" w:cs="Arial"/>
+          <w:sz w:val="20"/>
+          <w:szCs w:val="20"/>
+          <w:lang w:val="es-ES"/>
+        </w:rPr>
+        <w:t>: la integridad referencial en la definición de documentos XML: caso de XML Schema. Experimentación con “Ejercicio Fórmula 1”</w:t>
+      </w:r>
+      <w:r>
+        <w:rPr>
+          <w:rFonts w:ascii="Arial" w:hAnsi="Arial" w:cs="Arial"/>
+          <w:sz w:val="20"/>
+          <w:szCs w:val="20"/>
+          <w:lang w:val="es-ES"/>
+        </w:rPr>
+        <w:t>. Lectura y experimentación de “</w:t>
+      </w:r>
+      <w:r>
+        <w:rPr>
+          <w:rFonts w:ascii="Arial" w:hAnsi="Arial" w:cs="Arial"/>
+          <w:sz w:val="20"/>
+          <w:szCs w:val="20"/>
+          <w:lang w:val="es-ES"/>
+        </w:rPr>
+        <w:t>XML_XSD_IntegridadReferencial_cc.pdf</w:t>
+      </w:r>
+      <w:r>
+        <w:rPr>
+          <w:rFonts w:ascii="Arial" w:hAnsi="Arial" w:cs="Arial"/>
+          <w:sz w:val="20"/>
+          <w:szCs w:val="20"/>
+          <w:lang w:val="es-ES"/>
+        </w:rPr>
+        <w:t>”</w:t>
+      </w:r>
+    </w:p>
+    <w:p>
+      <w:pPr>
+        <w:pStyle w:val="Prrafodelista"/>
+        <w:numPr>
+          <w:ilvl w:val="0"/>
+          <w:numId w:val="25"/>
+        </w:numPr>
+        <w:rPr>
+          <w:rFonts w:ascii="Arial" w:hAnsi="Arial" w:cs="Arial"/>
+          <w:sz w:val="20"/>
+          <w:szCs w:val="20"/>
+        </w:rPr>
+      </w:pPr>
+      <w:r>
+        <w:rPr>
+          <w:rFonts w:ascii="Arial" w:hAnsi="Arial" w:cs="Arial"/>
+          <w:sz w:val="20"/>
+          <w:szCs w:val="20"/>
+        </w:rPr>
+        <w:lastRenderedPageBreak/>
+        <w:t xml:space="preserve">Lectura y experimentación de los ejercicios disponibles </w:t>
+      </w:r>
+      <w:r>
+        <w:rPr>
+          <w:rFonts w:ascii="Arial" w:hAnsi="Arial" w:cs="Arial"/>
+          <w:sz w:val="20"/>
+          <w:szCs w:val="20"/>
+        </w:rPr>
+        <w:t>en el documento “</w:t>
+      </w:r>
+      <w:r>
+        <w:rPr>
+          <w:rFonts w:ascii="Arial" w:hAnsi="Arial" w:cs="Arial"/>
+          <w:sz w:val="20"/>
+          <w:szCs w:val="20"/>
+        </w:rPr>
+        <w:t>UD5_OrientacionesDidacticas_XPath_v2.pdf</w:t>
+      </w:r>
+      <w:r>
+        <w:rPr>
+          <w:rFonts w:ascii="Arial" w:hAnsi="Arial" w:cs="Arial"/>
+          <w:sz w:val="20"/>
+          <w:szCs w:val="20"/>
+        </w:rPr>
+        <w:t>”</w:t>
+      </w:r>
+    </w:p>
+    <w:p>
+      <w:pPr>
+        <w:spacing w:after="0" w:line="60" w:lineRule="atLeast"/>
+        <w:rPr>
+          <w:rFonts w:ascii="Arial" w:hAnsi="Arial" w:cs="Arial"/>
+          <w:sz w:val="20"/>
+          <w:szCs w:val="20"/>
+        </w:rPr>
+      </w:pPr>
+      <w:r>
+        <w:rPr>
+          <w:rFonts w:ascii="Arial" w:hAnsi="Arial" w:cs="Arial"/>
+          <w:sz w:val="20"/>
+          <w:szCs w:val="20"/>
+        </w:rPr>
+        <w:t xml:space="preserve">Para la experimentación, con los ejercicios, podemos emplear las siguientes </w:t>
+      </w:r>
+      <w:r>
+        <w:rPr>
+          <w:rFonts w:ascii="Arial" w:hAnsi="Arial" w:cs="Arial"/>
+          <w:b/>
+          <w:bCs/>
+          <w:sz w:val="20"/>
+          <w:szCs w:val="20"/>
+        </w:rPr>
+        <w:t>herramientas</w:t>
+      </w:r>
+      <w:r>
+        <w:rPr>
+          <w:rFonts w:ascii="Arial" w:hAnsi="Arial" w:cs="Arial"/>
+          <w:sz w:val="20"/>
+          <w:szCs w:val="20"/>
+        </w:rPr>
+        <w:t xml:space="preserve"> (Sugerido el </w:t>
+      </w:r>
+      <w:r>
+        <w:rPr>
+          <w:rFonts w:ascii="Arial" w:hAnsi="Arial" w:cs="Arial"/>
+          <w:i/>
+          <w:iCs/>
+          <w:sz w:val="20"/>
+          <w:szCs w:val="20"/>
+        </w:rPr>
+        <w:t>XML Copy Editor</w:t>
+      </w:r>
+      <w:r>
+        <w:rPr>
+          <w:rFonts w:ascii="Arial" w:hAnsi="Arial" w:cs="Arial"/>
+          <w:sz w:val="20"/>
+          <w:szCs w:val="20"/>
+        </w:rPr>
+        <w:t xml:space="preserve"> por su facilidad</w:t>
+      </w:r>
+      <w:r>
+        <w:rPr>
+          <w:rFonts w:ascii="Arial" w:hAnsi="Arial" w:cs="Arial"/>
+          <w:sz w:val="20"/>
+          <w:szCs w:val="20"/>
+        </w:rPr>
+        <w:t xml:space="preserve"> de ejecución</w:t>
+      </w:r>
+      <w:r>
+        <w:rPr>
+          <w:rFonts w:ascii="Arial" w:hAnsi="Arial" w:cs="Arial"/>
+          <w:sz w:val="20"/>
+          <w:szCs w:val="20"/>
+        </w:rPr>
+        <w:t xml:space="preserve"> y claridad en la interpretación de los resultados)</w:t>
+      </w:r>
+    </w:p>
+    <w:p>
+      <w:pPr>
+        <w:spacing w:after="0" w:line="60" w:lineRule="atLeast"/>
+        <w:rPr>
+          <w:rFonts w:ascii="Arial" w:hAnsi="Arial" w:cs="Arial"/>
+          <w:sz w:val="20"/>
+          <w:szCs w:val="20"/>
+        </w:rPr>
+      </w:pPr>
+    </w:p>
+    <w:p>
+      <w:pPr>
+        <w:pStyle w:val="Prrafodelista"/>
+        <w:numPr>
+          <w:ilvl w:val="0"/>
+          <w:numId w:val="36"/>
+        </w:numPr>
+        <w:suppressAutoHyphens w:val="0"/>
+        <w:spacing w:after="0" w:line="240" w:lineRule="auto"/>
+        <w:rPr>
+          <w:rFonts w:ascii="Arial" w:hAnsi="Arial" w:cs="Arial"/>
+          <w:sz w:val="20"/>
+          <w:szCs w:val="20"/>
+        </w:rPr>
+      </w:pPr>
+      <w:r>
+        <w:rPr>
+          <w:rFonts w:ascii="Arial" w:hAnsi="Arial" w:cs="Arial"/>
+          <w:b/>
+          <w:bCs/>
+          <w:sz w:val="20"/>
+          <w:szCs w:val="20"/>
+        </w:rPr>
+        <w:t>XML Copy Editor</w:t>
+      </w:r>
+      <w:r>
+        <w:rPr>
+          <w:rFonts w:ascii="Arial" w:hAnsi="Arial" w:cs="Arial"/>
+          <w:sz w:val="20"/>
+          <w:szCs w:val="20"/>
+        </w:rPr>
+        <w:t xml:space="preserve">, editor empleado por el profesor Sintes Marco. En su web disponemos de las indicaciones para su instalación y uso, a través del enlace </w:t>
+      </w:r>
+      <w:hyperlink r:id="rId34" w:history="1">
+        <w:r>
+          <w:rPr>
+            <w:rStyle w:val="Hipervnculo"/>
+            <w:rFonts w:ascii="Arial" w:hAnsi="Arial" w:cs="Arial"/>
+            <w:sz w:val="20"/>
+            <w:szCs w:val="20"/>
+          </w:rPr>
+          <w:t>XML Copy Editor</w:t>
+        </w:r>
+      </w:hyperlink>
+      <w:r>
+        <w:rPr>
+          <w:rFonts w:ascii="Arial" w:hAnsi="Arial" w:cs="Arial"/>
+          <w:sz w:val="20"/>
+          <w:szCs w:val="20"/>
+        </w:rPr>
+        <w:t xml:space="preserve">. </w:t>
+      </w:r>
+    </w:p>
+    <w:p>
+      <w:pPr>
+        <w:pStyle w:val="Prrafodelista"/>
+        <w:numPr>
+          <w:ilvl w:val="0"/>
+          <w:numId w:val="36"/>
+        </w:numPr>
+        <w:suppressAutoHyphens w:val="0"/>
+        <w:spacing w:after="120" w:line="278" w:lineRule="auto"/>
+        <w:rPr>
+          <w:rFonts w:ascii="Arial" w:hAnsi="Arial" w:cs="Arial"/>
+          <w:sz w:val="20"/>
+          <w:szCs w:val="20"/>
+        </w:rPr>
+      </w:pPr>
+      <w:hyperlink r:id="rId35" w:history="1">
+        <w:r>
+          <w:rPr>
+            <w:rStyle w:val="Hipervnculo"/>
+            <w:rFonts w:ascii="Arial" w:hAnsi="Arial" w:cs="Arial"/>
+            <w:b/>
+            <w:bCs/>
+            <w:sz w:val="20"/>
+            <w:szCs w:val="20"/>
+          </w:rPr>
+          <w:t>Notepad++</w:t>
+        </w:r>
+      </w:hyperlink>
+      <w:r>
+        <w:rPr>
+          <w:rFonts w:ascii="Arial" w:hAnsi="Arial" w:cs="Arial"/>
+          <w:sz w:val="20"/>
+          <w:szCs w:val="20"/>
+        </w:rPr>
+        <w:t>, con los complementos (plugins) básicos para trabajar con XML (“XML Tools” y “Npp Xml Treeview”). Procedimiento: Menú Complementos &gt; XML Tools &gt; “Evaluate XPath expression …”</w:t>
+      </w:r>
+    </w:p>
+    <w:p>
+      <w:pPr>
+        <w:pStyle w:val="Prrafodelista"/>
+        <w:numPr>
+          <w:ilvl w:val="0"/>
+          <w:numId w:val="36"/>
+        </w:numPr>
+        <w:suppressAutoHyphens w:val="0"/>
+        <w:spacing w:after="0" w:line="60" w:lineRule="atLeast"/>
+        <w:rPr>
+          <w:rFonts w:ascii="Arial" w:hAnsi="Arial" w:cs="Arial"/>
+          <w:sz w:val="20"/>
+          <w:szCs w:val="20"/>
+        </w:rPr>
+      </w:pPr>
+      <w:r>
+        <w:rPr>
+          <w:rFonts w:ascii="Arial" w:hAnsi="Arial" w:cs="Arial"/>
+          <w:bCs/>
+          <w:sz w:val="20"/>
+          <w:szCs w:val="20"/>
+        </w:rPr>
+        <w:t>Visual Studio Code, con la extensión “XSLT/XPath for Visual Studio Code”</w:t>
+      </w:r>
+    </w:p>
+    <w:p>
+      <w:pPr>
+        <w:pStyle w:val="Prrafodelista"/>
+        <w:numPr>
+          <w:ilvl w:val="0"/>
+          <w:numId w:val="36"/>
+        </w:numPr>
+        <w:rPr>
+          <w:rFonts w:ascii="Arial" w:hAnsi="Arial" w:cs="Arial"/>
+          <w:sz w:val="20"/>
+          <w:szCs w:val="20"/>
+        </w:rPr>
+      </w:pPr>
+      <w:r>
+        <w:rPr>
+          <w:rFonts w:ascii="Arial" w:hAnsi="Arial" w:cs="Arial"/>
+          <w:bCs/>
+          <w:sz w:val="20"/>
+          <w:szCs w:val="20"/>
+        </w:rPr>
+        <w:t>Probadores online, como “</w:t>
+      </w:r>
+      <w:r>
+        <w:rPr>
+          <w:rFonts w:ascii="Arial" w:hAnsi="Arial" w:cs="Arial"/>
+          <w:bCs/>
+          <w:sz w:val="20"/>
+          <w:szCs w:val="20"/>
+          <w:lang w:val="gl-ES"/>
+        </w:rPr>
+        <w:t>XPath Tester - Evaluator</w:t>
+      </w:r>
+      <w:r>
+        <w:rPr>
+          <w:rFonts w:ascii="Arial" w:hAnsi="Arial" w:cs="Arial"/>
+          <w:bCs/>
+          <w:sz w:val="20"/>
+          <w:szCs w:val="20"/>
+        </w:rPr>
+        <w:t xml:space="preserve">” de </w:t>
+      </w:r>
+      <w:r>
+        <w:rPr>
+          <w:rFonts w:ascii="Arial" w:hAnsi="Arial" w:cs="Arial"/>
+          <w:bCs/>
+          <w:i/>
+          <w:iCs/>
+          <w:sz w:val="20"/>
+          <w:szCs w:val="20"/>
+        </w:rPr>
+        <w:t>© FreeFormatter.com</w:t>
+      </w:r>
+      <w:r>
+        <w:rPr>
+          <w:rFonts w:ascii="Arial" w:hAnsi="Arial" w:cs="Arial"/>
+          <w:bCs/>
+          <w:sz w:val="20"/>
+          <w:szCs w:val="20"/>
+        </w:rPr>
+        <w:t xml:space="preserve">, en </w:t>
+      </w:r>
+      <w:hyperlink r:id="rId36" w:anchor="before-output" w:history="1">
+        <w:r>
+          <w:rPr>
+            <w:rStyle w:val="Hipervnculo"/>
+            <w:rFonts w:ascii="Arial" w:hAnsi="Arial" w:cs="Arial"/>
+            <w:bCs/>
+            <w:sz w:val="20"/>
+            <w:szCs w:val="20"/>
+          </w:rPr>
+          <w:t>https://www.freeformatter.com/xpath-tester.html#before-output</w:t>
+        </w:r>
+      </w:hyperlink>
+      <w:r>
+        <w:rPr>
+          <w:rFonts w:ascii="Arial" w:hAnsi="Arial" w:cs="Arial"/>
+          <w:bCs/>
+          <w:sz w:val="20"/>
+          <w:szCs w:val="20"/>
+        </w:rPr>
+        <w:t xml:space="preserve"> , que </w:t>
+      </w:r>
+      <w:r>
+        <w:rPr>
+          <w:rFonts w:ascii="Arial" w:hAnsi="Arial" w:cs="Arial"/>
+          <w:sz w:val="20"/>
+          <w:szCs w:val="20"/>
+        </w:rPr>
+        <w:t>permiten pegar tu XML y probar expresiones. </w:t>
+      </w:r>
+    </w:p>
+    <w:p>
+      <w:pPr>
+        <w:spacing w:after="120"/>
+        <w:rPr>
+          <w:rFonts w:ascii="Arial" w:hAnsi="Arial" w:cs="Arial"/>
+          <w:sz w:val="20"/>
+          <w:szCs w:val="20"/>
+        </w:rPr>
+      </w:pPr>
+      <w:r>
+        <w:rPr>
+          <w:rFonts w:ascii="Arial" w:hAnsi="Arial" w:cs="Arial"/>
+          <w:b/>
+          <w:bCs/>
+          <w:sz w:val="20"/>
+          <w:szCs w:val="20"/>
+        </w:rPr>
+        <w:t>Recursos</w:t>
+      </w:r>
+      <w:r>
+        <w:rPr>
+          <w:rFonts w:ascii="Arial" w:hAnsi="Arial" w:cs="Arial"/>
+          <w:sz w:val="20"/>
+          <w:szCs w:val="20"/>
+        </w:rPr>
+        <w:t>:</w:t>
+      </w:r>
+    </w:p>
+    <w:p>
+      <w:pPr>
+        <w:pStyle w:val="Prrafodelista"/>
+        <w:numPr>
+          <w:ilvl w:val="0"/>
+          <w:numId w:val="35"/>
+        </w:numPr>
+        <w:suppressAutoHyphens w:val="0"/>
+        <w:spacing w:after="160" w:line="278" w:lineRule="auto"/>
+        <w:rPr>
+          <w:rFonts w:ascii="Arial" w:hAnsi="Arial" w:cs="Arial"/>
+          <w:b/>
+          <w:bCs/>
+          <w:sz w:val="20"/>
+          <w:szCs w:val="20"/>
+          <w:lang w:val="gl-ES"/>
+        </w:rPr>
+      </w:pPr>
+      <w:r>
+        <w:rPr>
+          <w:rFonts w:ascii="Arial" w:hAnsi="Arial" w:cs="Arial"/>
+          <w:sz w:val="20"/>
+          <w:szCs w:val="20"/>
+        </w:rPr>
+        <w:t>“</w:t>
+      </w:r>
+      <w:r>
+        <w:rPr>
+          <w:rFonts w:ascii="Arial" w:hAnsi="Arial" w:cs="Arial"/>
+          <w:b/>
+          <w:bCs/>
+          <w:sz w:val="20"/>
+          <w:szCs w:val="20"/>
+          <w:lang w:val="gl-ES"/>
+        </w:rPr>
+        <w:t>XPath: XML Path language</w:t>
+      </w:r>
+      <w:r>
+        <w:rPr>
+          <w:rFonts w:ascii="Arial" w:hAnsi="Arial" w:cs="Arial"/>
+          <w:sz w:val="20"/>
+          <w:szCs w:val="20"/>
+        </w:rPr>
+        <w:t xml:space="preserve">” (profesor Sintes Marco), en </w:t>
+      </w:r>
+      <w:hyperlink r:id="rId37" w:history="1">
+        <w:r>
+          <w:rPr>
+            <w:rStyle w:val="Hipervnculo"/>
+            <w:rFonts w:ascii="Arial" w:hAnsi="Arial" w:cs="Arial"/>
+            <w:sz w:val="20"/>
+            <w:szCs w:val="20"/>
+          </w:rPr>
+          <w:t>https://www.mclibre.org/consultar/xml/lecciones/xml-xpath.html</w:t>
+        </w:r>
+      </w:hyperlink>
+      <w:r>
+        <w:rPr>
+          <w:rFonts w:ascii="Arial" w:hAnsi="Arial" w:cs="Arial"/>
+          <w:sz w:val="20"/>
+          <w:szCs w:val="20"/>
+        </w:rPr>
+        <w:t xml:space="preserve">  y “</w:t>
+      </w:r>
+      <w:r>
+        <w:rPr>
+          <w:rFonts w:ascii="Arial" w:hAnsi="Arial" w:cs="Arial"/>
+          <w:b/>
+          <w:bCs/>
+          <w:sz w:val="20"/>
+          <w:szCs w:val="20"/>
+          <w:lang w:val="gl-ES"/>
+        </w:rPr>
+        <w:t>XPath - Ejercicios</w:t>
+      </w:r>
+      <w:r>
+        <w:rPr>
+          <w:rFonts w:ascii="Arial" w:hAnsi="Arial" w:cs="Arial"/>
+          <w:sz w:val="20"/>
+          <w:szCs w:val="20"/>
+        </w:rPr>
+        <w:t xml:space="preserve">”, en </w:t>
+      </w:r>
+      <w:hyperlink r:id="rId38" w:history="1">
+        <w:r>
+          <w:rPr>
+            <w:rStyle w:val="Hipervnculo"/>
+            <w:rFonts w:ascii="Arial" w:hAnsi="Arial" w:cs="Arial"/>
+            <w:sz w:val="20"/>
+            <w:szCs w:val="20"/>
+          </w:rPr>
+          <w:t>https://www.mclibre.org/consultar/xml/ejercicios/xpath.html</w:t>
+        </w:r>
+      </w:hyperlink>
+      <w:r>
+        <w:rPr>
+          <w:rFonts w:ascii="Arial" w:hAnsi="Arial" w:cs="Arial"/>
+          <w:sz w:val="20"/>
+          <w:szCs w:val="20"/>
+        </w:rPr>
+        <w:t xml:space="preserve"> . Toda la colección “</w:t>
+      </w:r>
+      <w:r>
+        <w:rPr>
+          <w:rFonts w:ascii="Arial" w:hAnsi="Arial" w:cs="Arial"/>
+          <w:b/>
+          <w:bCs/>
+          <w:sz w:val="20"/>
+          <w:szCs w:val="20"/>
+        </w:rPr>
+        <w:t>XML: Lenguaje de Marcas Extensible</w:t>
+      </w:r>
+      <w:r>
+        <w:rPr>
+          <w:rFonts w:ascii="Arial" w:hAnsi="Arial" w:cs="Arial"/>
+          <w:sz w:val="20"/>
+          <w:szCs w:val="20"/>
+        </w:rPr>
+        <w:t xml:space="preserve">” de “mclibre.org”, en </w:t>
+      </w:r>
+      <w:hyperlink r:id="rId39" w:history="1">
+        <w:r>
+          <w:rPr>
+            <w:rStyle w:val="Hipervnculo"/>
+            <w:rFonts w:ascii="Arial" w:hAnsi="Arial" w:cs="Arial"/>
+            <w:sz w:val="20"/>
+            <w:szCs w:val="20"/>
+          </w:rPr>
+          <w:t>https://www.mclibre.org/consultar/xml/index.html</w:t>
+        </w:r>
+      </w:hyperlink>
+    </w:p>
+    <w:p>
+      <w:pPr>
+        <w:pStyle w:val="Prrafodelista"/>
+        <w:numPr>
+          <w:ilvl w:val="0"/>
+          <w:numId w:val="35"/>
+        </w:numPr>
+        <w:suppressAutoHyphens w:val="0"/>
+        <w:spacing w:after="160" w:line="278" w:lineRule="auto"/>
+        <w:rPr>
+          <w:rFonts w:ascii="Arial" w:hAnsi="Arial" w:cs="Arial"/>
+          <w:bCs/>
+          <w:color w:val="231F20"/>
+          <w:sz w:val="20"/>
+          <w:szCs w:val="20"/>
+        </w:rPr>
+      </w:pPr>
+      <w:r>
+        <w:rPr>
+          <w:rFonts w:ascii="Arial" w:hAnsi="Arial" w:cs="Arial"/>
+          <w:b/>
+          <w:bCs/>
+          <w:color w:val="231F20"/>
+          <w:sz w:val="20"/>
+          <w:szCs w:val="20"/>
+        </w:rPr>
+        <w:t xml:space="preserve">XPath Tutorial </w:t>
+      </w:r>
+      <w:r>
+        <w:rPr>
+          <w:rFonts w:ascii="Arial" w:hAnsi="Arial" w:cs="Arial"/>
+          <w:bCs/>
+          <w:color w:val="231F20"/>
+          <w:sz w:val="20"/>
+          <w:szCs w:val="20"/>
+        </w:rPr>
+        <w:t xml:space="preserve">(w3schols), en </w:t>
+      </w:r>
+      <w:hyperlink r:id="rId40">
+        <w:r>
+          <w:rPr>
+            <w:rStyle w:val="Hipervnculo"/>
+            <w:rFonts w:ascii="Arial" w:hAnsi="Arial" w:cs="Arial"/>
+            <w:sz w:val="20"/>
+            <w:szCs w:val="20"/>
+          </w:rPr>
+          <w:t>https://www.w3schools.com/xml/xpath_intro.asp</w:t>
+        </w:r>
+      </w:hyperlink>
+      <w:r>
+        <w:rPr>
+          <w:rFonts w:ascii="Arial" w:hAnsi="Arial" w:cs="Arial"/>
+          <w:bCs/>
+          <w:color w:val="231F20"/>
+          <w:sz w:val="20"/>
+          <w:szCs w:val="20"/>
+        </w:rPr>
+        <w:t xml:space="preserve"> . Dispone de ejemplos “</w:t>
+      </w:r>
+      <w:r>
+        <w:rPr>
+          <w:rFonts w:ascii="Arial" w:hAnsi="Arial" w:cs="Arial"/>
+          <w:b/>
+          <w:bCs/>
+          <w:color w:val="231F20"/>
+          <w:sz w:val="20"/>
+          <w:szCs w:val="20"/>
+        </w:rPr>
+        <w:t>XPath Examples</w:t>
+      </w:r>
+      <w:r>
+        <w:rPr>
+          <w:rFonts w:ascii="Arial" w:hAnsi="Arial" w:cs="Arial"/>
+          <w:bCs/>
+          <w:color w:val="231F20"/>
+          <w:sz w:val="20"/>
+          <w:szCs w:val="20"/>
+        </w:rPr>
+        <w:t xml:space="preserve">”, en </w:t>
+      </w:r>
+      <w:hyperlink r:id="rId41" w:history="1">
+        <w:r>
+          <w:rPr>
+            <w:rStyle w:val="Hipervnculo"/>
+            <w:rFonts w:ascii="Arial" w:hAnsi="Arial" w:cs="Arial"/>
+            <w:bCs/>
+            <w:sz w:val="20"/>
+            <w:szCs w:val="20"/>
+          </w:rPr>
+          <w:t>https://www.w3schools.com/xml/xpath_examples.asp</w:t>
+        </w:r>
+      </w:hyperlink>
+      <w:r>
+        <w:rPr>
+          <w:rFonts w:ascii="Arial" w:hAnsi="Arial" w:cs="Arial"/>
+          <w:bCs/>
+          <w:color w:val="231F20"/>
+          <w:sz w:val="20"/>
+          <w:szCs w:val="20"/>
+        </w:rPr>
+        <w:t xml:space="preserve"> , que permite experimentación “Try it yourself” (embebido en HTML).</w:t>
+      </w:r>
+    </w:p>
+    <w:p>
+      <w:pPr>
+        <w:pStyle w:val="Prrafodelista"/>
+        <w:numPr>
+          <w:ilvl w:val="0"/>
+          <w:numId w:val="35"/>
+        </w:numPr>
+        <w:suppressAutoHyphens w:val="0"/>
+        <w:spacing w:after="0" w:line="60" w:lineRule="atLeast"/>
+        <w:rPr>
+          <w:rFonts w:ascii="Arial" w:hAnsi="Arial" w:cs="Arial"/>
+          <w:b/>
+          <w:bCs/>
+          <w:sz w:val="20"/>
+          <w:szCs w:val="20"/>
+        </w:rPr>
+      </w:pPr>
+      <w:r>
+        <w:rPr>
+          <w:rFonts w:ascii="Arial" w:hAnsi="Arial" w:cs="Arial"/>
+          <w:b/>
+          <w:bCs/>
+          <w:sz w:val="20"/>
+          <w:szCs w:val="20"/>
+        </w:rPr>
+        <w:t xml:space="preserve">“Tutorial XPath (XML Path Language)“ </w:t>
+      </w:r>
+      <w:r>
+        <w:rPr>
+          <w:rFonts w:ascii="Arial" w:hAnsi="Arial" w:cs="Arial"/>
+          <w:sz w:val="20"/>
+          <w:szCs w:val="20"/>
+        </w:rPr>
+        <w:t xml:space="preserve">(ENIUM), en </w:t>
+      </w:r>
+      <w:hyperlink r:id="rId42">
+        <w:r>
+          <w:rPr>
+            <w:rStyle w:val="Hipervnculo"/>
+            <w:rFonts w:ascii="Arial" w:hAnsi="Arial" w:cs="Arial"/>
+            <w:sz w:val="20"/>
+            <w:szCs w:val="20"/>
+          </w:rPr>
+          <w:t>https://www.eniun.com/tutorial-xpath/</w:t>
+        </w:r>
+      </w:hyperlink>
+      <w:r>
+        <w:rPr>
+          <w:rFonts w:ascii="Arial" w:hAnsi="Arial" w:cs="Arial"/>
+          <w:sz w:val="20"/>
+          <w:szCs w:val="20"/>
+        </w:rPr>
+        <w:t xml:space="preserve"> . Dispone de “</w:t>
+      </w:r>
+      <w:r>
+        <w:rPr>
+          <w:rFonts w:ascii="Arial" w:hAnsi="Arial" w:cs="Arial"/>
+          <w:b/>
+          <w:bCs/>
+          <w:sz w:val="20"/>
+          <w:szCs w:val="20"/>
+        </w:rPr>
+        <w:t>Ejercicios XPath: prácticas resueltas y ejemplos tipo examen</w:t>
+      </w:r>
+      <w:r>
+        <w:rPr>
+          <w:rFonts w:ascii="Arial" w:hAnsi="Arial" w:cs="Arial"/>
+          <w:sz w:val="20"/>
+          <w:szCs w:val="20"/>
+        </w:rPr>
+        <w:t xml:space="preserve">”, en </w:t>
+      </w:r>
+      <w:hyperlink r:id="rId43" w:history="1">
+        <w:r>
+          <w:rPr>
+            <w:rStyle w:val="Hipervnculo"/>
+            <w:rFonts w:ascii="Arial" w:hAnsi="Arial" w:cs="Arial"/>
+            <w:sz w:val="20"/>
+            <w:szCs w:val="20"/>
+          </w:rPr>
+          <w:t>https://www.eniun.com/ejercicios-xpath-practicas-resueltas-examen/</w:t>
+        </w:r>
+      </w:hyperlink>
+      <w:r>
+        <w:rPr>
+          <w:rFonts w:ascii="Arial" w:hAnsi="Arial" w:cs="Arial"/>
+          <w:sz w:val="20"/>
+          <w:szCs w:val="20"/>
+        </w:rPr>
+        <w:t xml:space="preserve"> </w:t>
+      </w:r>
+    </w:p>
+    <w:p>
+      <w:pPr>
+        <w:pStyle w:val="Prrafodelista"/>
+        <w:numPr>
+          <w:ilvl w:val="0"/>
+          <w:numId w:val="35"/>
+        </w:numPr>
+        <w:suppressAutoHyphens w:val="0"/>
+        <w:spacing w:after="160" w:line="278" w:lineRule="auto"/>
+        <w:rPr>
+          <w:rFonts w:ascii="Arial" w:hAnsi="Arial" w:cs="Arial"/>
+          <w:color w:val="231F20"/>
+          <w:sz w:val="20"/>
+          <w:szCs w:val="20"/>
+        </w:rPr>
+      </w:pPr>
+      <w:r>
+        <w:rPr>
+          <w:rFonts w:ascii="Arial" w:hAnsi="Arial" w:cs="Arial"/>
+          <w:b/>
+          <w:bCs/>
+          <w:color w:val="231F20"/>
+          <w:sz w:val="20"/>
+          <w:szCs w:val="20"/>
+        </w:rPr>
+        <w:t>“Tutorial de Xpath para pri</w:t>
+      </w:r>
+      <w:r>
+        <w:rPr>
+          <w:rFonts w:ascii="Arial" w:hAnsi="Arial" w:cs="Arial"/>
+          <w:b/>
+          <w:bCs/>
+          <w:color w:val="231F20"/>
+          <w:sz w:val="20"/>
+          <w:szCs w:val="20"/>
+        </w:rPr>
+        <w:softHyphen/>
+        <w:t>n</w:t>
+      </w:r>
+      <w:r>
+        <w:rPr>
+          <w:rFonts w:ascii="Arial" w:hAnsi="Arial" w:cs="Arial"/>
+          <w:b/>
+          <w:bCs/>
+          <w:color w:val="231F20"/>
+          <w:sz w:val="20"/>
+          <w:szCs w:val="20"/>
+        </w:rPr>
+        <w:softHyphen/>
+        <w:t>ci</w:t>
+      </w:r>
+      <w:r>
+        <w:rPr>
+          <w:rFonts w:ascii="Arial" w:hAnsi="Arial" w:cs="Arial"/>
+          <w:b/>
+          <w:bCs/>
+          <w:color w:val="231F20"/>
+          <w:sz w:val="20"/>
+          <w:szCs w:val="20"/>
+        </w:rPr>
+        <w:softHyphen/>
+        <w:t>pia</w:t>
+      </w:r>
+      <w:r>
+        <w:rPr>
+          <w:rFonts w:ascii="Arial" w:hAnsi="Arial" w:cs="Arial"/>
+          <w:b/>
+          <w:bCs/>
+          <w:color w:val="231F20"/>
+          <w:sz w:val="20"/>
+          <w:szCs w:val="20"/>
+        </w:rPr>
+        <w:softHyphen/>
+        <w:t>n</w:t>
+      </w:r>
+      <w:r>
+        <w:rPr>
+          <w:rFonts w:ascii="Arial" w:hAnsi="Arial" w:cs="Arial"/>
+          <w:b/>
+          <w:bCs/>
+          <w:color w:val="231F20"/>
+          <w:sz w:val="20"/>
+          <w:szCs w:val="20"/>
+        </w:rPr>
+        <w:softHyphen/>
+        <w:t xml:space="preserve">tes” </w:t>
+      </w:r>
+      <w:r>
+        <w:rPr>
+          <w:rFonts w:ascii="Arial" w:hAnsi="Arial" w:cs="Arial"/>
+          <w:color w:val="231F20"/>
+          <w:sz w:val="20"/>
+          <w:szCs w:val="20"/>
+        </w:rPr>
+        <w:t xml:space="preserve">(IONOS), en </w:t>
+      </w:r>
+      <w:hyperlink r:id="rId44" w:history="1">
+        <w:r>
+          <w:rPr>
+            <w:rStyle w:val="Hipervnculo"/>
+            <w:rFonts w:ascii="Arial" w:hAnsi="Arial" w:cs="Arial"/>
+            <w:sz w:val="20"/>
+            <w:szCs w:val="20"/>
+          </w:rPr>
+          <w:t>https://www.ionos.es/digitalguide/paginas-web/desarrollo-web/tutorial-de-xpath/</w:t>
+        </w:r>
+      </w:hyperlink>
+      <w:r>
+        <w:rPr>
+          <w:rFonts w:ascii="Arial" w:hAnsi="Arial" w:cs="Arial"/>
+          <w:color w:val="231F20"/>
+          <w:sz w:val="20"/>
+          <w:szCs w:val="20"/>
+        </w:rPr>
+        <w:t xml:space="preserve">  </w:t>
+      </w:r>
+    </w:p>
+    <w:p>
+      <w:pPr>
+        <w:pStyle w:val="Prrafodelista"/>
+        <w:numPr>
+          <w:ilvl w:val="0"/>
+          <w:numId w:val="35"/>
+        </w:numPr>
+        <w:suppressAutoHyphens w:val="0"/>
+        <w:spacing w:after="160" w:line="278" w:lineRule="auto"/>
+        <w:rPr>
+          <w:rFonts w:ascii="Arial" w:hAnsi="Arial" w:cs="Arial"/>
+          <w:color w:val="231F20"/>
+          <w:sz w:val="20"/>
+          <w:szCs w:val="20"/>
+        </w:rPr>
+      </w:pPr>
+      <w:r>
+        <w:rPr>
+          <w:rFonts w:ascii="Arial" w:hAnsi="Arial" w:cs="Arial"/>
+          <w:bCs/>
+          <w:sz w:val="20"/>
+          <w:szCs w:val="20"/>
+        </w:rPr>
+        <w:t>“</w:t>
+      </w:r>
+      <w:r>
+        <w:rPr>
+          <w:rFonts w:ascii="Arial" w:hAnsi="Arial" w:cs="Arial"/>
+          <w:b/>
+          <w:sz w:val="20"/>
+          <w:szCs w:val="20"/>
+          <w:lang w:val="gl-ES"/>
+        </w:rPr>
+        <w:t>XPath Tester - Evaluator</w:t>
+      </w:r>
+      <w:r>
+        <w:rPr>
+          <w:rFonts w:ascii="Arial" w:hAnsi="Arial" w:cs="Arial"/>
+          <w:bCs/>
+          <w:sz w:val="20"/>
+          <w:szCs w:val="20"/>
+        </w:rPr>
+        <w:t xml:space="preserve">” de </w:t>
+      </w:r>
+      <w:r>
+        <w:rPr>
+          <w:rFonts w:ascii="Arial" w:hAnsi="Arial" w:cs="Arial"/>
+          <w:bCs/>
+          <w:i/>
+          <w:iCs/>
+          <w:sz w:val="20"/>
+          <w:szCs w:val="20"/>
+        </w:rPr>
+        <w:t>© FreeFormatter.com</w:t>
+      </w:r>
+      <w:r>
+        <w:rPr>
+          <w:rFonts w:ascii="Arial" w:hAnsi="Arial" w:cs="Arial"/>
+          <w:bCs/>
+          <w:sz w:val="20"/>
+          <w:szCs w:val="20"/>
+        </w:rPr>
+        <w:t xml:space="preserve">, en </w:t>
+      </w:r>
+      <w:hyperlink r:id="rId45" w:anchor="before-output" w:history="1">
+        <w:r>
+          <w:rPr>
+            <w:rStyle w:val="Hipervnculo"/>
+            <w:rFonts w:ascii="Arial" w:hAnsi="Arial" w:cs="Arial"/>
+            <w:bCs/>
+            <w:sz w:val="20"/>
+            <w:szCs w:val="20"/>
+          </w:rPr>
+          <w:t>https://www.freeformatter.com/xpath-tester.html#before-output</w:t>
+        </w:r>
+      </w:hyperlink>
+      <w:r>
+        <w:rPr>
+          <w:rFonts w:ascii="Arial" w:hAnsi="Arial" w:cs="Arial"/>
+          <w:bCs/>
+          <w:sz w:val="20"/>
+          <w:szCs w:val="20"/>
+        </w:rPr>
+        <w:t xml:space="preserve"> ,</w:t>
+      </w:r>
+    </w:p>
+    <w:p>
+      <w:pPr>
+        <w:spacing w:after="120"/>
+        <w:rPr>
+          <w:rFonts w:ascii="Arial" w:hAnsi="Arial" w:cs="Arial"/>
+          <w:b/>
+          <w:i/>
+          <w:sz w:val="20"/>
+          <w:szCs w:val="20"/>
+          <w:lang w:val="es-ES"/>
+        </w:rPr>
+      </w:pPr>
+      <w:r>
+        <w:rPr>
+          <w:rFonts w:ascii="Arial" w:hAnsi="Arial" w:cs="Arial"/>
+          <w:b/>
+          <w:i/>
+          <w:sz w:val="20"/>
+          <w:szCs w:val="20"/>
+          <w:lang w:val="es-ES"/>
+        </w:rPr>
+        <w:t xml:space="preserve">Miércoles, </w:t>
+      </w:r>
+      <w:r>
+        <w:rPr>
+          <w:rFonts w:ascii="Arial" w:hAnsi="Arial" w:cs="Arial"/>
+          <w:b/>
+          <w:i/>
+          <w:sz w:val="20"/>
+          <w:szCs w:val="20"/>
+          <w:lang w:val="es-ES"/>
+        </w:rPr>
+        <w:t>22</w:t>
+      </w:r>
+      <w:r>
+        <w:rPr>
+          <w:rFonts w:ascii="Arial" w:hAnsi="Arial" w:cs="Arial"/>
+          <w:b/>
+          <w:i/>
+          <w:sz w:val="20"/>
+          <w:szCs w:val="20"/>
+          <w:lang w:val="es-ES"/>
+        </w:rPr>
+        <w:t xml:space="preserve">.04.2026 (2pl) </w:t>
+      </w:r>
+    </w:p>
+    <w:p>
+      <w:pPr>
+        <w:spacing w:after="120"/>
+        <w:rPr>
+          <w:sz w:val="20"/>
+          <w:szCs w:val="20"/>
+          <w:lang w:val="es-ES"/>
+        </w:rPr>
+      </w:pPr>
+      <w:r>
+        <w:rPr>
+          <w:b/>
+          <w:bCs/>
+          <w:sz w:val="20"/>
+          <w:szCs w:val="20"/>
+          <w:lang w:val="es-ES"/>
+        </w:rPr>
+        <w:t>Contenidos</w:t>
+      </w:r>
+      <w:r>
+        <w:rPr>
+          <w:sz w:val="20"/>
+          <w:szCs w:val="20"/>
+          <w:lang w:val="es-ES"/>
+        </w:rPr>
+        <w:t>: XPath – XML Path Language: Lenguaje de consulta / direccionamiento de nodos</w:t>
+      </w:r>
+    </w:p>
+    <w:p>
+      <w:pPr>
+        <w:spacing w:after="120"/>
+        <w:rPr>
+          <w:rFonts w:ascii="Arial" w:hAnsi="Arial" w:cs="Arial"/>
+          <w:sz w:val="20"/>
+          <w:szCs w:val="20"/>
+          <w:lang w:val="es-ES"/>
+        </w:rPr>
+      </w:pPr>
+      <w:r>
+        <w:rPr>
+          <w:rFonts w:ascii="Arial" w:hAnsi="Arial" w:cs="Arial"/>
+          <w:b/>
+          <w:sz w:val="20"/>
+          <w:szCs w:val="20"/>
+          <w:lang w:val="es-ES"/>
+        </w:rPr>
+        <w:t>Actividades didácticas</w:t>
+      </w:r>
+      <w:r>
+        <w:rPr>
+          <w:rFonts w:ascii="Arial" w:hAnsi="Arial" w:cs="Arial"/>
+          <w:sz w:val="20"/>
+          <w:szCs w:val="20"/>
+          <w:lang w:val="es-ES"/>
+        </w:rPr>
+        <w:t>:</w:t>
+      </w:r>
+    </w:p>
+    <w:p>
+      <w:pPr>
+        <w:spacing w:after="120"/>
+        <w:rPr>
+          <w:sz w:val="20"/>
+          <w:szCs w:val="20"/>
+          <w:lang w:val="es-ES"/>
+        </w:rPr>
+      </w:pPr>
+      <w:r>
+        <w:rPr>
+          <w:rFonts w:ascii="Arial" w:hAnsi="Arial" w:cs="Arial"/>
+          <w:sz w:val="20"/>
+          <w:szCs w:val="20"/>
+        </w:rPr>
+        <w:t>Lectura y experimentación de</w:t>
+      </w:r>
+      <w:r>
+        <w:rPr>
+          <w:rFonts w:ascii="Arial" w:hAnsi="Arial" w:cs="Arial"/>
+          <w:sz w:val="20"/>
+          <w:szCs w:val="20"/>
+        </w:rPr>
+        <w:t xml:space="preserve"> “</w:t>
+      </w:r>
+      <w:r>
+        <w:rPr>
+          <w:rFonts w:ascii="Arial" w:hAnsi="Arial" w:cs="Arial"/>
+          <w:sz w:val="20"/>
+          <w:szCs w:val="20"/>
+        </w:rPr>
+        <w:t>Platega_XML_XPath_actividades_verAlumno.pdf</w:t>
+      </w:r>
+      <w:r>
+        <w:rPr>
+          <w:rFonts w:ascii="Arial" w:hAnsi="Arial" w:cs="Arial"/>
+          <w:sz w:val="20"/>
+          <w:szCs w:val="20"/>
+        </w:rPr>
+        <w:t>”.</w:t>
+      </w:r>
+    </w:p>
+    <w:p>
+      <w:pPr>
+        <w:spacing w:after="120"/>
+        <w:rPr>
+          <w:rFonts w:ascii="Arial" w:hAnsi="Arial" w:cs="Arial"/>
+          <w:b/>
+          <w:i/>
+          <w:sz w:val="20"/>
+          <w:szCs w:val="20"/>
+          <w:lang w:val="es-ES"/>
+        </w:rPr>
+      </w:pPr>
+      <w:r>
+        <w:rPr>
+          <w:rFonts w:ascii="Arial" w:hAnsi="Arial" w:cs="Arial"/>
+          <w:b/>
+          <w:i/>
+          <w:sz w:val="20"/>
+          <w:szCs w:val="20"/>
+          <w:lang w:val="es-ES"/>
+        </w:rPr>
+        <w:t>Martes</w:t>
+      </w:r>
+      <w:r>
+        <w:rPr>
+          <w:rFonts w:ascii="Arial" w:hAnsi="Arial" w:cs="Arial"/>
+          <w:b/>
+          <w:i/>
+          <w:sz w:val="20"/>
+          <w:szCs w:val="20"/>
+          <w:lang w:val="es-ES"/>
+        </w:rPr>
+        <w:t xml:space="preserve">, </w:t>
+      </w:r>
+      <w:r>
+        <w:rPr>
+          <w:rFonts w:ascii="Arial" w:hAnsi="Arial" w:cs="Arial"/>
+          <w:b/>
+          <w:i/>
+          <w:sz w:val="20"/>
+          <w:szCs w:val="20"/>
+          <w:lang w:val="es-ES"/>
+        </w:rPr>
+        <w:t>2</w:t>
+      </w:r>
+      <w:r>
+        <w:rPr>
+          <w:rFonts w:ascii="Arial" w:hAnsi="Arial" w:cs="Arial"/>
+          <w:b/>
+          <w:i/>
+          <w:sz w:val="20"/>
+          <w:szCs w:val="20"/>
+          <w:lang w:val="es-ES"/>
+        </w:rPr>
+        <w:t xml:space="preserve">8.04.2026 (2pl) </w:t>
+      </w:r>
+    </w:p>
+    <w:p>
+      <w:pPr>
+        <w:spacing w:after="120"/>
+        <w:rPr>
+          <w:sz w:val="20"/>
+          <w:szCs w:val="20"/>
+          <w:lang w:val="es-ES"/>
+        </w:rPr>
+      </w:pPr>
+      <w:r>
+        <w:rPr>
+          <w:sz w:val="20"/>
+          <w:szCs w:val="20"/>
+          <w:lang w:val="es-ES"/>
+        </w:rPr>
+        <w:t>Ausencia de alumnado</w:t>
+      </w:r>
+      <w:r>
+        <w:rPr>
+          <w:sz w:val="20"/>
+          <w:szCs w:val="20"/>
+          <w:lang w:val="es-ES"/>
+        </w:rPr>
+        <w:t xml:space="preserve">, con </w:t>
+      </w:r>
+      <w:r>
+        <w:rPr>
+          <w:sz w:val="20"/>
+          <w:szCs w:val="20"/>
+          <w:lang w:val="es-ES"/>
+        </w:rPr>
+        <w:t>motivo</w:t>
+      </w:r>
+      <w:r>
+        <w:rPr>
+          <w:sz w:val="20"/>
+          <w:szCs w:val="20"/>
+          <w:lang w:val="es-ES"/>
+        </w:rPr>
+        <w:t xml:space="preserve"> de </w:t>
+      </w:r>
+      <w:r>
+        <w:rPr>
+          <w:sz w:val="20"/>
+          <w:szCs w:val="20"/>
+          <w:lang w:val="es-ES"/>
+        </w:rPr>
+        <w:t>derecho de reunión (artículo octavo de LODE, mx DF primera de LO 3/2020)</w:t>
+      </w:r>
+    </w:p>
+    <w:p>
+      <w:pPr>
+        <w:spacing w:after="120"/>
+        <w:rPr>
+          <w:sz w:val="20"/>
+          <w:szCs w:val="20"/>
+          <w:lang w:val="es-ES"/>
+        </w:rPr>
+      </w:pPr>
+      <w:r>
+        <w:rPr>
+          <w:rFonts w:ascii="Arial" w:hAnsi="Arial" w:cs="Arial"/>
+          <w:b/>
+          <w:sz w:val="20"/>
+          <w:szCs w:val="20"/>
+          <w:lang w:val="es-ES"/>
+        </w:rPr>
+        <w:t>Actividades didácticas</w:t>
+      </w:r>
+      <w:r>
+        <w:rPr>
+          <w:rFonts w:ascii="Arial" w:hAnsi="Arial" w:cs="Arial"/>
+          <w:sz w:val="20"/>
+          <w:szCs w:val="20"/>
+          <w:lang w:val="es-ES"/>
+        </w:rPr>
+        <w:t>:</w:t>
+      </w:r>
+      <w:r>
+        <w:rPr>
+          <w:rFonts w:ascii="Arial" w:hAnsi="Arial" w:cs="Arial"/>
+          <w:sz w:val="20"/>
+          <w:szCs w:val="20"/>
+          <w:lang w:val="es-ES"/>
+        </w:rPr>
+        <w:t xml:space="preserve"> </w:t>
+      </w:r>
+      <w:r>
+        <w:rPr>
+          <w:sz w:val="20"/>
+          <w:szCs w:val="20"/>
+          <w:lang w:val="es-ES"/>
+        </w:rPr>
+        <w:t>Realización, de ser el caso, de actividades de refuerzo educativo</w:t>
+      </w:r>
+    </w:p>
+    <w:p>
+      <w:pPr>
+        <w:spacing w:after="120"/>
+        <w:rPr>
+          <w:rFonts w:ascii="Arial" w:hAnsi="Arial" w:cs="Arial"/>
+          <w:b/>
+          <w:i/>
+          <w:sz w:val="20"/>
+          <w:szCs w:val="20"/>
+          <w:lang w:val="es-ES"/>
+        </w:rPr>
+      </w:pPr>
+      <w:r>
+        <w:rPr>
+          <w:rFonts w:ascii="Arial" w:hAnsi="Arial" w:cs="Arial"/>
+          <w:b/>
+          <w:i/>
+          <w:sz w:val="20"/>
+          <w:szCs w:val="20"/>
+          <w:lang w:val="es-ES"/>
+        </w:rPr>
+        <w:t xml:space="preserve">Miércoles, </w:t>
+      </w:r>
+      <w:r>
+        <w:rPr>
+          <w:rFonts w:ascii="Arial" w:hAnsi="Arial" w:cs="Arial"/>
+          <w:b/>
+          <w:i/>
+          <w:sz w:val="20"/>
+          <w:szCs w:val="20"/>
+          <w:lang w:val="es-ES"/>
+        </w:rPr>
+        <w:t>29</w:t>
+      </w:r>
+      <w:r>
+        <w:rPr>
+          <w:rFonts w:ascii="Arial" w:hAnsi="Arial" w:cs="Arial"/>
+          <w:b/>
+          <w:i/>
+          <w:sz w:val="20"/>
+          <w:szCs w:val="20"/>
+          <w:lang w:val="es-ES"/>
+        </w:rPr>
+        <w:t xml:space="preserve">.04.2026 (2pl) </w:t>
+      </w:r>
+    </w:p>
+    <w:p>
+      <w:pPr>
+        <w:spacing w:after="120"/>
+        <w:rPr>
+          <w:sz w:val="20"/>
+          <w:szCs w:val="20"/>
+          <w:lang w:val="es-ES"/>
+        </w:rPr>
+      </w:pPr>
+      <w:r>
+        <w:rPr>
+          <w:b/>
+          <w:bCs/>
+          <w:sz w:val="20"/>
+          <w:szCs w:val="20"/>
+          <w:lang w:val="es-ES"/>
+        </w:rPr>
+        <w:t>Contenidos</w:t>
+      </w:r>
+      <w:r>
+        <w:rPr>
+          <w:sz w:val="20"/>
+          <w:szCs w:val="20"/>
+          <w:lang w:val="es-ES"/>
+        </w:rPr>
+        <w:t xml:space="preserve">: </w:t>
+      </w:r>
+      <w:r>
+        <w:rPr>
+          <w:rFonts w:ascii="Arial" w:hAnsi="Arial" w:cs="Arial"/>
+          <w:sz w:val="20"/>
+          <w:szCs w:val="20"/>
+        </w:rPr>
+        <w:t>XSLT (Extensible Stylesheet Language Transformations - Lenguaje de Hojas de Estilo Extensible para Transformaciones)</w:t>
+      </w:r>
+    </w:p>
+    <w:p>
+      <w:pPr>
+        <w:pStyle w:val="Prrafodelista"/>
+        <w:numPr>
+          <w:ilvl w:val="0"/>
+          <w:numId w:val="35"/>
+        </w:numPr>
+        <w:rPr>
+          <w:rFonts w:ascii="Arial" w:hAnsi="Arial" w:cs="Arial"/>
+          <w:sz w:val="20"/>
+          <w:szCs w:val="20"/>
+        </w:rPr>
+      </w:pPr>
+      <w:r>
+        <w:rPr>
+          <w:rFonts w:ascii="Arial" w:hAnsi="Arial" w:cs="Arial"/>
+          <w:b/>
+          <w:bCs/>
+          <w:sz w:val="20"/>
+          <w:szCs w:val="20"/>
+        </w:rPr>
+        <w:t>Marco conceptual</w:t>
+      </w:r>
+      <w:r>
+        <w:rPr>
+          <w:rFonts w:ascii="Arial" w:hAnsi="Arial" w:cs="Arial"/>
+          <w:sz w:val="20"/>
+          <w:szCs w:val="20"/>
+        </w:rPr>
+        <w:t xml:space="preserve"> (conceptos, relaciones y asociaciones): Lenguaje declarativo. Representación de un documento XML como grafo de nodos. Modelo de procesamiento XSLT. Reglas de transformación. Lógica de control de ejecución (secuencia, iteración/repetición y alternancia/elección). Relación de XSLT con otras tecnologías</w:t>
+      </w:r>
+    </w:p>
+    <w:p>
+      <w:pPr>
+        <w:pStyle w:val="Prrafodelista"/>
+        <w:numPr>
+          <w:ilvl w:val="0"/>
+          <w:numId w:val="35"/>
+        </w:numPr>
+        <w:rPr>
+          <w:rFonts w:ascii="Arial" w:hAnsi="Arial" w:cs="Arial"/>
+          <w:sz w:val="20"/>
+          <w:szCs w:val="20"/>
+        </w:rPr>
+      </w:pPr>
+      <w:r>
+        <w:rPr>
+          <w:rFonts w:ascii="Arial" w:hAnsi="Arial" w:cs="Arial"/>
+          <w:b/>
+          <w:bCs/>
+          <w:sz w:val="20"/>
+          <w:szCs w:val="20"/>
+        </w:rPr>
+        <w:t>Procesos/Procedimientos</w:t>
+      </w:r>
+      <w:r>
+        <w:rPr>
+          <w:rFonts w:ascii="Arial" w:hAnsi="Arial" w:cs="Arial"/>
+          <w:sz w:val="20"/>
+          <w:szCs w:val="20"/>
+        </w:rPr>
+        <w:t xml:space="preserve">: Transformar un documento XML en otro documento resultante. Implementar reglas de plantilla y lógica de control de ejecución de plantillas (secuencia, iteración/repetición y alternancia/elección). </w:t>
+      </w:r>
+    </w:p>
+    <w:p>
+      <w:pPr>
+        <w:pStyle w:val="Prrafodelista"/>
+        <w:numPr>
+          <w:ilvl w:val="0"/>
+          <w:numId w:val="35"/>
+        </w:numPr>
+        <w:spacing w:after="120"/>
+        <w:rPr>
+          <w:sz w:val="20"/>
+          <w:szCs w:val="20"/>
+          <w:lang w:val="es-ES"/>
+        </w:rPr>
+      </w:pPr>
+      <w:r>
+        <w:rPr>
+          <w:rFonts w:ascii="Arial" w:hAnsi="Arial" w:cs="Arial"/>
+          <w:b/>
+          <w:bCs/>
+          <w:sz w:val="20"/>
+          <w:szCs w:val="20"/>
+        </w:rPr>
+        <w:t>Herramientas</w:t>
+      </w:r>
+      <w:r>
+        <w:rPr>
+          <w:rFonts w:ascii="Arial" w:hAnsi="Arial" w:cs="Arial"/>
+          <w:sz w:val="20"/>
+          <w:szCs w:val="20"/>
+        </w:rPr>
+        <w:t>: Procesadores XSLT y editores con soporte para XSLT. XML Copy Editor. Notepad++. Editores y procesadores on-line</w:t>
+      </w:r>
+    </w:p>
+    <w:p>
+      <w:pPr>
+        <w:spacing w:after="120"/>
+        <w:rPr>
+          <w:sz w:val="20"/>
+          <w:szCs w:val="20"/>
+          <w:lang w:val="es-ES"/>
+        </w:rPr>
+      </w:pPr>
+      <w:r>
+        <w:rPr>
+          <w:rFonts w:ascii="Arial" w:hAnsi="Arial" w:cs="Arial"/>
+          <w:b/>
+          <w:sz w:val="20"/>
+          <w:szCs w:val="20"/>
+          <w:lang w:val="es-ES"/>
+        </w:rPr>
+        <w:t>Actividades didácticas</w:t>
+      </w:r>
+      <w:r>
+        <w:rPr>
+          <w:rFonts w:ascii="Arial" w:hAnsi="Arial" w:cs="Arial"/>
+          <w:sz w:val="20"/>
+          <w:szCs w:val="20"/>
+          <w:lang w:val="es-ES"/>
+        </w:rPr>
+        <w:t>:</w:t>
+      </w:r>
+    </w:p>
+    <w:p>
+      <w:pPr>
+        <w:pStyle w:val="Prrafodelista"/>
+        <w:numPr>
+          <w:ilvl w:val="0"/>
+          <w:numId w:val="35"/>
+        </w:numPr>
+        <w:spacing w:after="120"/>
+        <w:rPr>
+          <w:sz w:val="20"/>
+          <w:szCs w:val="20"/>
+          <w:lang w:val="es-ES"/>
+        </w:rPr>
+      </w:pPr>
+      <w:r>
+        <w:rPr>
+          <w:rFonts w:ascii="Arial" w:hAnsi="Arial" w:cs="Arial"/>
+          <w:b/>
+          <w:bCs/>
+          <w:sz w:val="20"/>
+          <w:szCs w:val="20"/>
+          <w:lang w:val="es-ES"/>
+        </w:rPr>
+        <w:t>Previo a los contenidos anteriores</w:t>
+      </w:r>
+      <w:r>
+        <w:rPr>
+          <w:rFonts w:ascii="Arial" w:hAnsi="Arial" w:cs="Arial"/>
+          <w:sz w:val="20"/>
+          <w:szCs w:val="20"/>
+          <w:lang w:val="es-ES"/>
+        </w:rPr>
+        <w:t xml:space="preserve">: finalizar la experimentación de Xpath, realizando los ejercicios de </w:t>
+      </w:r>
+      <w:r>
+        <w:rPr>
+          <w:rFonts w:ascii="Arial" w:hAnsi="Arial" w:cs="Arial"/>
+          <w:sz w:val="20"/>
+          <w:szCs w:val="20"/>
+        </w:rPr>
+        <w:t>“Platega_XML_XPath_actividades_verAlumno.pdf</w:t>
+      </w:r>
+      <w:r>
+        <w:rPr>
+          <w:rFonts w:ascii="Arial" w:hAnsi="Arial" w:cs="Arial"/>
+          <w:sz w:val="20"/>
+          <w:szCs w:val="20"/>
+          <w:lang w:val="es-ES"/>
+        </w:rPr>
+        <w:t xml:space="preserve"> </w:t>
+      </w:r>
+    </w:p>
+    <w:p>
+      <w:pPr>
+        <w:pStyle w:val="Prrafodelista"/>
+        <w:numPr>
+          <w:ilvl w:val="0"/>
+          <w:numId w:val="35"/>
+        </w:numPr>
+        <w:spacing w:after="120"/>
+        <w:rPr>
+          <w:sz w:val="20"/>
+          <w:szCs w:val="20"/>
+          <w:lang w:val="es-ES"/>
+        </w:rPr>
+      </w:pPr>
+      <w:r>
+        <w:rPr>
+          <w:sz w:val="20"/>
+          <w:szCs w:val="20"/>
+          <w:lang w:val="es-ES"/>
+        </w:rPr>
+        <w:t>Lectura del documento “UD5_OrientacionesDidacticas_XSLT.pdf”</w:t>
+      </w:r>
+      <w:r>
+        <w:rPr>
+          <w:sz w:val="20"/>
+          <w:szCs w:val="20"/>
+          <w:lang w:val="es-ES"/>
+        </w:rPr>
+        <w:t>.</w:t>
+      </w:r>
+    </w:p>
+    <w:p>
+      <w:pPr>
+        <w:pStyle w:val="Prrafodelista"/>
+        <w:numPr>
+          <w:ilvl w:val="0"/>
+          <w:numId w:val="35"/>
+        </w:numPr>
+        <w:spacing w:after="120"/>
+        <w:rPr>
+          <w:sz w:val="20"/>
+          <w:szCs w:val="20"/>
+          <w:lang w:val="es-ES"/>
+        </w:rPr>
+      </w:pPr>
+      <w:r>
+        <w:rPr>
+          <w:sz w:val="20"/>
+          <w:szCs w:val="20"/>
+          <w:lang w:val="es-ES"/>
+        </w:rPr>
+        <w:t xml:space="preserve">Experimentación con los </w:t>
+      </w:r>
+      <w:r>
+        <w:rPr>
+          <w:sz w:val="20"/>
+          <w:szCs w:val="20"/>
+        </w:rPr>
+        <w:t>los ejemplos del documento “TransformacionesXSL_SintesMarco.pdf”</w:t>
+      </w:r>
+    </w:p>
+    <w:p>
+      <w:pPr>
+        <w:spacing w:after="120"/>
+        <w:rPr>
+          <w:rFonts w:ascii="Arial" w:hAnsi="Arial" w:cs="Arial"/>
+          <w:sz w:val="20"/>
+          <w:szCs w:val="20"/>
+        </w:rPr>
+      </w:pPr>
+      <w:r>
+        <w:rPr>
+          <w:rFonts w:ascii="Arial" w:hAnsi="Arial" w:cs="Arial"/>
+          <w:b/>
+          <w:bCs/>
+          <w:sz w:val="20"/>
+          <w:szCs w:val="20"/>
+        </w:rPr>
+        <w:t>Recursos</w:t>
+      </w:r>
+      <w:r>
+        <w:rPr>
+          <w:rFonts w:ascii="Arial" w:hAnsi="Arial" w:cs="Arial"/>
+          <w:sz w:val="20"/>
+          <w:szCs w:val="20"/>
+        </w:rPr>
+        <w:t>:</w:t>
+      </w:r>
+    </w:p>
+    <w:p>
+      <w:pPr>
+        <w:pStyle w:val="Prrafodelista"/>
+        <w:numPr>
+          <w:ilvl w:val="0"/>
+          <w:numId w:val="35"/>
+        </w:numPr>
+        <w:spacing w:after="120"/>
+        <w:rPr>
+          <w:sz w:val="20"/>
+          <w:szCs w:val="20"/>
+        </w:rPr>
+      </w:pPr>
+      <w:r>
+        <w:rPr>
+          <w:rFonts w:ascii="Arial" w:hAnsi="Arial" w:cs="Arial"/>
+          <w:b/>
+          <w:bCs/>
+          <w:sz w:val="20"/>
+          <w:szCs w:val="20"/>
+        </w:rPr>
+        <w:lastRenderedPageBreak/>
+        <w:t xml:space="preserve">“Transformaciones XSL” </w:t>
+      </w:r>
+      <w:r>
+        <w:rPr>
+          <w:rFonts w:ascii="Arial" w:hAnsi="Arial" w:cs="Arial"/>
+          <w:sz w:val="20"/>
+          <w:szCs w:val="20"/>
+        </w:rPr>
+        <w:t>(profesor Sintes Marco)</w:t>
+      </w:r>
+      <w:r>
+        <w:rPr>
+          <w:rFonts w:ascii="Arial" w:hAnsi="Arial" w:cs="Arial"/>
+          <w:b/>
+          <w:bCs/>
+          <w:sz w:val="20"/>
+          <w:szCs w:val="20"/>
+        </w:rPr>
+        <w:t xml:space="preserve">, </w:t>
+      </w:r>
+      <w:r>
+        <w:rPr>
+          <w:rFonts w:ascii="Arial" w:hAnsi="Arial" w:cs="Arial"/>
+          <w:sz w:val="20"/>
+          <w:szCs w:val="20"/>
+        </w:rPr>
+        <w:t xml:space="preserve">en </w:t>
+      </w:r>
+      <w:hyperlink r:id="rId46" w:history="1">
+        <w:r>
+          <w:rPr>
+            <w:rStyle w:val="Hipervnculo"/>
+            <w:rFonts w:ascii="Arial" w:hAnsi="Arial" w:cs="Arial"/>
+            <w:sz w:val="20"/>
+            <w:szCs w:val="20"/>
+          </w:rPr>
+          <w:t>https://www.mclibre.org/consultar/xml/lecciones/xml-xslt.html</w:t>
+        </w:r>
+      </w:hyperlink>
+      <w:r>
+        <w:rPr>
+          <w:rFonts w:ascii="Arial" w:hAnsi="Arial" w:cs="Arial"/>
+          <w:sz w:val="20"/>
+          <w:szCs w:val="20"/>
+        </w:rPr>
+        <w:t xml:space="preserve"> </w:t>
+      </w:r>
+      <w:r>
+        <w:rPr>
+          <w:rFonts w:ascii="Arial" w:hAnsi="Arial" w:cs="Arial"/>
+          <w:b/>
+          <w:bCs/>
+          <w:sz w:val="20"/>
+          <w:szCs w:val="20"/>
+        </w:rPr>
+        <w:t>.</w:t>
+      </w:r>
+      <w:r>
+        <w:rPr>
+          <w:rFonts w:ascii="Arial" w:hAnsi="Arial" w:cs="Arial"/>
+          <w:sz w:val="20"/>
+          <w:szCs w:val="20"/>
+        </w:rPr>
+        <w:t xml:space="preserve"> Toda la colección “</w:t>
+      </w:r>
+      <w:r>
+        <w:rPr>
+          <w:rFonts w:ascii="Arial" w:hAnsi="Arial" w:cs="Arial"/>
+          <w:b/>
+          <w:bCs/>
+          <w:sz w:val="20"/>
+          <w:szCs w:val="20"/>
+        </w:rPr>
+        <w:t>XML: Lenguaje de Marcas Extensible</w:t>
+      </w:r>
+      <w:r>
+        <w:rPr>
+          <w:rFonts w:ascii="Arial" w:hAnsi="Arial" w:cs="Arial"/>
+          <w:sz w:val="20"/>
+          <w:szCs w:val="20"/>
+        </w:rPr>
+        <w:t xml:space="preserve">” de “mclibre.org”, en </w:t>
+      </w:r>
+      <w:hyperlink r:id="rId47" w:history="1">
+        <w:r>
+          <w:rPr>
+            <w:rStyle w:val="Hipervnculo"/>
+            <w:rFonts w:ascii="Arial" w:hAnsi="Arial" w:cs="Arial"/>
+            <w:sz w:val="20"/>
+            <w:szCs w:val="20"/>
+          </w:rPr>
+          <w:t>https://www.mclibre.org/consultar/xml/index.html</w:t>
+        </w:r>
+      </w:hyperlink>
+      <w:r>
+        <w:rPr>
+          <w:sz w:val="20"/>
+          <w:szCs w:val="20"/>
+        </w:rPr>
+        <w:t>.</w:t>
+      </w:r>
+    </w:p>
+    <w:p>
+      <w:pPr>
+        <w:pStyle w:val="Prrafodelista"/>
+        <w:numPr>
+          <w:ilvl w:val="0"/>
+          <w:numId w:val="35"/>
+        </w:numPr>
+        <w:suppressAutoHyphens w:val="0"/>
+        <w:spacing w:after="160" w:line="278" w:lineRule="auto"/>
+        <w:rPr>
+          <w:rFonts w:ascii="Arial" w:hAnsi="Arial" w:cs="Arial"/>
+          <w:b/>
+          <w:bCs/>
+          <w:sz w:val="20"/>
+          <w:szCs w:val="20"/>
+        </w:rPr>
+      </w:pPr>
+      <w:r>
+        <w:rPr>
+          <w:rFonts w:ascii="Arial" w:hAnsi="Arial" w:cs="Arial"/>
+          <w:b/>
+          <w:bCs/>
+          <w:sz w:val="20"/>
+          <w:szCs w:val="20"/>
+        </w:rPr>
+        <w:t xml:space="preserve">“XSLT Introduction” (W3schools), </w:t>
+      </w:r>
+      <w:r>
+        <w:rPr>
+          <w:rFonts w:ascii="Arial" w:hAnsi="Arial" w:cs="Arial"/>
+          <w:sz w:val="20"/>
+          <w:szCs w:val="20"/>
+        </w:rPr>
+        <w:t xml:space="preserve">en </w:t>
+      </w:r>
+      <w:hyperlink r:id="rId48" w:history="1">
+        <w:r>
+          <w:rPr>
+            <w:rStyle w:val="Hipervnculo"/>
+            <w:rFonts w:ascii="Arial" w:hAnsi="Arial" w:cs="Arial"/>
+            <w:sz w:val="20"/>
+            <w:szCs w:val="20"/>
+          </w:rPr>
+          <w:t>https://www.w3schools.com/xml/xsl_intro.asp</w:t>
+        </w:r>
+      </w:hyperlink>
+      <w:r>
+        <w:rPr>
+          <w:rFonts w:ascii="Arial" w:hAnsi="Arial" w:cs="Arial"/>
+          <w:b/>
+          <w:bCs/>
+          <w:sz w:val="20"/>
+          <w:szCs w:val="20"/>
+        </w:rPr>
+        <w:t xml:space="preserve"> . </w:t>
+      </w:r>
+      <w:r>
+        <w:rPr>
+          <w:rFonts w:ascii="Arial" w:hAnsi="Arial" w:cs="Arial"/>
+          <w:sz w:val="20"/>
+          <w:szCs w:val="20"/>
+        </w:rPr>
+        <w:t>Estos ejercicios están disponibles en el documento “W3Schools_ejemplos_Transformaciones” de RECURSOS COMPLEMENTARIOS UD05</w:t>
+      </w:r>
+    </w:p>
+    <w:p>
+      <w:pPr>
+        <w:pStyle w:val="Prrafodelista"/>
+        <w:numPr>
+          <w:ilvl w:val="0"/>
+          <w:numId w:val="35"/>
+        </w:numPr>
+        <w:suppressAutoHyphens w:val="0"/>
+        <w:spacing w:after="0" w:line="60" w:lineRule="atLeast"/>
+        <w:rPr>
+          <w:rFonts w:ascii="Arial" w:hAnsi="Arial" w:cs="Arial"/>
+          <w:b/>
+          <w:bCs/>
+          <w:sz w:val="20"/>
+          <w:szCs w:val="20"/>
+        </w:rPr>
+      </w:pPr>
+      <w:r>
+        <w:rPr>
+          <w:rFonts w:ascii="Arial" w:hAnsi="Arial" w:cs="Arial"/>
+          <w:b/>
+          <w:bCs/>
+          <w:sz w:val="20"/>
+          <w:szCs w:val="20"/>
+        </w:rPr>
+        <w:t xml:space="preserve">“XSLT” (ENIUM), </w:t>
+      </w:r>
+      <w:r>
+        <w:rPr>
+          <w:rFonts w:ascii="Arial" w:hAnsi="Arial" w:cs="Arial"/>
+          <w:sz w:val="20"/>
+          <w:szCs w:val="20"/>
+        </w:rPr>
+        <w:t xml:space="preserve">en </w:t>
+      </w:r>
+      <w:hyperlink r:id="rId49" w:history="1">
+        <w:r>
+          <w:rPr>
+            <w:rStyle w:val="Hipervnculo"/>
+            <w:rFonts w:ascii="Arial" w:hAnsi="Arial" w:cs="Arial"/>
+            <w:sz w:val="20"/>
+            <w:szCs w:val="20"/>
+          </w:rPr>
+          <w:t>https://www.eniun.com/cursos-diseno-desarrollo-web/</w:t>
+        </w:r>
+      </w:hyperlink>
+      <w:r>
+        <w:rPr>
+          <w:rFonts w:ascii="Arial" w:hAnsi="Arial" w:cs="Arial"/>
+          <w:sz w:val="20"/>
+          <w:szCs w:val="20"/>
+        </w:rPr>
+        <w:t xml:space="preserve"> </w:t>
+      </w:r>
+    </w:p>
+    <w:p>
+      <w:pPr>
+        <w:pStyle w:val="Prrafodelista"/>
+        <w:numPr>
+          <w:ilvl w:val="0"/>
+          <w:numId w:val="35"/>
+        </w:numPr>
+        <w:suppressAutoHyphens w:val="0"/>
+        <w:spacing w:after="160" w:line="278" w:lineRule="auto"/>
+        <w:rPr>
+          <w:rFonts w:ascii="Arial" w:hAnsi="Arial" w:cs="Arial"/>
+          <w:color w:val="231F20"/>
+          <w:sz w:val="20"/>
+          <w:szCs w:val="20"/>
+        </w:rPr>
+      </w:pPr>
+      <w:r>
+        <w:rPr>
+          <w:rFonts w:ascii="Arial" w:hAnsi="Arial" w:cs="Arial"/>
+          <w:b/>
+          <w:bCs/>
+          <w:color w:val="231F20"/>
+          <w:sz w:val="20"/>
+          <w:szCs w:val="20"/>
+        </w:rPr>
+        <w:t>“Tutorial de Xpath para pri</w:t>
+      </w:r>
+      <w:r>
+        <w:rPr>
+          <w:rFonts w:ascii="Arial" w:hAnsi="Arial" w:cs="Arial"/>
+          <w:b/>
+          <w:bCs/>
+          <w:color w:val="231F20"/>
+          <w:sz w:val="20"/>
+          <w:szCs w:val="20"/>
+        </w:rPr>
+        <w:softHyphen/>
+        <w:t>n</w:t>
+      </w:r>
+      <w:r>
+        <w:rPr>
+          <w:rFonts w:ascii="Arial" w:hAnsi="Arial" w:cs="Arial"/>
+          <w:b/>
+          <w:bCs/>
+          <w:color w:val="231F20"/>
+          <w:sz w:val="20"/>
+          <w:szCs w:val="20"/>
+        </w:rPr>
+        <w:softHyphen/>
+        <w:t>ci</w:t>
+      </w:r>
+      <w:r>
+        <w:rPr>
+          <w:rFonts w:ascii="Arial" w:hAnsi="Arial" w:cs="Arial"/>
+          <w:b/>
+          <w:bCs/>
+          <w:color w:val="231F20"/>
+          <w:sz w:val="20"/>
+          <w:szCs w:val="20"/>
+        </w:rPr>
+        <w:softHyphen/>
+        <w:t>pia</w:t>
+      </w:r>
+      <w:r>
+        <w:rPr>
+          <w:rFonts w:ascii="Arial" w:hAnsi="Arial" w:cs="Arial"/>
+          <w:b/>
+          <w:bCs/>
+          <w:color w:val="231F20"/>
+          <w:sz w:val="20"/>
+          <w:szCs w:val="20"/>
+        </w:rPr>
+        <w:softHyphen/>
+        <w:t>n</w:t>
+      </w:r>
+      <w:r>
+        <w:rPr>
+          <w:rFonts w:ascii="Arial" w:hAnsi="Arial" w:cs="Arial"/>
+          <w:b/>
+          <w:bCs/>
+          <w:color w:val="231F20"/>
+          <w:sz w:val="20"/>
+          <w:szCs w:val="20"/>
+        </w:rPr>
+        <w:softHyphen/>
+        <w:t xml:space="preserve">tes” </w:t>
+      </w:r>
+      <w:r>
+        <w:rPr>
+          <w:rFonts w:ascii="Arial" w:hAnsi="Arial" w:cs="Arial"/>
+          <w:color w:val="231F20"/>
+          <w:sz w:val="20"/>
+          <w:szCs w:val="20"/>
+        </w:rPr>
+        <w:t xml:space="preserve">(IONOS), en </w:t>
+      </w:r>
+      <w:hyperlink r:id="rId50" w:history="1">
+        <w:r>
+          <w:rPr>
+            <w:rStyle w:val="Hipervnculo"/>
+            <w:rFonts w:ascii="Arial" w:hAnsi="Arial" w:cs="Arial"/>
+            <w:sz w:val="20"/>
+            <w:szCs w:val="20"/>
+          </w:rPr>
+          <w:t>https://www.ionos.es/digitalguide/paginas-web/desarrollo-web/tutorial-de-xpath/</w:t>
+        </w:r>
+      </w:hyperlink>
+      <w:r>
+        <w:rPr>
+          <w:rFonts w:ascii="Arial" w:hAnsi="Arial" w:cs="Arial"/>
+          <w:color w:val="231F20"/>
+          <w:sz w:val="20"/>
+          <w:szCs w:val="20"/>
+        </w:rPr>
+        <w:t xml:space="preserve">  </w:t>
+      </w:r>
+    </w:p>
+    <w:p>
+      <w:pPr>
+        <w:pStyle w:val="Prrafodelista"/>
+        <w:numPr>
+          <w:ilvl w:val="0"/>
+          <w:numId w:val="35"/>
+        </w:numPr>
+        <w:suppressAutoHyphens w:val="0"/>
+        <w:spacing w:after="160" w:line="278" w:lineRule="auto"/>
+        <w:rPr>
+          <w:rFonts w:ascii="Arial" w:hAnsi="Arial" w:cs="Arial"/>
+          <w:b/>
+          <w:bCs/>
+          <w:sz w:val="20"/>
+          <w:szCs w:val="20"/>
+        </w:rPr>
+      </w:pPr>
+      <w:r>
+        <w:rPr>
+          <w:rFonts w:ascii="Arial" w:hAnsi="Arial" w:cs="Arial"/>
+          <w:b/>
+          <w:bCs/>
+          <w:sz w:val="20"/>
+          <w:szCs w:val="20"/>
+        </w:rPr>
+        <w:t>“</w:t>
+      </w:r>
+      <w:r>
+        <w:rPr>
+          <w:rFonts w:ascii="Arial" w:hAnsi="Arial" w:cs="Arial"/>
+          <w:b/>
+          <w:bCs/>
+          <w:sz w:val="20"/>
+          <w:szCs w:val="20"/>
+          <w:lang w:val="gl-ES"/>
+        </w:rPr>
+        <w:t>XSLT - Introducción al lenguaje de transformación</w:t>
+      </w:r>
+      <w:r>
+        <w:rPr>
+          <w:rFonts w:ascii="Arial" w:hAnsi="Arial" w:cs="Arial"/>
+          <w:b/>
+          <w:bCs/>
+          <w:sz w:val="20"/>
+          <w:szCs w:val="20"/>
+        </w:rPr>
+        <w:t xml:space="preserve">”, </w:t>
+      </w:r>
+      <w:r>
+        <w:rPr>
+          <w:rFonts w:ascii="Arial" w:hAnsi="Arial" w:cs="Arial"/>
+          <w:sz w:val="20"/>
+          <w:szCs w:val="20"/>
+        </w:rPr>
+        <w:t xml:space="preserve">en </w:t>
+      </w:r>
+      <w:hyperlink r:id="rId51" w:anchor="c46" w:history="1">
+        <w:r>
+          <w:rPr>
+            <w:rStyle w:val="Hipervnculo"/>
+            <w:rFonts w:ascii="Arial" w:hAnsi="Arial" w:cs="Arial"/>
+            <w:sz w:val="20"/>
+            <w:szCs w:val="20"/>
+          </w:rPr>
+          <w:t>https://www.data2type.de/es/xml-xslt-xslfo/xslt/xslt-introduccion#c46</w:t>
+        </w:r>
+      </w:hyperlink>
+      <w:r>
+        <w:rPr>
+          <w:rFonts w:ascii="Arial" w:hAnsi="Arial" w:cs="Arial"/>
+          <w:sz w:val="20"/>
+          <w:szCs w:val="20"/>
+        </w:rPr>
+        <w:t xml:space="preserve"> .Toda la colección “</w:t>
+      </w:r>
+      <w:r>
+        <w:rPr>
+          <w:rFonts w:ascii="Arial" w:hAnsi="Arial" w:cs="Arial"/>
+          <w:b/>
+          <w:bCs/>
+          <w:sz w:val="20"/>
+          <w:szCs w:val="20"/>
+          <w:lang w:val="gl-ES"/>
+        </w:rPr>
+        <w:t>Tecnologías XML</w:t>
+      </w:r>
+      <w:r>
+        <w:rPr>
+          <w:rFonts w:ascii="Arial" w:hAnsi="Arial" w:cs="Arial"/>
+          <w:sz w:val="20"/>
+          <w:szCs w:val="20"/>
+        </w:rPr>
+        <w:t xml:space="preserve">”, en </w:t>
+      </w:r>
+      <w:hyperlink r:id="rId52" w:history="1">
+        <w:r>
+          <w:rPr>
+            <w:rStyle w:val="Hipervnculo"/>
+            <w:rFonts w:ascii="Arial" w:hAnsi="Arial" w:cs="Arial"/>
+            <w:sz w:val="20"/>
+            <w:szCs w:val="20"/>
+          </w:rPr>
+          <w:t>https://www.data2type.de/es/xml-xslt-xslfo</w:t>
+        </w:r>
+      </w:hyperlink>
+      <w:r>
+        <w:rPr>
+          <w:rFonts w:ascii="Arial" w:hAnsi="Arial" w:cs="Arial"/>
+          <w:sz w:val="20"/>
+          <w:szCs w:val="20"/>
+        </w:rPr>
+        <w:t xml:space="preserve"> </w:t>
+      </w:r>
+    </w:p>
+    <w:p>
+      <w:pPr>
+        <w:spacing w:after="120"/>
+        <w:rPr>
+          <w:rFonts w:ascii="Arial" w:hAnsi="Arial" w:cs="Arial"/>
+          <w:b/>
+          <w:i/>
+          <w:sz w:val="20"/>
+          <w:szCs w:val="20"/>
+          <w:lang w:val="es-ES"/>
+        </w:rPr>
+      </w:pPr>
+      <w:r>
+        <w:rPr>
+          <w:rFonts w:ascii="Arial" w:hAnsi="Arial" w:cs="Arial"/>
+          <w:b/>
+          <w:i/>
+          <w:sz w:val="20"/>
+          <w:szCs w:val="20"/>
+          <w:lang w:val="es-ES"/>
+        </w:rPr>
+        <w:t>Martes</w:t>
+      </w:r>
+      <w:r>
+        <w:rPr>
+          <w:rFonts w:ascii="Arial" w:hAnsi="Arial" w:cs="Arial"/>
+          <w:b/>
+          <w:i/>
+          <w:sz w:val="20"/>
+          <w:szCs w:val="20"/>
+          <w:lang w:val="es-ES"/>
+        </w:rPr>
+        <w:t xml:space="preserve">, </w:t>
+      </w:r>
+      <w:r>
+        <w:rPr>
+          <w:rFonts w:ascii="Arial" w:hAnsi="Arial" w:cs="Arial"/>
+          <w:b/>
+          <w:i/>
+          <w:sz w:val="20"/>
+          <w:szCs w:val="20"/>
+          <w:lang w:val="es-ES"/>
+        </w:rPr>
+        <w:t>05</w:t>
+      </w:r>
+      <w:r>
+        <w:rPr>
+          <w:rFonts w:ascii="Arial" w:hAnsi="Arial" w:cs="Arial"/>
+          <w:b/>
+          <w:i/>
+          <w:sz w:val="20"/>
+          <w:szCs w:val="20"/>
+          <w:lang w:val="es-ES"/>
+        </w:rPr>
+        <w:t>.0</w:t>
+      </w:r>
+      <w:r>
+        <w:rPr>
+          <w:rFonts w:ascii="Arial" w:hAnsi="Arial" w:cs="Arial"/>
+          <w:b/>
+          <w:i/>
+          <w:sz w:val="20"/>
+          <w:szCs w:val="20"/>
+          <w:lang w:val="es-ES"/>
+        </w:rPr>
+        <w:t>5</w:t>
+      </w:r>
+      <w:r>
+        <w:rPr>
+          <w:rFonts w:ascii="Arial" w:hAnsi="Arial" w:cs="Arial"/>
+          <w:b/>
+          <w:i/>
+          <w:sz w:val="20"/>
+          <w:szCs w:val="20"/>
+          <w:lang w:val="es-ES"/>
+        </w:rPr>
+        <w:t xml:space="preserve">.2026 (2pl) </w:t>
+      </w:r>
+    </w:p>
+    <w:p>
+      <w:pPr>
+        <w:spacing w:after="120"/>
+        <w:rPr>
+          <w:sz w:val="20"/>
+          <w:szCs w:val="20"/>
+          <w:lang w:val="es-ES"/>
+        </w:rPr>
+      </w:pPr>
+      <w:r>
+        <w:rPr>
+          <w:b/>
+          <w:bCs/>
+          <w:sz w:val="20"/>
+          <w:szCs w:val="20"/>
+          <w:lang w:val="es-ES"/>
+        </w:rPr>
+        <w:t>Contenidos</w:t>
+      </w:r>
+      <w:r>
+        <w:rPr>
+          <w:sz w:val="20"/>
+          <w:szCs w:val="20"/>
+          <w:lang w:val="es-ES"/>
+        </w:rPr>
+        <w:t xml:space="preserve">: </w:t>
+      </w:r>
+      <w:r>
+        <w:rPr>
+          <w:rFonts w:ascii="Arial" w:hAnsi="Arial" w:cs="Arial"/>
+          <w:sz w:val="20"/>
+          <w:szCs w:val="20"/>
+        </w:rPr>
+        <w:t>XSLT (Extensible Stylesheet Language Transformations - Lenguaje de Hojas de Estilo Extensible para Transformaciones)</w:t>
+      </w:r>
+    </w:p>
+    <w:p>
+      <w:pPr>
+        <w:spacing w:after="120"/>
+        <w:rPr>
+          <w:sz w:val="20"/>
+          <w:szCs w:val="20"/>
+          <w:lang w:val="es-ES"/>
+        </w:rPr>
+      </w:pPr>
+      <w:r>
+        <w:rPr>
+          <w:rFonts w:ascii="Arial" w:hAnsi="Arial" w:cs="Arial"/>
+          <w:b/>
+          <w:sz w:val="20"/>
+          <w:szCs w:val="20"/>
+          <w:lang w:val="es-ES"/>
+        </w:rPr>
+        <w:t>Actividades didácticas</w:t>
+      </w:r>
+      <w:r>
+        <w:rPr>
+          <w:rFonts w:ascii="Arial" w:hAnsi="Arial" w:cs="Arial"/>
+          <w:sz w:val="20"/>
+          <w:szCs w:val="20"/>
+          <w:lang w:val="es-ES"/>
+        </w:rPr>
+        <w:t>:</w:t>
+      </w:r>
+    </w:p>
+    <w:p>
+      <w:pPr>
+        <w:pStyle w:val="Prrafodelista"/>
+        <w:numPr>
+          <w:ilvl w:val="0"/>
+          <w:numId w:val="35"/>
+        </w:numPr>
+        <w:spacing w:after="120"/>
+        <w:rPr>
+          <w:sz w:val="20"/>
+          <w:szCs w:val="20"/>
+        </w:rPr>
+      </w:pPr>
+      <w:r>
+        <w:rPr>
+          <w:sz w:val="20"/>
+          <w:szCs w:val="20"/>
+          <w:lang w:val="es-ES"/>
+        </w:rPr>
+        <w:t xml:space="preserve">(continuación) </w:t>
+      </w:r>
+      <w:r>
+        <w:rPr>
+          <w:sz w:val="20"/>
+          <w:szCs w:val="20"/>
+          <w:lang w:val="es-ES"/>
+        </w:rPr>
+        <w:t xml:space="preserve">Experimentación con los </w:t>
+      </w:r>
+      <w:r>
+        <w:rPr>
+          <w:sz w:val="20"/>
+          <w:szCs w:val="20"/>
+        </w:rPr>
+        <w:t>los ejemplos del documento “TransformacionesXSL_SintesMarco.pdf”</w:t>
+      </w:r>
+    </w:p>
+    <w:p>
+      <w:pPr>
+        <w:pStyle w:val="Prrafodelista"/>
+        <w:numPr>
+          <w:ilvl w:val="0"/>
+          <w:numId w:val="35"/>
+        </w:numPr>
+        <w:spacing w:after="120"/>
+        <w:rPr>
+          <w:sz w:val="20"/>
+          <w:szCs w:val="20"/>
+        </w:rPr>
+      </w:pPr>
+      <w:r>
+        <w:rPr>
+          <w:sz w:val="20"/>
+          <w:szCs w:val="20"/>
+        </w:rPr>
+        <w:t>Lectura y experimentación de “</w:t>
+      </w:r>
+      <w:r>
+        <w:rPr>
+          <w:sz w:val="20"/>
+          <w:szCs w:val="20"/>
+        </w:rPr>
+        <w:t>Platega_XML_XSLT_Sinxelas_verAlumno.pdf</w:t>
+      </w:r>
+      <w:r>
+        <w:rPr>
+          <w:sz w:val="20"/>
+          <w:szCs w:val="20"/>
+        </w:rPr>
+        <w:t>”</w:t>
+      </w:r>
+    </w:p>
+    <w:p>
+      <w:pPr>
+        <w:spacing w:after="120"/>
+        <w:rPr>
+          <w:sz w:val="20"/>
+          <w:szCs w:val="20"/>
+        </w:rPr>
+      </w:pPr>
+      <w:r>
+        <w:rPr>
+          <w:sz w:val="20"/>
+          <w:szCs w:val="20"/>
+        </w:rPr>
+        <w:t xml:space="preserve">*** </w:t>
+      </w:r>
+      <w:r>
+        <w:rPr>
+          <w:i/>
+          <w:iCs/>
+          <w:sz w:val="20"/>
+          <w:szCs w:val="20"/>
+        </w:rPr>
+        <w:t>Observaciones: Inasistencia del alumnado sin previo aviso y sin causa aparente que la justifique</w:t>
+      </w:r>
+      <w:r>
+        <w:rPr>
+          <w:sz w:val="20"/>
+          <w:szCs w:val="20"/>
+        </w:rPr>
+        <w:t xml:space="preserve">  </w:t>
+      </w:r>
+    </w:p>
+    <w:p>
+      <w:pPr>
+        <w:spacing w:after="120"/>
+        <w:rPr>
+          <w:rFonts w:ascii="Arial" w:hAnsi="Arial" w:cs="Arial"/>
+          <w:b/>
+          <w:i/>
+          <w:sz w:val="20"/>
+          <w:szCs w:val="20"/>
+          <w:lang w:val="es-ES"/>
+        </w:rPr>
+      </w:pPr>
+      <w:r>
+        <w:rPr>
+          <w:rFonts w:ascii="Arial" w:hAnsi="Arial" w:cs="Arial"/>
+          <w:b/>
+          <w:i/>
+          <w:sz w:val="20"/>
+          <w:szCs w:val="20"/>
+          <w:lang w:val="es-ES"/>
+        </w:rPr>
+        <w:t xml:space="preserve">Miércoles, </w:t>
+      </w:r>
+      <w:r>
+        <w:rPr>
+          <w:rFonts w:ascii="Arial" w:hAnsi="Arial" w:cs="Arial"/>
+          <w:b/>
+          <w:i/>
+          <w:sz w:val="20"/>
+          <w:szCs w:val="20"/>
+          <w:lang w:val="es-ES"/>
+        </w:rPr>
+        <w:t>06</w:t>
+      </w:r>
+      <w:r>
+        <w:rPr>
+          <w:rFonts w:ascii="Arial" w:hAnsi="Arial" w:cs="Arial"/>
+          <w:b/>
+          <w:i/>
+          <w:sz w:val="20"/>
+          <w:szCs w:val="20"/>
+          <w:lang w:val="es-ES"/>
+        </w:rPr>
+        <w:t xml:space="preserve">.04.2026 (2pl) </w:t>
+      </w:r>
+    </w:p>
+    <w:p>
+      <w:pPr>
+        <w:spacing w:after="120"/>
+        <w:rPr>
+          <w:sz w:val="20"/>
+          <w:szCs w:val="20"/>
+          <w:lang w:val="es-ES"/>
+        </w:rPr>
+      </w:pPr>
+      <w:r>
+        <w:rPr>
+          <w:b/>
+          <w:bCs/>
+          <w:sz w:val="20"/>
+          <w:szCs w:val="20"/>
+          <w:lang w:val="es-ES"/>
+        </w:rPr>
+        <w:t>Contenidos</w:t>
+      </w:r>
+      <w:r>
+        <w:rPr>
+          <w:sz w:val="20"/>
+          <w:szCs w:val="20"/>
+          <w:lang w:val="es-ES"/>
+        </w:rPr>
+        <w:t xml:space="preserve">: </w:t>
+      </w:r>
+      <w:r>
+        <w:rPr>
+          <w:rFonts w:ascii="Arial" w:hAnsi="Arial" w:cs="Arial"/>
+          <w:sz w:val="20"/>
+          <w:szCs w:val="20"/>
+        </w:rPr>
+        <w:t>XSLT (Extensible Stylesheet Language Transformations - Lenguaje de Hojas de Estilo Extensible para Transformaciones)</w:t>
+      </w:r>
+    </w:p>
+    <w:p>
+      <w:pPr>
+        <w:spacing w:after="120"/>
+        <w:rPr>
+          <w:sz w:val="20"/>
+          <w:szCs w:val="20"/>
+          <w:lang w:val="es-ES"/>
+        </w:rPr>
+      </w:pPr>
+      <w:r>
+        <w:rPr>
+          <w:rFonts w:ascii="Arial" w:hAnsi="Arial" w:cs="Arial"/>
+          <w:b/>
+          <w:sz w:val="20"/>
+          <w:szCs w:val="20"/>
+          <w:lang w:val="es-ES"/>
+        </w:rPr>
+        <w:t>Actividades didácticas</w:t>
+      </w:r>
+      <w:r>
+        <w:rPr>
+          <w:rFonts w:ascii="Arial" w:hAnsi="Arial" w:cs="Arial"/>
+          <w:sz w:val="20"/>
+          <w:szCs w:val="20"/>
+          <w:lang w:val="es-ES"/>
+        </w:rPr>
+        <w:t>:</w:t>
+      </w:r>
+    </w:p>
+    <w:p>
+      <w:pPr>
+        <w:pStyle w:val="Prrafodelista"/>
+        <w:numPr>
+          <w:ilvl w:val="0"/>
+          <w:numId w:val="35"/>
+        </w:numPr>
+        <w:spacing w:after="120"/>
+        <w:rPr>
+          <w:sz w:val="20"/>
+          <w:szCs w:val="20"/>
+        </w:rPr>
+      </w:pPr>
+      <w:r>
+        <w:rPr>
+          <w:sz w:val="20"/>
+          <w:szCs w:val="20"/>
+        </w:rPr>
+        <w:t>Lectura y experimentación de “</w:t>
+      </w:r>
+      <w:r>
+        <w:rPr>
+          <w:sz w:val="20"/>
+          <w:szCs w:val="20"/>
+        </w:rPr>
+        <w:t>Platega_XSLT_Avanzadas_verAlumnoRecortada.pdf</w:t>
+      </w:r>
+      <w:r>
+        <w:rPr>
+          <w:sz w:val="20"/>
+          <w:szCs w:val="20"/>
+        </w:rPr>
+        <w:t>”</w:t>
+      </w:r>
+    </w:p>
+    <w:p>
+      <w:pPr>
+        <w:spacing w:after="120"/>
+        <w:rPr>
+          <w:sz w:val="20"/>
+          <w:szCs w:val="20"/>
+          <w:lang w:val="es-ES"/>
+        </w:rPr>
+      </w:pPr>
+    </w:p>
+    <w:p>
+      <w:pPr>
+        <w:spacing w:after="120"/>
+        <w:rPr>
+          <w:b/>
+          <w:bCs/>
+          <w:sz w:val="20"/>
+          <w:szCs w:val="20"/>
+          <w:lang w:val="es-ES"/>
+        </w:rPr>
+      </w:pPr>
+      <w:r>
+        <w:rPr>
+          <w:b/>
+          <w:bCs/>
+          <w:sz w:val="20"/>
+          <w:szCs w:val="20"/>
+          <w:lang w:val="es-ES"/>
+        </w:rPr>
+        <w:t xml:space="preserve">*** </w:t>
+      </w:r>
+      <w:r>
+        <w:rPr>
+          <w:b/>
+          <w:bCs/>
+          <w:sz w:val="20"/>
+          <w:szCs w:val="20"/>
+          <w:lang w:val="es-ES"/>
+        </w:rPr>
+        <w:t>Próximos eventos:</w:t>
+      </w:r>
+    </w:p>
+    <w:p>
+      <w:pPr>
+        <w:pStyle w:val="Prrafodelista"/>
+        <w:numPr>
+          <w:ilvl w:val="0"/>
+          <w:numId w:val="25"/>
+        </w:numPr>
+        <w:spacing w:after="120"/>
+        <w:rPr>
+          <w:sz w:val="20"/>
+          <w:szCs w:val="20"/>
+          <w:lang w:val="es-ES"/>
+        </w:rPr>
+      </w:pPr>
+      <w:r>
+        <w:rPr>
+          <w:sz w:val="20"/>
+          <w:szCs w:val="20"/>
+          <w:lang w:val="es-ES"/>
+        </w:rPr>
+        <w:t xml:space="preserve">Prueba de </w:t>
+      </w:r>
+      <w:r>
+        <w:rPr>
+          <w:sz w:val="20"/>
+          <w:szCs w:val="20"/>
+          <w:lang w:val="es-ES"/>
+        </w:rPr>
+        <w:t xml:space="preserve">tercera </w:t>
+      </w:r>
+      <w:r>
+        <w:rPr>
+          <w:sz w:val="20"/>
+          <w:szCs w:val="20"/>
+          <w:lang w:val="es-ES"/>
+        </w:rPr>
+        <w:t>evaluación</w:t>
+      </w:r>
+      <w:r>
+        <w:rPr>
+          <w:sz w:val="20"/>
+          <w:szCs w:val="20"/>
+          <w:lang w:val="es-ES"/>
+        </w:rPr>
+        <w:t xml:space="preserve"> (20/05-28/05)</w:t>
+      </w:r>
+      <w:r>
+        <w:rPr>
+          <w:sz w:val="20"/>
+          <w:szCs w:val="20"/>
+          <w:lang w:val="es-ES"/>
+        </w:rPr>
+        <w:t xml:space="preserve">: </w:t>
+      </w:r>
+      <w:r>
+        <w:rPr>
+          <w:sz w:val="20"/>
+          <w:szCs w:val="20"/>
+          <w:lang w:val="es-ES"/>
+        </w:rPr>
+        <w:t xml:space="preserve">jueves </w:t>
+      </w:r>
+      <w:r>
+        <w:rPr>
+          <w:sz w:val="20"/>
+          <w:szCs w:val="20"/>
+          <w:lang w:val="es-ES"/>
+        </w:rPr>
+        <w:t>21.05.2026</w:t>
+      </w:r>
+      <w:r>
+        <w:rPr>
+          <w:sz w:val="20"/>
+          <w:szCs w:val="20"/>
+          <w:lang w:val="es-ES"/>
+        </w:rPr>
+        <w:t xml:space="preserve"> (</w:t>
+      </w:r>
+      <w:r>
+        <w:rPr>
+          <w:sz w:val="20"/>
+          <w:szCs w:val="20"/>
+          <w:lang w:val="es-ES"/>
+        </w:rPr>
+        <w:t>17:00-19:00 horas</w:t>
+      </w:r>
+      <w:r>
+        <w:rPr>
+          <w:sz w:val="20"/>
+          <w:szCs w:val="20"/>
+          <w:lang w:val="es-ES"/>
+        </w:rPr>
+        <w:t>)</w:t>
+      </w:r>
+    </w:p>
+    <w:p>
+      <w:pPr>
+        <w:pStyle w:val="Prrafodelista"/>
+        <w:numPr>
+          <w:ilvl w:val="0"/>
+          <w:numId w:val="25"/>
+        </w:numPr>
+        <w:spacing w:after="120"/>
+        <w:rPr>
+          <w:sz w:val="20"/>
+          <w:szCs w:val="20"/>
+          <w:lang w:val="es-ES"/>
+        </w:rPr>
+      </w:pPr>
+      <w:r>
+        <w:rPr>
           <w:sz w:val="20"/>
           <w:szCs w:val="20"/>
           <w:lang w:val="es-ES"/>
@@ -5955,9 +7694,9 @@
       </w:pPr>
     </w:p>
     <w:sectPr>
-      <w:footerReference w:type="even" r:id="rId34"/>
-      <w:footerReference w:type="default" r:id="rId35"/>
-      <w:footerReference w:type="first" r:id="rId36"/>
+      <w:footerReference w:type="even" r:id="rId53"/>
+      <w:footerReference w:type="default" r:id="rId54"/>
+      <w:footerReference w:type="first" r:id="rId55"/>
       <w:pgSz w:w="11906" w:h="16838"/>
       <w:pgMar w:top="720" w:right="567" w:bottom="766" w:left="567" w:header="0" w:footer="709" w:gutter="0"/>
       <w:cols w:space="720"/>
@@ -7652,6 +9391,119 @@
     </w:lvl>
   </w:abstractNum>
   <w:abstractNum w:abstractNumId="12" w15:restartNumberingAfterBreak="0">
+    <w:nsid w:val="327E432C"/>
+    <w:multiLevelType w:val="hybridMultilevel"/>
+    <w:tmpl w:val="785A75D8"/>
+    <w:lvl w:ilvl="0" w:tplc="4EC8D28A">
+      <w:start w:val="17"/>
+      <w:numFmt w:val="bullet"/>
+      <w:lvlText w:val="-"/>
+      <w:lvlJc w:val="left"/>
+      <w:pPr>
+        <w:ind w:left="360" w:hanging="360"/>
+      </w:pPr>
+      <w:rPr>
+        <w:rFonts w:ascii="Arial" w:eastAsiaTheme="minorHAnsi" w:hAnsi="Arial" w:cs="Arial" w:hint="default"/>
+      </w:rPr>
+    </w:lvl>
+    <w:lvl w:ilvl="1" w:tplc="0C0A0003">
+      <w:start w:val="1"/>
+      <w:numFmt w:val="bullet"/>
+      <w:lvlText w:val="o"/>
+      <w:lvlJc w:val="left"/>
+      <w:pPr>
+        <w:ind w:left="1080" w:hanging="360"/>
+      </w:pPr>
+      <w:rPr>
+        <w:rFonts w:ascii="Courier New" w:hAnsi="Courier New" w:cs="Courier New" w:hint="default"/>
+      </w:rPr>
+    </w:lvl>
+    <w:lvl w:ilvl="2" w:tplc="0C0A0005" w:tentative="1">
+      <w:start w:val="1"/>
+      <w:numFmt w:val="bullet"/>
+      <w:lvlText w:val=""/>
+      <w:lvlJc w:val="left"/>
+      <w:pPr>
+        <w:ind w:left="1800" w:hanging="360"/>
+      </w:pPr>
+      <w:rPr>
+        <w:rFonts w:ascii="Wingdings" w:hAnsi="Wingdings" w:hint="default"/>
+      </w:rPr>
+    </w:lvl>
+    <w:lvl w:ilvl="3" w:tplc="0C0A0001" w:tentative="1">
+      <w:start w:val="1"/>
+      <w:numFmt w:val="bullet"/>
+      <w:lvlText w:val=""/>
+      <w:lvlJc w:val="left"/>
+      <w:pPr>
+        <w:ind w:left="2520" w:hanging="360"/>
+      </w:pPr>
+      <w:rPr>
+        <w:rFonts w:ascii="Symbol" w:hAnsi="Symbol" w:hint="default"/>
+      </w:rPr>
+    </w:lvl>
+    <w:lvl w:ilvl="4" w:tplc="0C0A0003" w:tentative="1">
+      <w:start w:val="1"/>
+      <w:numFmt w:val="bullet"/>
+      <w:lvlText w:val="o"/>
+      <w:lvlJc w:val="left"/>
+      <w:pPr>
+        <w:ind w:left="3240" w:hanging="360"/>
+      </w:pPr>
+      <w:rPr>
+        <w:rFonts w:ascii="Courier New" w:hAnsi="Courier New" w:cs="Courier New" w:hint="default"/>
+      </w:rPr>
+    </w:lvl>
+    <w:lvl w:ilvl="5" w:tplc="0C0A0005" w:tentative="1">
+      <w:start w:val="1"/>
+      <w:numFmt w:val="bullet"/>
+      <w:lvlText w:val=""/>
+      <w:lvlJc w:val="left"/>
+      <w:pPr>
+        <w:ind w:left="3960" w:hanging="360"/>
+      </w:pPr>
+      <w:rPr>
+        <w:rFonts w:ascii="Wingdings" w:hAnsi="Wingdings" w:hint="default"/>
+      </w:rPr>
+    </w:lvl>
+    <w:lvl w:ilvl="6" w:tplc="0C0A0001" w:tentative="1">
+      <w:start w:val="1"/>
+      <w:numFmt w:val="bullet"/>
+      <w:lvlText w:val=""/>
+      <w:lvlJc w:val="left"/>
+      <w:pPr>
+        <w:ind w:left="4680" w:hanging="360"/>
+      </w:pPr>
+      <w:rPr>
+        <w:rFonts w:ascii="Symbol" w:hAnsi="Symbol" w:hint="default"/>
+      </w:rPr>
+    </w:lvl>
+    <w:lvl w:ilvl="7" w:tplc="0C0A0003" w:tentative="1">
+      <w:start w:val="1"/>
+      <w:numFmt w:val="bullet"/>
+      <w:lvlText w:val="o"/>
+      <w:lvlJc w:val="left"/>
+      <w:pPr>
+        <w:ind w:left="5400" w:hanging="360"/>
+      </w:pPr>
+      <w:rPr>
+        <w:rFonts w:ascii="Courier New" w:hAnsi="Courier New" w:cs="Courier New" w:hint="default"/>
+      </w:rPr>
+    </w:lvl>
+    <w:lvl w:ilvl="8" w:tplc="0C0A0005" w:tentative="1">
+      <w:start w:val="1"/>
+      <w:numFmt w:val="bullet"/>
+      <w:lvlText w:val=""/>
+      <w:lvlJc w:val="left"/>
+      <w:pPr>
+        <w:ind w:left="6120" w:hanging="360"/>
+      </w:pPr>
+      <w:rPr>
+        <w:rFonts w:ascii="Wingdings" w:hAnsi="Wingdings" w:hint="default"/>
+      </w:rPr>
+    </w:lvl>
+  </w:abstractNum>
+  <w:abstractNum w:abstractNumId="13" w15:restartNumberingAfterBreak="0">
     <w:nsid w:val="3286767E"/>
     <w:multiLevelType w:val="multilevel"/>
     <w:tmpl w:val="2A22D2BA"/>
@@ -7791,7 +9643,120 @@
       </w:rPr>
     </w:lvl>
   </w:abstractNum>
-  <w:abstractNum w:abstractNumId="13" w15:restartNumberingAfterBreak="0">
+  <w:abstractNum w:abstractNumId="14" w15:restartNumberingAfterBreak="0">
+    <w:nsid w:val="35A9578E"/>
+    <w:multiLevelType w:val="hybridMultilevel"/>
+    <w:tmpl w:val="A87A01FC"/>
+    <w:lvl w:ilvl="0" w:tplc="50FA1FDC">
+      <w:numFmt w:val="bullet"/>
+      <w:lvlText w:val="-"/>
+      <w:lvlJc w:val="left"/>
+      <w:pPr>
+        <w:ind w:left="360" w:hanging="360"/>
+      </w:pPr>
+      <w:rPr>
+        <w:rFonts w:ascii="Arial" w:eastAsiaTheme="minorHAnsi" w:hAnsi="Arial" w:cs="Arial" w:hint="default"/>
+        <w:b w:val="0"/>
+      </w:rPr>
+    </w:lvl>
+    <w:lvl w:ilvl="1" w:tplc="04560003" w:tentative="1">
+      <w:start w:val="1"/>
+      <w:numFmt w:val="bullet"/>
+      <w:lvlText w:val="o"/>
+      <w:lvlJc w:val="left"/>
+      <w:pPr>
+        <w:ind w:left="1080" w:hanging="360"/>
+      </w:pPr>
+      <w:rPr>
+        <w:rFonts w:ascii="Courier New" w:hAnsi="Courier New" w:cs="Courier New" w:hint="default"/>
+      </w:rPr>
+    </w:lvl>
+    <w:lvl w:ilvl="2" w:tplc="04560005" w:tentative="1">
+      <w:start w:val="1"/>
+      <w:numFmt w:val="bullet"/>
+      <w:lvlText w:val=""/>
+      <w:lvlJc w:val="left"/>
+      <w:pPr>
+        <w:ind w:left="1800" w:hanging="360"/>
+      </w:pPr>
+      <w:rPr>
+        <w:rFonts w:ascii="Wingdings" w:hAnsi="Wingdings" w:hint="default"/>
+      </w:rPr>
+    </w:lvl>
+    <w:lvl w:ilvl="3" w:tplc="04560001" w:tentative="1">
+      <w:start w:val="1"/>
+      <w:numFmt w:val="bullet"/>
+      <w:lvlText w:val=""/>
+      <w:lvlJc w:val="left"/>
+      <w:pPr>
+        <w:ind w:left="2520" w:hanging="360"/>
+      </w:pPr>
+      <w:rPr>
+        <w:rFonts w:ascii="Symbol" w:hAnsi="Symbol" w:hint="default"/>
+      </w:rPr>
+    </w:lvl>
+    <w:lvl w:ilvl="4" w:tplc="04560003" w:tentative="1">
+      <w:start w:val="1"/>
+      <w:numFmt w:val="bullet"/>
+      <w:lvlText w:val="o"/>
+      <w:lvlJc w:val="left"/>
+      <w:pPr>
+        <w:ind w:left="3240" w:hanging="360"/>
+      </w:pPr>
+      <w:rPr>
+        <w:rFonts w:ascii="Courier New" w:hAnsi="Courier New" w:cs="Courier New" w:hint="default"/>
+      </w:rPr>
+    </w:lvl>
+    <w:lvl w:ilvl="5" w:tplc="04560005" w:tentative="1">
+      <w:start w:val="1"/>
+      <w:numFmt w:val="bullet"/>
+      <w:lvlText w:val=""/>
+      <w:lvlJc w:val="left"/>
+      <w:pPr>
+        <w:ind w:left="3960" w:hanging="360"/>
+      </w:pPr>
+      <w:rPr>
+        <w:rFonts w:ascii="Wingdings" w:hAnsi="Wingdings" w:hint="default"/>
+      </w:rPr>
+    </w:lvl>
+    <w:lvl w:ilvl="6" w:tplc="04560001" w:tentative="1">
+      <w:start w:val="1"/>
+      <w:numFmt w:val="bullet"/>
+      <w:lvlText w:val=""/>
+      <w:lvlJc w:val="left"/>
+      <w:pPr>
+        <w:ind w:left="4680" w:hanging="360"/>
+      </w:pPr>
+      <w:rPr>
+        <w:rFonts w:ascii="Symbol" w:hAnsi="Symbol" w:hint="default"/>
+      </w:rPr>
+    </w:lvl>
+    <w:lvl w:ilvl="7" w:tplc="04560003" w:tentative="1">
+      <w:start w:val="1"/>
+      <w:numFmt w:val="bullet"/>
+      <w:lvlText w:val="o"/>
+      <w:lvlJc w:val="left"/>
+      <w:pPr>
+        <w:ind w:left="5400" w:hanging="360"/>
+      </w:pPr>
+      <w:rPr>
+        <w:rFonts w:ascii="Courier New" w:hAnsi="Courier New" w:cs="Courier New" w:hint="default"/>
+      </w:rPr>
+    </w:lvl>
+    <w:lvl w:ilvl="8" w:tplc="04560005" w:tentative="1">
+      <w:start w:val="1"/>
+      <w:numFmt w:val="bullet"/>
+      <w:lvlText w:val=""/>
+      <w:lvlJc w:val="left"/>
+      <w:pPr>
+        <w:ind w:left="6120" w:hanging="360"/>
+      </w:pPr>
+      <w:rPr>
+        <w:rFonts w:ascii="Wingdings" w:hAnsi="Wingdings" w:hint="default"/>
+      </w:rPr>
+    </w:lvl>
+  </w:abstractNum>
+  <w:abstractNum w:abstractNumId="15" w15:restartNumberingAfterBreak="0">
     <w:nsid w:val="3BEE68F3"/>
     <w:multiLevelType w:val="hybridMultilevel"/>
     <w:tmpl w:val="74F8ACF4"/>
@@ -7904,7 +9869,7 @@
       </w:rPr>
     </w:lvl>
   </w:abstractNum>
-  <w:abstractNum w:abstractNumId="14" w15:restartNumberingAfterBreak="0">
+  <w:abstractNum w:abstractNumId="16" w15:restartNumberingAfterBreak="0">
     <w:nsid w:val="3ECD0385"/>
     <w:multiLevelType w:val="multilevel"/>
     <w:tmpl w:val="75048AF0"/>
@@ -8026,7 +9991,7 @@
       </w:pPr>
     </w:lvl>
   </w:abstractNum>
-  <w:abstractNum w:abstractNumId="15" w15:restartNumberingAfterBreak="0">
+  <w:abstractNum w:abstractNumId="17" w15:restartNumberingAfterBreak="0">
     <w:nsid w:val="3F4F0B66"/>
     <w:multiLevelType w:val="multilevel"/>
     <w:tmpl w:val="16F61AD2"/>
@@ -8166,7 +10131,7 @@
       </w:rPr>
     </w:lvl>
   </w:abstractNum>
-  <w:abstractNum w:abstractNumId="16" w15:restartNumberingAfterBreak="0">
+  <w:abstractNum w:abstractNumId="18" w15:restartNumberingAfterBreak="0">
     <w:nsid w:val="443E3984"/>
     <w:multiLevelType w:val="multilevel"/>
     <w:tmpl w:val="8326D76A"/>
@@ -8306,7 +10271,7 @@
       </w:rPr>
     </w:lvl>
   </w:abstractNum>
-  <w:abstractNum w:abstractNumId="17" w15:restartNumberingAfterBreak="0">
+  <w:abstractNum w:abstractNumId="19" w15:restartNumberingAfterBreak="0">
     <w:nsid w:val="45941028"/>
     <w:multiLevelType w:val="multilevel"/>
     <w:tmpl w:val="271CBBD2"/>
@@ -8446,7 +10411,7 @@
       </w:rPr>
     </w:lvl>
   </w:abstractNum>
-  <w:abstractNum w:abstractNumId="18" w15:restartNumberingAfterBreak="0">
+  <w:abstractNum w:abstractNumId="20" w15:restartNumberingAfterBreak="0">
     <w:nsid w:val="4EDE63BA"/>
     <w:multiLevelType w:val="hybridMultilevel"/>
     <w:tmpl w:val="6AA6C1C0"/>
@@ -8558,7 +10523,7 @@
       </w:rPr>
     </w:lvl>
   </w:abstractNum>
-  <w:abstractNum w:abstractNumId="19" w15:restartNumberingAfterBreak="0">
+  <w:abstractNum w:abstractNumId="21" w15:restartNumberingAfterBreak="0">
     <w:nsid w:val="590F595F"/>
     <w:multiLevelType w:val="hybridMultilevel"/>
     <w:tmpl w:val="FFEA5D4C"/>
@@ -8674,7 +10639,7 @@
       </w:rPr>
     </w:lvl>
   </w:abstractNum>
-  <w:abstractNum w:abstractNumId="20" w15:restartNumberingAfterBreak="0">
+  <w:abstractNum w:abstractNumId="22" w15:restartNumberingAfterBreak="0">
     <w:nsid w:val="5E1C211B"/>
     <w:multiLevelType w:val="multilevel"/>
     <w:tmpl w:val="91CCBAAA"/>
@@ -8814,7 +10779,7 @@
       </w:rPr>
     </w:lvl>
   </w:abstractNum>
-  <w:abstractNum w:abstractNumId="21" w15:restartNumberingAfterBreak="0">
+  <w:abstractNum w:abstractNumId="23" w15:restartNumberingAfterBreak="0">
     <w:nsid w:val="66B90D75"/>
     <w:multiLevelType w:val="multilevel"/>
     <w:tmpl w:val="DFB6EF64"/>
@@ -8954,7 +10919,7 @@
       </w:rPr>
     </w:lvl>
   </w:abstractNum>
-  <w:abstractNum w:abstractNumId="22" w15:restartNumberingAfterBreak="0">
+  <w:abstractNum w:abstractNumId="24" w15:restartNumberingAfterBreak="0">
     <w:nsid w:val="685F4BBE"/>
     <w:multiLevelType w:val="multilevel"/>
     <w:tmpl w:val="13BA376C"/>
@@ -9094,7 +11059,7 @@
       </w:rPr>
     </w:lvl>
   </w:abstractNum>
-  <w:abstractNum w:abstractNumId="23" w15:restartNumberingAfterBreak="0">
+  <w:abstractNum w:abstractNumId="25" w15:restartNumberingAfterBreak="0">
     <w:nsid w:val="6E8A07E3"/>
     <w:multiLevelType w:val="hybridMultilevel"/>
     <w:tmpl w:val="FFFFFFFF"/>
@@ -9145,7 +11110,7 @@
       <w:lvlJc w:val="left"/>
     </w:lvl>
   </w:abstractNum>
-  <w:abstractNum w:abstractNumId="24" w15:restartNumberingAfterBreak="0">
+  <w:abstractNum w:abstractNumId="26" w15:restartNumberingAfterBreak="0">
     <w:nsid w:val="71B03A0B"/>
     <w:multiLevelType w:val="multilevel"/>
     <w:tmpl w:val="E03E4C1A"/>
@@ -9285,7 +11250,7 @@
       </w:rPr>
     </w:lvl>
   </w:abstractNum>
-  <w:abstractNum w:abstractNumId="25" w15:restartNumberingAfterBreak="0">
+  <w:abstractNum w:abstractNumId="27" w15:restartNumberingAfterBreak="0">
     <w:nsid w:val="79D12264"/>
     <w:multiLevelType w:val="multilevel"/>
     <w:tmpl w:val="355EE104"/>
@@ -9425,7 +11390,7 @@
       </w:rPr>
     </w:lvl>
   </w:abstractNum>
-  <w:abstractNum w:abstractNumId="26" w15:restartNumberingAfterBreak="0">
+  <w:abstractNum w:abstractNumId="28" w15:restartNumberingAfterBreak="0">
     <w:nsid w:val="7C9B084B"/>
     <w:multiLevelType w:val="multilevel"/>
     <w:tmpl w:val="A7F4BD1A"/>
@@ -9584,7 +11549,7 @@
     </w:lvl>
   </w:abstractNum>
   <w:num w:numId="1" w16cid:durableId="360328817">
-    <w:abstractNumId w:val="22"/>
+    <w:abstractNumId w:val="24"/>
   </w:num>
   <w:num w:numId="2" w16cid:durableId="407769067">
     <w:abstractNumId w:val="6"/>
@@ -9593,25 +11558,25 @@
     <w:abstractNumId w:val="2"/>
   </w:num>
   <w:num w:numId="4" w16cid:durableId="1079058023">
-    <w:abstractNumId w:val="21"/>
+    <w:abstractNumId w:val="23"/>
   </w:num>
   <w:num w:numId="5" w16cid:durableId="892734190">
-    <w:abstractNumId w:val="25"/>
+    <w:abstractNumId w:val="27"/>
   </w:num>
   <w:num w:numId="6" w16cid:durableId="979916890">
     <w:abstractNumId w:val="10"/>
   </w:num>
   <w:num w:numId="7" w16cid:durableId="127943325">
+    <w:abstractNumId w:val="28"/>
+  </w:num>
+  <w:num w:numId="8" w16cid:durableId="1877960564">
+    <w:abstractNumId w:val="18"/>
+  </w:num>
+  <w:num w:numId="9" w16cid:durableId="381254098">
     <w:abstractNumId w:val="26"/>
   </w:num>
-  <w:num w:numId="8" w16cid:durableId="1877960564">
-    <w:abstractNumId w:val="16"/>
-  </w:num>
-  <w:num w:numId="9" w16cid:durableId="381254098">
-    <w:abstractNumId w:val="24"/>
-  </w:num>
   <w:num w:numId="10" w16cid:durableId="1527213349">
-    <w:abstractNumId w:val="12"/>
+    <w:abstractNumId w:val="13"/>
   </w:num>
   <w:num w:numId="11" w16cid:durableId="1574927640">
     <w:abstractNumId w:val="4"/>
@@ -9623,19 +11588,19 @@
     <w:abstractNumId w:val="3"/>
   </w:num>
   <w:num w:numId="14" w16cid:durableId="1146168591">
-    <w:abstractNumId w:val="20"/>
+    <w:abstractNumId w:val="22"/>
   </w:num>
   <w:num w:numId="15" w16cid:durableId="488520758">
     <w:abstractNumId w:val="7"/>
   </w:num>
   <w:num w:numId="16" w16cid:durableId="649406999">
-    <w:abstractNumId w:val="15"/>
+    <w:abstractNumId w:val="17"/>
   </w:num>
   <w:num w:numId="17" w16cid:durableId="707611934">
     <w:abstractNumId w:val="8"/>
   </w:num>
   <w:num w:numId="18" w16cid:durableId="21708176">
-    <w:abstractNumId w:val="14"/>
+    <w:abstractNumId w:val="16"/>
   </w:num>
   <w:num w:numId="19" w16cid:durableId="71200757">
     <w:abstractNumId w:val="6"/>
@@ -9659,7 +11624,7 @@
     <w:abstractNumId w:val="6"/>
   </w:num>
   <w:num w:numId="26" w16cid:durableId="1003817521">
-    <w:abstractNumId w:val="17"/>
+    <w:abstractNumId w:val="19"/>
   </w:num>
   <w:num w:numId="27" w16cid:durableId="1399784841">
     <w:abstractNumId w:val="0"/>
@@ -9671,19 +11636,25 @@
     <w:abstractNumId w:val="11"/>
   </w:num>
   <w:num w:numId="30" w16cid:durableId="1307857347">
-    <w:abstractNumId w:val="23"/>
+    <w:abstractNumId w:val="25"/>
   </w:num>
   <w:num w:numId="31" w16cid:durableId="91127768">
-    <w:abstractNumId w:val="19"/>
+    <w:abstractNumId w:val="21"/>
   </w:num>
   <w:num w:numId="32" w16cid:durableId="1489786320">
-    <w:abstractNumId w:val="18"/>
+    <w:abstractNumId w:val="20"/>
   </w:num>
   <w:num w:numId="33" w16cid:durableId="273102664">
-    <w:abstractNumId w:val="13"/>
+    <w:abstractNumId w:val="15"/>
   </w:num>
   <w:num w:numId="34" w16cid:durableId="1208298760">
     <w:abstractNumId w:val="9"/>
+  </w:num>
+  <w:num w:numId="35" w16cid:durableId="1525091832">
+    <w:abstractNumId w:val="14"/>
+  </w:num>
+  <w:num w:numId="36" w16cid:durableId="78841526">
+    <w:abstractNumId w:val="12"/>
   </w:num>
 </w:numbering>
 </file>
